--- a/report_template/template_main/OncoPro_CustomEdition_SHFK_v2.0.0.docx
+++ b/report_template/template_main/OncoPro_CustomEdition_SHFK_v2.0.0.docx
@@ -1,6 +1,6 @@
 
 <file path=word/document.xml><?xml version="1.0" encoding="utf-8"?>
-<w:document xmlns:wpc="http://schemas.microsoft.com/office/word/2010/wordprocessingCanvas" xmlns:cx="http://schemas.microsoft.com/office/drawing/2014/chartex" xmlns:cx1="http://schemas.microsoft.com/office/drawing/2015/9/8/chartex" xmlns:cx2="http://schemas.microsoft.com/office/drawing/2015/10/21/chartex" xmlns:cx3="http://schemas.microsoft.com/office/drawing/2016/5/9/chartex" xmlns:cx4="http://schemas.microsoft.com/office/drawing/2016/5/10/chartex" xmlns:cx5="http://schemas.microsoft.com/office/drawing/2016/5/11/chartex" xmlns:cx6="http://schemas.microsoft.com/office/drawing/2016/5/12/chartex" xmlns:cx7="http://schemas.microsoft.com/office/drawing/2016/5/13/chartex" xmlns:cx8="http://schemas.microsoft.com/office/drawing/2016/5/14/chartex" xmlns:mc="http://schemas.openxmlformats.org/markup-compatibility/2006" xmlns:aink="http://schemas.microsoft.com/office/drawing/2016/ink" xmlns:am3d="http://schemas.microsoft.com/office/drawing/2017/model3d" xmlns:o="urn:schemas-microsoft-com:office:office" xmlns:oel="http://schemas.microsoft.com/office/2019/extlst" xmlns:r="http://schemas.openxmlformats.org/officeDocument/2006/relationships" xmlns:m="http://schemas.openxmlformats.org/officeDocument/2006/math" xmlns:v="urn:schemas-microsoft-com:vml" xmlns:wp14="http://schemas.microsoft.com/office/word/2010/wordprocessingDrawing" xmlns:wp="http://schemas.openxmlformats.org/drawingml/2006/wordprocessingDrawing" xmlns:w10="urn:schemas-microsoft-com:office:word" xmlns:w="http://schemas.openxmlformats.org/wordprocessingml/2006/main" xmlns:w14="http://schemas.microsoft.com/office/word/2010/wordml" xmlns:w15="http://schemas.microsoft.com/office/word/2012/wordml" xmlns:w16cex="http://schemas.microsoft.com/office/word/2018/wordml/cex" xmlns:w16cid="http://schemas.microsoft.com/office/word/2016/wordml/cid" xmlns:w16="http://schemas.microsoft.com/office/word/2018/wordml" xmlns:w16du="http://schemas.microsoft.com/office/word/2023/wordml/word16du" xmlns:w16sdtdh="http://schemas.microsoft.com/office/word/2020/wordml/sdtdatahash" xmlns:w16sdtfl="http://schemas.microsoft.com/office/word/2024/wordml/sdtformatlock" xmlns:w16se="http://schemas.microsoft.com/office/word/2015/wordml/symex" xmlns:wpg="http://schemas.microsoft.com/office/word/2010/wordprocessingGroup" xmlns:wpi="http://schemas.microsoft.com/office/word/2010/wordprocessingInk" xmlns:wne="http://schemas.microsoft.com/office/word/2006/wordml" xmlns:wps="http://schemas.microsoft.com/office/word/2010/wordprocessingShape" mc:Ignorable="w14 w15 w16se w16cid w16 w16cex w16sdtdh w16sdtfl w16du wp14">
+<w:document xmlns:wpc="http://schemas.microsoft.com/office/word/2010/wordprocessingCanvas" xmlns:cx="http://schemas.microsoft.com/office/drawing/2014/chartex" xmlns:cx1="http://schemas.microsoft.com/office/drawing/2015/9/8/chartex" xmlns:cx2="http://schemas.microsoft.com/office/drawing/2015/10/21/chartex" xmlns:cx3="http://schemas.microsoft.com/office/drawing/2016/5/9/chartex" xmlns:cx4="http://schemas.microsoft.com/office/drawing/2016/5/10/chartex" xmlns:cx5="http://schemas.microsoft.com/office/drawing/2016/5/11/chartex" xmlns:cx6="http://schemas.microsoft.com/office/drawing/2016/5/12/chartex" xmlns:cx7="http://schemas.microsoft.com/office/drawing/2016/5/13/chartex" xmlns:cx8="http://schemas.microsoft.com/office/drawing/2016/5/14/chartex" xmlns:mc="http://schemas.openxmlformats.org/markup-compatibility/2006" xmlns:aink="http://schemas.microsoft.com/office/drawing/2016/ink" xmlns:am3d="http://schemas.microsoft.com/office/drawing/2017/model3d" xmlns:o="urn:schemas-microsoft-com:office:office" xmlns:r="http://schemas.openxmlformats.org/officeDocument/2006/relationships" xmlns:m="http://schemas.openxmlformats.org/officeDocument/2006/math" xmlns:v="urn:schemas-microsoft-com:vml" xmlns:wp14="http://schemas.microsoft.com/office/word/2010/wordprocessingDrawing" xmlns:wp="http://schemas.openxmlformats.org/drawingml/2006/wordprocessingDrawing" xmlns:w10="urn:schemas-microsoft-com:office:word" xmlns:w="http://schemas.openxmlformats.org/wordprocessingml/2006/main" xmlns:w14="http://schemas.microsoft.com/office/word/2010/wordml" xmlns:w15="http://schemas.microsoft.com/office/word/2012/wordml" xmlns:w16cex="http://schemas.microsoft.com/office/word/2018/wordml/cex" xmlns:w16cid="http://schemas.microsoft.com/office/word/2016/wordml/cid" xmlns:w16="http://schemas.microsoft.com/office/word/2018/wordml" xmlns:w16sdtdh="http://schemas.microsoft.com/office/word/2020/wordml/sdtdatahash" xmlns:w16se="http://schemas.microsoft.com/office/word/2015/wordml/symex" xmlns:wpg="http://schemas.microsoft.com/office/word/2010/wordprocessingGroup" xmlns:wpi="http://schemas.microsoft.com/office/word/2010/wordprocessingInk" xmlns:wne="http://schemas.microsoft.com/office/word/2006/wordml" xmlns:wps="http://schemas.microsoft.com/office/word/2010/wordprocessingShape" mc:Ignorable="w14 w15 w16se w16cid w16 w16cex w16sdtdh wp14">
   <w:body>
     <w:p>
       <w:pPr>
@@ -156,7 +156,7 @@
               </wp:anchor>
             </w:drawing>
           </mc:Choice>
-          <mc:Fallback xmlns:wpsCustomData="http://www.wps.cn/officeDocument/2013/wpsCustomData">
+          <mc:Fallback xmlns:oel="http://schemas.microsoft.com/office/2019/extlst" xmlns:w16du="http://schemas.microsoft.com/office/word/2023/wordml/word16du" xmlns:w16sdtfl="http://schemas.microsoft.com/office/word/2024/wordml/sdtformatlock" xmlns:wpsCustomData="http://www.wps.cn/officeDocument/2013/wpsCustomData">
             <w:pict>
               <v:shape id="_x0000_s1026" o:spid="_x0000_s1026" o:spt="32" type="#_x0000_t32" style="position:absolute;left:0pt;margin-left:-0.5pt;margin-top:48.35pt;height:0pt;width:468pt;z-index:251659264;mso-width-relative:page;mso-height-relative:page;" filled="f" stroked="t" coordsize="21600,21600" o:gfxdata="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">
                 <v:fill on="f" focussize="0,0"/>
@@ -241,6 +241,7 @@
               </w:rPr>
               <w:t>{{</w:t>
             </w:r>
+            <w:proofErr w:type="spellStart"/>
             <w:proofErr w:type="gramStart"/>
             <w:r>
               <w:rPr>
@@ -257,7 +258,16 @@
                 <w:b/>
                 <w:sz w:val="24"/>
               </w:rPr>
-              <w:t>_id}}</w:t>
+              <w:t>_id</w:t>
+            </w:r>
+            <w:proofErr w:type="spellEnd"/>
+            <w:r>
+              <w:rPr>
+                <w:rFonts w:ascii="宋体" w:hAnsi="宋体"/>
+                <w:b/>
+                <w:sz w:val="24"/>
+              </w:rPr>
+              <w:t>}}</w:t>
             </w:r>
           </w:p>
         </w:tc>
@@ -273,13 +283,13 @@
           <w:p>
             <w:pPr>
               <w:rPr>
+                <w:rFonts w:ascii="宋体" w:hAnsi="宋体"/>
+                <w:sz w:val="24"/>
+              </w:rPr>
+            </w:pPr>
+            <w:r>
+              <w:rPr>
                 <w:rFonts w:ascii="宋体" w:hAnsi="宋体" w:hint="eastAsia"/>
-                <w:sz w:val="24"/>
-              </w:rPr>
-            </w:pPr>
-            <w:r>
-              <w:rPr>
-                <w:rFonts w:ascii="宋体" w:hAnsi="宋体" w:hint="eastAsia"/>
                 <w:bCs/>
                 <w:sz w:val="24"/>
               </w:rPr>
@@ -293,6 +303,7 @@
               </w:rPr>
               <w:t>{{</w:t>
             </w:r>
+            <w:proofErr w:type="spellStart"/>
             <w:proofErr w:type="gramStart"/>
             <w:r>
               <w:rPr>
@@ -309,7 +320,16 @@
                 <w:bCs/>
                 <w:sz w:val="24"/>
               </w:rPr>
-              <w:t>_name}}</w:t>
+              <w:t>_name</w:t>
+            </w:r>
+            <w:proofErr w:type="spellEnd"/>
+            <w:r>
+              <w:rPr>
+                <w:rFonts w:ascii="宋体" w:hAnsi="宋体"/>
+                <w:bCs/>
+                <w:sz w:val="24"/>
+              </w:rPr>
+              <w:t>}}</w:t>
             </w:r>
           </w:p>
         </w:tc>
@@ -321,13 +341,13 @@
           <w:p>
             <w:pPr>
               <w:rPr>
+                <w:rFonts w:ascii="宋体" w:hAnsi="宋体"/>
+                <w:sz w:val="24"/>
+              </w:rPr>
+            </w:pPr>
+            <w:r>
+              <w:rPr>
                 <w:rFonts w:ascii="宋体" w:hAnsi="宋体" w:hint="eastAsia"/>
-                <w:sz w:val="24"/>
-              </w:rPr>
-            </w:pPr>
-            <w:r>
-              <w:rPr>
-                <w:rFonts w:ascii="宋体" w:hAnsi="宋体" w:hint="eastAsia"/>
                 <w:bCs/>
                 <w:sz w:val="24"/>
               </w:rPr>
@@ -341,6 +361,7 @@
               </w:rPr>
               <w:t>{{</w:t>
             </w:r>
+            <w:proofErr w:type="spellStart"/>
             <w:proofErr w:type="gramStart"/>
             <w:r>
               <w:rPr>
@@ -350,6 +371,7 @@
               </w:rPr>
               <w:t>sample.gender</w:t>
             </w:r>
+            <w:proofErr w:type="spellEnd"/>
             <w:proofErr w:type="gramEnd"/>
             <w:r>
               <w:rPr>
@@ -368,14 +390,14 @@
           <w:p>
             <w:pPr>
               <w:rPr>
+                <w:rFonts w:ascii="宋体" w:hAnsi="宋体"/>
+                <w:b/>
+                <w:sz w:val="24"/>
+              </w:rPr>
+            </w:pPr>
+            <w:r>
+              <w:rPr>
                 <w:rFonts w:ascii="宋体" w:hAnsi="宋体" w:hint="eastAsia"/>
-                <w:b/>
-                <w:sz w:val="24"/>
-              </w:rPr>
-            </w:pPr>
-            <w:r>
-              <w:rPr>
-                <w:rFonts w:ascii="宋体" w:hAnsi="宋体" w:hint="eastAsia"/>
                 <w:bCs/>
                 <w:sz w:val="24"/>
               </w:rPr>
@@ -387,7 +409,25 @@
                 <w:bCs/>
                 <w:sz w:val="24"/>
               </w:rPr>
-              <w:t>{{sample.age}}</w:t>
+              <w:t>{{</w:t>
+            </w:r>
+            <w:proofErr w:type="spellStart"/>
+            <w:r>
+              <w:rPr>
+                <w:rFonts w:ascii="宋体" w:hAnsi="宋体"/>
+                <w:bCs/>
+                <w:sz w:val="24"/>
+              </w:rPr>
+              <w:t>sample.age</w:t>
+            </w:r>
+            <w:proofErr w:type="spellEnd"/>
+            <w:r>
+              <w:rPr>
+                <w:rFonts w:ascii="宋体" w:hAnsi="宋体"/>
+                <w:bCs/>
+                <w:sz w:val="24"/>
+              </w:rPr>
+              <w:t>}}</w:t>
             </w:r>
           </w:p>
         </w:tc>
@@ -417,6 +457,7 @@
               </w:rPr>
               <w:t>{{</w:t>
             </w:r>
+            <w:proofErr w:type="spellStart"/>
             <w:proofErr w:type="gramStart"/>
             <w:r>
               <w:rPr>
@@ -433,25 +474,16 @@
                 <w:bCs/>
                 <w:sz w:val="24"/>
               </w:rPr>
-              <w:t>_data|</w:t>
-            </w:r>
-            <w:proofErr w:type="gramStart"/>
-            <w:r>
-              <w:rPr>
-                <w:rFonts w:ascii="宋体" w:hAnsi="宋体"/>
-                <w:bCs/>
-                <w:sz w:val="24"/>
-              </w:rPr>
-              <w:t>replace(</w:t>
-            </w:r>
-            <w:proofErr w:type="gramEnd"/>
-            <w:r>
-              <w:rPr>
-                <w:rFonts w:ascii="宋体" w:hAnsi="宋体"/>
-                <w:bCs/>
-                <w:sz w:val="24"/>
-              </w:rPr>
-              <w:t>“-”,”.”)}}</w:t>
+              <w:t>_data|replace</w:t>
+            </w:r>
+            <w:proofErr w:type="spellEnd"/>
+            <w:r>
+              <w:rPr>
+                <w:rFonts w:ascii="宋体" w:hAnsi="宋体"/>
+                <w:bCs/>
+                <w:sz w:val="24"/>
+              </w:rPr>
+              <w:t>(“-”,”.”)}}</w:t>
             </w:r>
           </w:p>
         </w:tc>
@@ -467,7 +499,7 @@
           <w:p>
             <w:pPr>
               <w:rPr>
-                <w:rFonts w:ascii="宋体" w:hAnsi="宋体" w:hint="eastAsia"/>
+                <w:rFonts w:ascii="宋体" w:hAnsi="宋体"/>
                 <w:bCs/>
                 <w:sz w:val="24"/>
               </w:rPr>
@@ -490,17 +522,17 @@
           <w:p>
             <w:pPr>
               <w:rPr>
+                <w:rFonts w:ascii="宋体" w:hAnsi="宋体"/>
+                <w:bCs/>
+                <w:sz w:val="24"/>
+              </w:rPr>
+            </w:pPr>
+            <w:r>
+              <w:rPr>
                 <w:rFonts w:ascii="宋体" w:hAnsi="宋体" w:hint="eastAsia"/>
                 <w:bCs/>
                 <w:sz w:val="24"/>
               </w:rPr>
-            </w:pPr>
-            <w:r>
-              <w:rPr>
-                <w:rFonts w:ascii="宋体" w:hAnsi="宋体" w:hint="eastAsia"/>
-                <w:bCs/>
-                <w:sz w:val="24"/>
-              </w:rPr>
               <w:t>标本科室：</w:t>
             </w:r>
             <w:r>
@@ -511,6 +543,7 @@
               </w:rPr>
               <w:t>{{</w:t>
             </w:r>
+            <w:proofErr w:type="spellStart"/>
             <w:proofErr w:type="gramStart"/>
             <w:r>
               <w:rPr>
@@ -527,7 +560,16 @@
                 <w:bCs/>
                 <w:sz w:val="24"/>
               </w:rPr>
-              <w:t>_depart}}</w:t>
+              <w:t>_depart</w:t>
+            </w:r>
+            <w:proofErr w:type="spellEnd"/>
+            <w:r>
+              <w:rPr>
+                <w:rFonts w:ascii="宋体" w:hAnsi="宋体"/>
+                <w:bCs/>
+                <w:sz w:val="24"/>
+              </w:rPr>
+              <w:t>}}</w:t>
             </w:r>
           </w:p>
         </w:tc>
@@ -558,6 +600,7 @@
               </w:rPr>
               <w:t>{{</w:t>
             </w:r>
+            <w:proofErr w:type="spellStart"/>
             <w:proofErr w:type="gramStart"/>
             <w:r>
               <w:rPr>
@@ -574,7 +617,16 @@
                 <w:bCs/>
                 <w:sz w:val="24"/>
               </w:rPr>
-              <w:t>_no}}</w:t>
+              <w:t>_no</w:t>
+            </w:r>
+            <w:proofErr w:type="spellEnd"/>
+            <w:r>
+              <w:rPr>
+                <w:rFonts w:ascii="宋体" w:hAnsi="宋体"/>
+                <w:bCs/>
+                <w:sz w:val="24"/>
+              </w:rPr>
+              <w:t>}}</w:t>
             </w:r>
           </w:p>
         </w:tc>
@@ -591,7 +643,7 @@
           <w:p>
             <w:pPr>
               <w:rPr>
-                <w:rFonts w:ascii="宋体" w:hAnsi="宋体" w:hint="eastAsia"/>
+                <w:rFonts w:ascii="宋体" w:hAnsi="宋体"/>
                 <w:bCs/>
                 <w:sz w:val="24"/>
               </w:rPr>
@@ -614,17 +666,17 @@
           <w:p>
             <w:pPr>
               <w:rPr>
+                <w:rFonts w:ascii="宋体" w:hAnsi="宋体"/>
+                <w:bCs/>
+                <w:sz w:val="24"/>
+              </w:rPr>
+            </w:pPr>
+            <w:r>
+              <w:rPr>
                 <w:rFonts w:ascii="宋体" w:hAnsi="宋体" w:hint="eastAsia"/>
                 <w:bCs/>
                 <w:sz w:val="24"/>
               </w:rPr>
-            </w:pPr>
-            <w:r>
-              <w:rPr>
-                <w:rFonts w:ascii="宋体" w:hAnsi="宋体" w:hint="eastAsia"/>
-                <w:bCs/>
-                <w:sz w:val="24"/>
-              </w:rPr>
               <w:t>床号：</w:t>
             </w:r>
             <w:r>
@@ -633,7 +685,25 @@
                 <w:bCs/>
                 <w:sz w:val="24"/>
               </w:rPr>
-              <w:t>{{sample.bed_number}}</w:t>
+              <w:t>{{</w:t>
+            </w:r>
+            <w:proofErr w:type="spellStart"/>
+            <w:r>
+              <w:rPr>
+                <w:rFonts w:ascii="宋体" w:hAnsi="宋体"/>
+                <w:bCs/>
+                <w:sz w:val="24"/>
+              </w:rPr>
+              <w:t>sample.bed_number</w:t>
+            </w:r>
+            <w:proofErr w:type="spellEnd"/>
+            <w:r>
+              <w:rPr>
+                <w:rFonts w:ascii="宋体" w:hAnsi="宋体"/>
+                <w:bCs/>
+                <w:sz w:val="24"/>
+              </w:rPr>
+              <w:t>}}</w:t>
             </w:r>
           </w:p>
         </w:tc>
@@ -662,7 +732,35 @@
                 <w:bCs/>
                 <w:sz w:val="24"/>
               </w:rPr>
-              <w:t>{{sample.outpatient_service_no}}</w:t>
+              <w:t>{{</w:t>
+            </w:r>
+            <w:proofErr w:type="spellStart"/>
+            <w:proofErr w:type="gramStart"/>
+            <w:r>
+              <w:rPr>
+                <w:rFonts w:ascii="宋体" w:hAnsi="宋体"/>
+                <w:bCs/>
+                <w:sz w:val="24"/>
+              </w:rPr>
+              <w:t>sample.outpatient</w:t>
+            </w:r>
+            <w:proofErr w:type="gramEnd"/>
+            <w:r>
+              <w:rPr>
+                <w:rFonts w:ascii="宋体" w:hAnsi="宋体"/>
+                <w:bCs/>
+                <w:sz w:val="24"/>
+              </w:rPr>
+              <w:t>_service_no</w:t>
+            </w:r>
+            <w:proofErr w:type="spellEnd"/>
+            <w:r>
+              <w:rPr>
+                <w:rFonts w:ascii="宋体" w:hAnsi="宋体"/>
+                <w:bCs/>
+                <w:sz w:val="24"/>
+              </w:rPr>
+              <w:t>}}</w:t>
             </w:r>
           </w:p>
         </w:tc>
@@ -671,7 +769,7 @@
     <w:p>
       <w:pPr>
         <w:rPr>
-          <w:rFonts w:ascii="宋体" w:hAnsi="宋体" w:hint="eastAsia"/>
+          <w:rFonts w:ascii="宋体" w:hAnsi="宋体"/>
           <w:b/>
           <w:sz w:val="24"/>
         </w:rPr>
@@ -728,7 +826,7 @@
               </wp:anchor>
             </w:drawing>
           </mc:Choice>
-          <mc:Fallback xmlns:wpsCustomData="http://www.wps.cn/officeDocument/2013/wpsCustomData">
+          <mc:Fallback xmlns:oel="http://schemas.microsoft.com/office/2019/extlst" xmlns:w16du="http://schemas.microsoft.com/office/word/2023/wordml/word16du" xmlns:w16sdtfl="http://schemas.microsoft.com/office/word/2024/wordml/sdtformatlock" xmlns:wpsCustomData="http://www.wps.cn/officeDocument/2013/wpsCustomData">
             <w:pict>
               <v:shape id="_x0000_s1026" o:spid="_x0000_s1026" o:spt="32" type="#_x0000_t32" style="position:absolute;left:0pt;margin-left:-0.3pt;margin-top:8.85pt;height:0pt;width:468pt;z-index:251660288;mso-width-relative:page;mso-height-relative:page;" filled="f" stroked="t" coordsize="21600,21600" o:gfxdata="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">
                 <v:fill on="f" focussize="0,0"/>
@@ -744,7 +842,7 @@
     <w:p>
       <w:pPr>
         <w:rPr>
-          <w:rFonts w:ascii="宋体" w:hAnsi="宋体" w:hint="eastAsia"/>
+          <w:rFonts w:ascii="宋体" w:hAnsi="宋体"/>
           <w:bCs/>
           <w:sz w:val="24"/>
         </w:rPr>
@@ -779,7 +877,7 @@
         <w:spacing w:line="300" w:lineRule="auto"/>
         <w:jc w:val="left"/>
         <w:rPr>
-          <w:rFonts w:ascii="宋体" w:hAnsi="宋体" w:hint="eastAsia"/>
+          <w:rFonts w:ascii="宋体" w:hAnsi="宋体"/>
           <w:bCs/>
           <w:sz w:val="24"/>
         </w:rPr>
@@ -830,7 +928,35 @@
           <w:bCs/>
           <w:sz w:val="24"/>
         </w:rPr>
-        <w:t>{{sample.pathol_diagn}}</w:t>
+        <w:t>{{</w:t>
+      </w:r>
+      <w:proofErr w:type="spellStart"/>
+      <w:proofErr w:type="gramStart"/>
+      <w:r>
+        <w:rPr>
+          <w:rFonts w:ascii="宋体" w:hAnsi="宋体"/>
+          <w:bCs/>
+          <w:sz w:val="24"/>
+        </w:rPr>
+        <w:t>sample.pathol</w:t>
+      </w:r>
+      <w:proofErr w:type="gramEnd"/>
+      <w:r>
+        <w:rPr>
+          <w:rFonts w:ascii="宋体" w:hAnsi="宋体"/>
+          <w:bCs/>
+          <w:sz w:val="24"/>
+        </w:rPr>
+        <w:t>_diagn</w:t>
+      </w:r>
+      <w:proofErr w:type="spellEnd"/>
+      <w:r>
+        <w:rPr>
+          <w:rFonts w:ascii="宋体" w:hAnsi="宋体"/>
+          <w:bCs/>
+          <w:sz w:val="24"/>
+        </w:rPr>
+        <w:t>}}</w:t>
       </w:r>
     </w:p>
     <w:p>
@@ -838,7 +964,7 @@
         <w:spacing w:line="300" w:lineRule="auto"/>
         <w:jc w:val="left"/>
         <w:rPr>
-          <w:rFonts w:ascii="宋体" w:hAnsi="宋体" w:hint="eastAsia"/>
+          <w:rFonts w:ascii="宋体" w:hAnsi="宋体"/>
           <w:bCs/>
           <w:sz w:val="24"/>
         </w:rPr>
@@ -857,7 +983,25 @@
           <w:bCs/>
           <w:sz w:val="24"/>
         </w:rPr>
-        <w:t>{{sample.sample_type}}</w:t>
+        <w:t>{{</w:t>
+      </w:r>
+      <w:proofErr w:type="spellStart"/>
+      <w:r>
+        <w:rPr>
+          <w:rFonts w:ascii="宋体" w:hAnsi="宋体"/>
+          <w:bCs/>
+          <w:sz w:val="24"/>
+        </w:rPr>
+        <w:t>sample.sample_type</w:t>
+      </w:r>
+      <w:proofErr w:type="spellEnd"/>
+      <w:r>
+        <w:rPr>
+          <w:rFonts w:ascii="宋体" w:hAnsi="宋体"/>
+          <w:bCs/>
+          <w:sz w:val="24"/>
+        </w:rPr>
+        <w:t>}}</w:t>
       </w:r>
     </w:p>
     <w:p>
@@ -974,7 +1118,80 @@
           <w:bCs/>
           <w:sz w:val="24"/>
         </w:rPr>
-        <w:t>{%if sample.tumor_content%}{{sample.tumor_content}}{%else%}{%if lib_quality_control and lib_quality_control.lib_dna_qc and lib_quality_control.lib_dna_qc.tumor_content%}{{lib_quality_control.lib_dna_qc.tumor_content}}{%else%}{%endif%}{%endif%}</w:t>
+        <w:t xml:space="preserve">{%if </w:t>
+      </w:r>
+      <w:proofErr w:type="spellStart"/>
+      <w:proofErr w:type="gramStart"/>
+      <w:r>
+        <w:rPr>
+          <w:bCs/>
+          <w:sz w:val="24"/>
+        </w:rPr>
+        <w:t>sample.tumor</w:t>
+      </w:r>
+      <w:proofErr w:type="gramEnd"/>
+      <w:r>
+        <w:rPr>
+          <w:bCs/>
+          <w:sz w:val="24"/>
+        </w:rPr>
+        <w:t>_content</w:t>
+      </w:r>
+      <w:proofErr w:type="spellEnd"/>
+      <w:r>
+        <w:rPr>
+          <w:bCs/>
+          <w:sz w:val="24"/>
+        </w:rPr>
+        <w:t>%}{{</w:t>
+      </w:r>
+      <w:proofErr w:type="spellStart"/>
+      <w:r>
+        <w:rPr>
+          <w:bCs/>
+          <w:sz w:val="24"/>
+        </w:rPr>
+        <w:t>sample.tumor_content</w:t>
+      </w:r>
+      <w:proofErr w:type="spellEnd"/>
+      <w:r>
+        <w:rPr>
+          <w:bCs/>
+          <w:sz w:val="24"/>
+        </w:rPr>
+        <w:t xml:space="preserve">}}{%else%}{%if </w:t>
+      </w:r>
+      <w:proofErr w:type="spellStart"/>
+      <w:r>
+        <w:rPr>
+          <w:bCs/>
+          <w:sz w:val="24"/>
+        </w:rPr>
+        <w:t>lib_quality_control</w:t>
+      </w:r>
+      <w:proofErr w:type="spellEnd"/>
+      <w:r>
+        <w:rPr>
+          <w:bCs/>
+          <w:sz w:val="24"/>
+        </w:rPr>
+        <w:t xml:space="preserve"> and </w:t>
+      </w:r>
+      <w:proofErr w:type="spellStart"/>
+      <w:r>
+        <w:rPr>
+          <w:bCs/>
+          <w:sz w:val="24"/>
+        </w:rPr>
+        <w:t>lib_quality_control.lib_dna_qc</w:t>
+      </w:r>
+      <w:proofErr w:type="spellEnd"/>
+      <w:r>
+        <w:rPr>
+          <w:bCs/>
+          <w:sz w:val="24"/>
+        </w:rPr>
+        <w:t xml:space="preserve"> and lib_quality_control.lib_dna_qc.tumor_content%}{{lib_quality_control.lib_dna_qc.tumor_content}}{%else%}{%endif%}{%endif%}</w:t>
       </w:r>
     </w:p>
     <w:p>
@@ -1020,15 +1237,69 @@
           <w:bCs/>
           <w:sz w:val="24"/>
         </w:rPr>
-        <w:t>、生信质控：</w:t>
-      </w:r>
+        <w:t>、</w:t>
+      </w:r>
+      <w:proofErr w:type="gramStart"/>
       <w:r>
         <w:rPr>
           <w:rFonts w:hint="eastAsia"/>
           <w:bCs/>
           <w:sz w:val="24"/>
         </w:rPr>
-        <w:t>{%if qc.dna_data_qc.depth_ssbc_num &gt;= 400 and qc.dna_data_qc.cleandata_q30_num &gt;= 0.75 and qc.dna_data_qc.depth_rna_ctrl_num &gt;= 10%}</w:t>
+        <w:t>生信质</w:t>
+      </w:r>
+      <w:proofErr w:type="gramEnd"/>
+      <w:r>
+        <w:rPr>
+          <w:rFonts w:hint="eastAsia"/>
+          <w:bCs/>
+          <w:sz w:val="24"/>
+        </w:rPr>
+        <w:t>控：</w:t>
+      </w:r>
+      <w:r>
+        <w:rPr>
+          <w:rFonts w:hint="eastAsia"/>
+          <w:bCs/>
+          <w:sz w:val="24"/>
+        </w:rPr>
+        <w:t xml:space="preserve">{%if </w:t>
+      </w:r>
+      <w:proofErr w:type="spellStart"/>
+      <w:r>
+        <w:rPr>
+          <w:rFonts w:hint="eastAsia"/>
+          <w:bCs/>
+          <w:sz w:val="24"/>
+        </w:rPr>
+        <w:t>qc.dna_data_qc.depth_ssbc_num</w:t>
+      </w:r>
+      <w:proofErr w:type="spellEnd"/>
+      <w:r>
+        <w:rPr>
+          <w:rFonts w:hint="eastAsia"/>
+          <w:bCs/>
+          <w:sz w:val="24"/>
+        </w:rPr>
+        <w:t xml:space="preserve"> &gt;= 400 and qc.dna_data_qc.cleandata_q30_num &gt;= 0.75 and </w:t>
+      </w:r>
+      <w:proofErr w:type="spellStart"/>
+      <w:r>
+        <w:rPr>
+          <w:rFonts w:hint="eastAsia"/>
+          <w:bCs/>
+          <w:sz w:val="24"/>
+        </w:rPr>
+        <w:t>qc.dna_data_qc.depth_rna_ctrl_num</w:t>
+      </w:r>
+      <w:proofErr w:type="spellEnd"/>
+      <w:r>
+        <w:rPr>
+          <w:rFonts w:hint="eastAsia"/>
+          <w:bCs/>
+          <w:sz w:val="24"/>
+        </w:rPr>
+        <w:t xml:space="preserve"> &gt;= 10%}</w:t>
       </w:r>
       <w:r>
         <w:rPr>
@@ -1066,7 +1337,7 @@
     <w:p>
       <w:pPr>
         <w:rPr>
-          <w:rFonts w:ascii="宋体" w:hAnsi="宋体" w:hint="eastAsia"/>
+          <w:rFonts w:ascii="宋体" w:hAnsi="宋体"/>
           <w:bCs/>
           <w:sz w:val="24"/>
         </w:rPr>
@@ -1075,7 +1346,7 @@
     <w:p>
       <w:pPr>
         <w:rPr>
-          <w:rFonts w:ascii="宋体" w:hAnsi="宋体" w:hint="eastAsia"/>
+          <w:rFonts w:ascii="宋体" w:hAnsi="宋体"/>
           <w:bCs/>
           <w:sz w:val="24"/>
         </w:rPr>
@@ -1125,7 +1396,7 @@
               <w:spacing w:line="276" w:lineRule="auto"/>
               <w:jc w:val="center"/>
               <w:rPr>
-                <w:rFonts w:ascii="宋体" w:hAnsi="宋体" w:hint="eastAsia"/>
+                <w:rFonts w:ascii="宋体" w:hAnsi="宋体"/>
                 <w:bCs/>
                 <w:sz w:val="24"/>
               </w:rPr>
@@ -1151,7 +1422,7 @@
               <w:spacing w:line="276" w:lineRule="auto"/>
               <w:jc w:val="center"/>
               <w:rPr>
-                <w:rFonts w:ascii="宋体" w:hAnsi="宋体" w:hint="eastAsia"/>
+                <w:rFonts w:ascii="宋体" w:hAnsi="宋体"/>
                 <w:bCs/>
                 <w:sz w:val="24"/>
               </w:rPr>
@@ -1176,7 +1447,7 @@
               <w:spacing w:line="276" w:lineRule="auto"/>
               <w:jc w:val="center"/>
               <w:rPr>
-                <w:rFonts w:ascii="宋体" w:hAnsi="宋体" w:hint="eastAsia"/>
+                <w:rFonts w:ascii="宋体" w:hAnsi="宋体"/>
                 <w:bCs/>
                 <w:sz w:val="24"/>
               </w:rPr>
@@ -1201,7 +1472,7 @@
               <w:spacing w:line="276" w:lineRule="auto"/>
               <w:jc w:val="center"/>
               <w:rPr>
-                <w:rFonts w:ascii="宋体" w:hAnsi="宋体" w:hint="eastAsia"/>
+                <w:rFonts w:ascii="宋体" w:hAnsi="宋体"/>
                 <w:bCs/>
                 <w:sz w:val="24"/>
               </w:rPr>
@@ -1233,7 +1504,7 @@
               <w:wordWrap w:val="0"/>
               <w:jc w:val="center"/>
               <w:rPr>
-                <w:rFonts w:ascii="宋体" w:hAnsi="宋体" w:hint="eastAsia"/>
+                <w:rFonts w:ascii="宋体" w:hAnsi="宋体"/>
                 <w:bCs/>
                 <w:iCs/>
                 <w:sz w:val="24"/>
@@ -1284,6 +1555,7 @@
               </w:rPr>
               <w:t>PIK3CA</w:t>
             </w:r>
+            <w:proofErr w:type="gramStart"/>
             <w:r>
               <w:rPr>
                 <w:rFonts w:ascii="宋体" w:hAnsi="宋体"/>
@@ -1300,7 +1572,17 @@
                 <w:iCs/>
                 <w:sz w:val="24"/>
               </w:rPr>
-              <w:t>]%}</w:t>
+              <w:t>]%</w:t>
+            </w:r>
+            <w:proofErr w:type="gramEnd"/>
+            <w:r>
+              <w:rPr>
+                <w:rFonts w:ascii="宋体" w:hAnsi="宋体"/>
+                <w:bCs/>
+                <w:iCs/>
+                <w:sz w:val="24"/>
+              </w:rPr>
+              <w:t>}</w:t>
             </w:r>
           </w:p>
         </w:tc>
@@ -1321,7 +1603,7 @@
               <w:wordWrap w:val="0"/>
               <w:jc w:val="center"/>
               <w:rPr>
-                <w:rFonts w:ascii="宋体" w:hAnsi="宋体" w:hint="eastAsia"/>
+                <w:rFonts w:ascii="宋体" w:hAnsi="宋体"/>
                 <w:bCs/>
                 <w:iCs/>
                 <w:sz w:val="24"/>
@@ -1334,7 +1616,107 @@
                 <w:iCs/>
                 <w:sz w:val="24"/>
               </w:rPr>
-              <w:t>{%tr if [(var.var_somatic.level_I + var.var_somatic.level_II + var.var_somatic.level_onco_nodrug + var.var_somatic.level_III), gene]|cqfy_cp40_gene_var_list %}</w:t>
+              <w:t>{%tr if [(</w:t>
+            </w:r>
+            <w:proofErr w:type="spellStart"/>
+            <w:r>
+              <w:rPr>
+                <w:rFonts w:ascii="宋体" w:hAnsi="宋体"/>
+                <w:bCs/>
+                <w:iCs/>
+                <w:sz w:val="24"/>
+              </w:rPr>
+              <w:t>var.var_</w:t>
+            </w:r>
+            <w:proofErr w:type="gramStart"/>
+            <w:r>
+              <w:rPr>
+                <w:rFonts w:ascii="宋体" w:hAnsi="宋体"/>
+                <w:bCs/>
+                <w:iCs/>
+                <w:sz w:val="24"/>
+              </w:rPr>
+              <w:t>somatic.level</w:t>
+            </w:r>
+            <w:proofErr w:type="gramEnd"/>
+            <w:r>
+              <w:rPr>
+                <w:rFonts w:ascii="宋体" w:hAnsi="宋体"/>
+                <w:bCs/>
+                <w:iCs/>
+                <w:sz w:val="24"/>
+              </w:rPr>
+              <w:t>_I</w:t>
+            </w:r>
+            <w:proofErr w:type="spellEnd"/>
+            <w:r>
+              <w:rPr>
+                <w:rFonts w:ascii="宋体" w:hAnsi="宋体"/>
+                <w:bCs/>
+                <w:iCs/>
+                <w:sz w:val="24"/>
+              </w:rPr>
+              <w:t xml:space="preserve"> + </w:t>
+            </w:r>
+            <w:proofErr w:type="spellStart"/>
+            <w:r>
+              <w:rPr>
+                <w:rFonts w:ascii="宋体" w:hAnsi="宋体"/>
+                <w:bCs/>
+                <w:iCs/>
+                <w:sz w:val="24"/>
+              </w:rPr>
+              <w:t>var.var_somatic.level_II</w:t>
+            </w:r>
+            <w:proofErr w:type="spellEnd"/>
+            <w:r>
+              <w:rPr>
+                <w:rFonts w:ascii="宋体" w:hAnsi="宋体"/>
+                <w:bCs/>
+                <w:iCs/>
+                <w:sz w:val="24"/>
+              </w:rPr>
+              <w:t xml:space="preserve"> + </w:t>
+            </w:r>
+            <w:proofErr w:type="spellStart"/>
+            <w:r>
+              <w:rPr>
+                <w:rFonts w:ascii="宋体" w:hAnsi="宋体"/>
+                <w:bCs/>
+                <w:iCs/>
+                <w:sz w:val="24"/>
+              </w:rPr>
+              <w:t>var.var_somatic.level_onco_nodrug</w:t>
+            </w:r>
+            <w:proofErr w:type="spellEnd"/>
+            <w:r>
+              <w:rPr>
+                <w:rFonts w:ascii="宋体" w:hAnsi="宋体"/>
+                <w:bCs/>
+                <w:iCs/>
+                <w:sz w:val="24"/>
+              </w:rPr>
+              <w:t xml:space="preserve"> + </w:t>
+            </w:r>
+            <w:proofErr w:type="spellStart"/>
+            <w:r>
+              <w:rPr>
+                <w:rFonts w:ascii="宋体" w:hAnsi="宋体"/>
+                <w:bCs/>
+                <w:iCs/>
+                <w:sz w:val="24"/>
+              </w:rPr>
+              <w:t>var.var_somatic.level_III</w:t>
+            </w:r>
+            <w:proofErr w:type="spellEnd"/>
+            <w:r>
+              <w:rPr>
+                <w:rFonts w:ascii="宋体" w:hAnsi="宋体"/>
+                <w:bCs/>
+                <w:iCs/>
+                <w:sz w:val="24"/>
+              </w:rPr>
+              <w:t>), gene]|cqfy_cp40_gene_var_list %}</w:t>
             </w:r>
           </w:p>
         </w:tc>
@@ -1355,7 +1737,7 @@
               <w:wordWrap w:val="0"/>
               <w:jc w:val="center"/>
               <w:rPr>
-                <w:rFonts w:ascii="宋体" w:hAnsi="宋体" w:hint="eastAsia"/>
+                <w:rFonts w:ascii="宋体" w:hAnsi="宋体"/>
                 <w:bCs/>
                 <w:iCs/>
                 <w:sz w:val="24"/>
@@ -1386,7 +1768,107 @@
                 <w:iCs/>
                 <w:sz w:val="24"/>
               </w:rPr>
-              <w:t xml:space="preserve"> [(var.var_somatic.level_I + var.var_somatic.level_II + var.var_somatic.level_onco_nodrug + var.var_somatic.level_III), gene]|cqfy_cp40_gene_var_list %}</w:t>
+              <w:t xml:space="preserve"> [(</w:t>
+            </w:r>
+            <w:proofErr w:type="spellStart"/>
+            <w:r>
+              <w:rPr>
+                <w:rFonts w:ascii="宋体" w:hAnsi="宋体"/>
+                <w:bCs/>
+                <w:iCs/>
+                <w:sz w:val="24"/>
+              </w:rPr>
+              <w:t>var.var_</w:t>
+            </w:r>
+            <w:proofErr w:type="gramStart"/>
+            <w:r>
+              <w:rPr>
+                <w:rFonts w:ascii="宋体" w:hAnsi="宋体"/>
+                <w:bCs/>
+                <w:iCs/>
+                <w:sz w:val="24"/>
+              </w:rPr>
+              <w:t>somatic.level</w:t>
+            </w:r>
+            <w:proofErr w:type="gramEnd"/>
+            <w:r>
+              <w:rPr>
+                <w:rFonts w:ascii="宋体" w:hAnsi="宋体"/>
+                <w:bCs/>
+                <w:iCs/>
+                <w:sz w:val="24"/>
+              </w:rPr>
+              <w:t>_I</w:t>
+            </w:r>
+            <w:proofErr w:type="spellEnd"/>
+            <w:r>
+              <w:rPr>
+                <w:rFonts w:ascii="宋体" w:hAnsi="宋体"/>
+                <w:bCs/>
+                <w:iCs/>
+                <w:sz w:val="24"/>
+              </w:rPr>
+              <w:t xml:space="preserve"> + </w:t>
+            </w:r>
+            <w:proofErr w:type="spellStart"/>
+            <w:r>
+              <w:rPr>
+                <w:rFonts w:ascii="宋体" w:hAnsi="宋体"/>
+                <w:bCs/>
+                <w:iCs/>
+                <w:sz w:val="24"/>
+              </w:rPr>
+              <w:t>var.var_somatic.level_II</w:t>
+            </w:r>
+            <w:proofErr w:type="spellEnd"/>
+            <w:r>
+              <w:rPr>
+                <w:rFonts w:ascii="宋体" w:hAnsi="宋体"/>
+                <w:bCs/>
+                <w:iCs/>
+                <w:sz w:val="24"/>
+              </w:rPr>
+              <w:t xml:space="preserve"> + </w:t>
+            </w:r>
+            <w:proofErr w:type="spellStart"/>
+            <w:r>
+              <w:rPr>
+                <w:rFonts w:ascii="宋体" w:hAnsi="宋体"/>
+                <w:bCs/>
+                <w:iCs/>
+                <w:sz w:val="24"/>
+              </w:rPr>
+              <w:t>var.var_somatic.level_onco_nodrug</w:t>
+            </w:r>
+            <w:proofErr w:type="spellEnd"/>
+            <w:r>
+              <w:rPr>
+                <w:rFonts w:ascii="宋体" w:hAnsi="宋体"/>
+                <w:bCs/>
+                <w:iCs/>
+                <w:sz w:val="24"/>
+              </w:rPr>
+              <w:t xml:space="preserve"> + </w:t>
+            </w:r>
+            <w:proofErr w:type="spellStart"/>
+            <w:r>
+              <w:rPr>
+                <w:rFonts w:ascii="宋体" w:hAnsi="宋体"/>
+                <w:bCs/>
+                <w:iCs/>
+                <w:sz w:val="24"/>
+              </w:rPr>
+              <w:t>var.var_somatic.level_III</w:t>
+            </w:r>
+            <w:proofErr w:type="spellEnd"/>
+            <w:r>
+              <w:rPr>
+                <w:rFonts w:ascii="宋体" w:hAnsi="宋体"/>
+                <w:bCs/>
+                <w:iCs/>
+                <w:sz w:val="24"/>
+              </w:rPr>
+              <w:t>), gene]|cqfy_cp40_gene_var_list %}</w:t>
             </w:r>
           </w:p>
         </w:tc>
@@ -1406,7 +1888,7 @@
               <w:spacing w:line="300" w:lineRule="auto"/>
               <w:jc w:val="center"/>
               <w:rPr>
-                <w:rFonts w:ascii="宋体" w:hAnsi="宋体" w:hint="eastAsia"/>
+                <w:rFonts w:ascii="宋体" w:hAnsi="宋体"/>
                 <w:bCs/>
                 <w:sz w:val="24"/>
               </w:rPr>
@@ -1438,7 +1920,7 @@
             <w:pPr>
               <w:jc w:val="center"/>
               <w:rPr>
-                <w:rFonts w:ascii="宋体" w:hAnsi="宋体" w:hint="eastAsia"/>
+                <w:rFonts w:ascii="宋体" w:hAnsi="宋体"/>
                 <w:bCs/>
                 <w:iCs/>
                 <w:sz w:val="24"/>
@@ -1452,14 +1934,70 @@
                 <w:sz w:val="24"/>
                 <w:highlight w:val="yellow"/>
               </w:rPr>
-              <w:t>{%p if a.bio_category==”Snvindel”%}</w:t>
+              <w:t xml:space="preserve">{%p if </w:t>
+            </w:r>
+            <w:proofErr w:type="spellStart"/>
+            <w:r>
+              <w:rPr>
+                <w:rFonts w:ascii="宋体" w:hAnsi="宋体"/>
+                <w:bCs/>
+                <w:iCs/>
+                <w:sz w:val="24"/>
+                <w:highlight w:val="yellow"/>
+              </w:rPr>
+              <w:t>a.bio_category</w:t>
+            </w:r>
+            <w:proofErr w:type="spellEnd"/>
+            <w:r>
+              <w:rPr>
+                <w:rFonts w:ascii="宋体" w:hAnsi="宋体"/>
+                <w:bCs/>
+                <w:iCs/>
+                <w:sz w:val="24"/>
+                <w:highlight w:val="yellow"/>
+              </w:rPr>
+              <w:t>=</w:t>
+            </w:r>
+            <w:proofErr w:type="gramStart"/>
+            <w:r>
+              <w:rPr>
+                <w:rFonts w:ascii="宋体" w:hAnsi="宋体"/>
+                <w:bCs/>
+                <w:iCs/>
+                <w:sz w:val="24"/>
+                <w:highlight w:val="yellow"/>
+              </w:rPr>
+              <w:t>=”</w:t>
+            </w:r>
+            <w:proofErr w:type="spellStart"/>
+            <w:r>
+              <w:rPr>
+                <w:rFonts w:ascii="宋体" w:hAnsi="宋体"/>
+                <w:bCs/>
+                <w:iCs/>
+                <w:sz w:val="24"/>
+                <w:highlight w:val="yellow"/>
+              </w:rPr>
+              <w:t>Snvindel</w:t>
+            </w:r>
+            <w:proofErr w:type="spellEnd"/>
+            <w:proofErr w:type="gramEnd"/>
+            <w:r>
+              <w:rPr>
+                <w:rFonts w:ascii="宋体" w:hAnsi="宋体"/>
+                <w:bCs/>
+                <w:iCs/>
+                <w:sz w:val="24"/>
+                <w:highlight w:val="yellow"/>
+              </w:rPr>
+              <w:t>”%}</w:t>
             </w:r>
           </w:p>
           <w:p>
             <w:pPr>
               <w:jc w:val="center"/>
               <w:rPr>
-                <w:rFonts w:ascii="宋体" w:hAnsi="宋体" w:hint="eastAsia"/>
+                <w:rFonts w:ascii="宋体" w:hAnsi="宋体"/>
                 <w:bCs/>
                 <w:iCs/>
                 <w:sz w:val="24"/>
@@ -1472,7 +2010,118 @@
                 <w:iCs/>
                 <w:sz w:val="24"/>
               </w:rPr>
-              <w:t>{{a.transcript_primary}}:{{a.gene_region}}:{{a.hgvs_c}}{%if a.hgvs_p!=”p.?”%}:{{a.hgvs_p}}</w:t>
+              <w:t>{{</w:t>
+            </w:r>
+            <w:proofErr w:type="spellStart"/>
+            <w:proofErr w:type="gramStart"/>
+            <w:r>
+              <w:rPr>
+                <w:rFonts w:ascii="宋体" w:hAnsi="宋体"/>
+                <w:bCs/>
+                <w:iCs/>
+                <w:sz w:val="24"/>
+              </w:rPr>
+              <w:t>a.transcript</w:t>
+            </w:r>
+            <w:proofErr w:type="gramEnd"/>
+            <w:r>
+              <w:rPr>
+                <w:rFonts w:ascii="宋体" w:hAnsi="宋体"/>
+                <w:bCs/>
+                <w:iCs/>
+                <w:sz w:val="24"/>
+              </w:rPr>
+              <w:t>_primary</w:t>
+            </w:r>
+            <w:proofErr w:type="spellEnd"/>
+            <w:r>
+              <w:rPr>
+                <w:rFonts w:ascii="宋体" w:hAnsi="宋体"/>
+                <w:bCs/>
+                <w:iCs/>
+                <w:sz w:val="24"/>
+              </w:rPr>
+              <w:t>}}:{{</w:t>
+            </w:r>
+            <w:proofErr w:type="spellStart"/>
+            <w:r>
+              <w:rPr>
+                <w:rFonts w:ascii="宋体" w:hAnsi="宋体"/>
+                <w:bCs/>
+                <w:iCs/>
+                <w:sz w:val="24"/>
+              </w:rPr>
+              <w:t>a.gene_region</w:t>
+            </w:r>
+            <w:proofErr w:type="spellEnd"/>
+            <w:r>
+              <w:rPr>
+                <w:rFonts w:ascii="宋体" w:hAnsi="宋体"/>
+                <w:bCs/>
+                <w:iCs/>
+                <w:sz w:val="24"/>
+              </w:rPr>
+              <w:t>}}:{{</w:t>
+            </w:r>
+            <w:proofErr w:type="spellStart"/>
+            <w:r>
+              <w:rPr>
+                <w:rFonts w:ascii="宋体" w:hAnsi="宋体"/>
+                <w:bCs/>
+                <w:iCs/>
+                <w:sz w:val="24"/>
+              </w:rPr>
+              <w:t>a.hgvs_c</w:t>
+            </w:r>
+            <w:proofErr w:type="spellEnd"/>
+            <w:r>
+              <w:rPr>
+                <w:rFonts w:ascii="宋体" w:hAnsi="宋体"/>
+                <w:bCs/>
+                <w:iCs/>
+                <w:sz w:val="24"/>
+              </w:rPr>
+              <w:t xml:space="preserve">}}{%if </w:t>
+            </w:r>
+            <w:proofErr w:type="spellStart"/>
+            <w:r>
+              <w:rPr>
+                <w:rFonts w:ascii="宋体" w:hAnsi="宋体"/>
+                <w:bCs/>
+                <w:iCs/>
+                <w:sz w:val="24"/>
+              </w:rPr>
+              <w:t>a.hgvs_p</w:t>
+            </w:r>
+            <w:proofErr w:type="spellEnd"/>
+            <w:r>
+              <w:rPr>
+                <w:rFonts w:ascii="宋体" w:hAnsi="宋体"/>
+                <w:bCs/>
+                <w:iCs/>
+                <w:sz w:val="24"/>
+              </w:rPr>
+              <w:t>!=”p.?”%}:{{</w:t>
+            </w:r>
+            <w:proofErr w:type="spellStart"/>
+            <w:r>
+              <w:rPr>
+                <w:rFonts w:ascii="宋体" w:hAnsi="宋体"/>
+                <w:bCs/>
+                <w:iCs/>
+                <w:sz w:val="24"/>
+              </w:rPr>
+              <w:t>a.hgvs_p</w:t>
+            </w:r>
+            <w:proofErr w:type="spellEnd"/>
+            <w:r>
+              <w:rPr>
+                <w:rFonts w:ascii="宋体" w:hAnsi="宋体"/>
+                <w:bCs/>
+                <w:iCs/>
+                <w:sz w:val="24"/>
+              </w:rPr>
+              <w:t>}}</w:t>
             </w:r>
             <w:r>
               <w:rPr>
@@ -1489,7 +2138,7 @@
             <w:pPr>
               <w:jc w:val="center"/>
               <w:rPr>
-                <w:rFonts w:ascii="宋体" w:hAnsi="宋体" w:hint="eastAsia"/>
+                <w:rFonts w:ascii="宋体" w:hAnsi="宋体"/>
                 <w:bCs/>
                 <w:iCs/>
                 <w:sz w:val="24"/>
@@ -1502,14 +2151,45 @@
                 <w:iCs/>
                 <w:sz w:val="24"/>
               </w:rPr>
-              <w:t>{%p if a.judge_mergeMET%}</w:t>
+              <w:t xml:space="preserve">{%p if </w:t>
+            </w:r>
+            <w:proofErr w:type="spellStart"/>
+            <w:proofErr w:type="gramStart"/>
+            <w:r>
+              <w:rPr>
+                <w:rFonts w:ascii="宋体" w:hAnsi="宋体"/>
+                <w:bCs/>
+                <w:iCs/>
+                <w:sz w:val="24"/>
+              </w:rPr>
+              <w:t>a.judge</w:t>
+            </w:r>
+            <w:proofErr w:type="gramEnd"/>
+            <w:r>
+              <w:rPr>
+                <w:rFonts w:ascii="宋体" w:hAnsi="宋体"/>
+                <w:bCs/>
+                <w:iCs/>
+                <w:sz w:val="24"/>
+              </w:rPr>
+              <w:t>_mergeMET</w:t>
+            </w:r>
+            <w:proofErr w:type="spellEnd"/>
+            <w:r>
+              <w:rPr>
+                <w:rFonts w:ascii="宋体" w:hAnsi="宋体"/>
+                <w:bCs/>
+                <w:iCs/>
+                <w:sz w:val="24"/>
+              </w:rPr>
+              <w:t>%}</w:t>
             </w:r>
           </w:p>
           <w:p>
             <w:pPr>
               <w:jc w:val="center"/>
               <w:rPr>
-                <w:rFonts w:ascii="宋体" w:hAnsi="宋体" w:hint="eastAsia"/>
+                <w:rFonts w:ascii="宋体" w:hAnsi="宋体"/>
                 <w:bCs/>
                 <w:iCs/>
                 <w:sz w:val="24"/>
@@ -1529,7 +2209,7 @@
             <w:pPr>
               <w:jc w:val="center"/>
               <w:rPr>
-                <w:rFonts w:ascii="宋体" w:hAnsi="宋体" w:hint="eastAsia"/>
+                <w:rFonts w:ascii="宋体" w:hAnsi="宋体"/>
                 <w:bCs/>
                 <w:iCs/>
                 <w:sz w:val="24"/>
@@ -1549,7 +2229,7 @@
             <w:pPr>
               <w:jc w:val="center"/>
               <w:rPr>
-                <w:rFonts w:ascii="宋体" w:hAnsi="宋体" w:hint="eastAsia"/>
+                <w:rFonts w:ascii="宋体" w:hAnsi="宋体"/>
                 <w:bCs/>
                 <w:iCs/>
                 <w:sz w:val="24"/>
@@ -1563,14 +2243,92 @@
                 <w:sz w:val="24"/>
                 <w:highlight w:val="yellow"/>
               </w:rPr>
-              <w:t>{%p elif a.bio_category==”Cnv”%}</w:t>
+              <w:t xml:space="preserve">{%p </w:t>
+            </w:r>
+            <w:proofErr w:type="spellStart"/>
+            <w:r>
+              <w:rPr>
+                <w:rFonts w:ascii="宋体" w:hAnsi="宋体"/>
+                <w:bCs/>
+                <w:iCs/>
+                <w:sz w:val="24"/>
+                <w:highlight w:val="yellow"/>
+              </w:rPr>
+              <w:t>elif</w:t>
+            </w:r>
+            <w:proofErr w:type="spellEnd"/>
+            <w:r>
+              <w:rPr>
+                <w:rFonts w:ascii="宋体" w:hAnsi="宋体"/>
+                <w:bCs/>
+                <w:iCs/>
+                <w:sz w:val="24"/>
+                <w:highlight w:val="yellow"/>
+              </w:rPr>
+              <w:t xml:space="preserve"> </w:t>
+            </w:r>
+            <w:proofErr w:type="spellStart"/>
+            <w:r>
+              <w:rPr>
+                <w:rFonts w:ascii="宋体" w:hAnsi="宋体"/>
+                <w:bCs/>
+                <w:iCs/>
+                <w:sz w:val="24"/>
+                <w:highlight w:val="yellow"/>
+              </w:rPr>
+              <w:t>a.bio_category</w:t>
+            </w:r>
+            <w:proofErr w:type="spellEnd"/>
+            <w:r>
+              <w:rPr>
+                <w:rFonts w:ascii="宋体" w:hAnsi="宋体"/>
+                <w:bCs/>
+                <w:iCs/>
+                <w:sz w:val="24"/>
+                <w:highlight w:val="yellow"/>
+              </w:rPr>
+              <w:t>=</w:t>
+            </w:r>
+            <w:proofErr w:type="gramStart"/>
+            <w:r>
+              <w:rPr>
+                <w:rFonts w:ascii="宋体" w:hAnsi="宋体"/>
+                <w:bCs/>
+                <w:iCs/>
+                <w:sz w:val="24"/>
+                <w:highlight w:val="yellow"/>
+              </w:rPr>
+              <w:t>=”</w:t>
+            </w:r>
+            <w:proofErr w:type="spellStart"/>
+            <w:r>
+              <w:rPr>
+                <w:rFonts w:ascii="宋体" w:hAnsi="宋体"/>
+                <w:bCs/>
+                <w:iCs/>
+                <w:sz w:val="24"/>
+                <w:highlight w:val="yellow"/>
+              </w:rPr>
+              <w:t>Cnv</w:t>
+            </w:r>
+            <w:proofErr w:type="spellEnd"/>
+            <w:proofErr w:type="gramEnd"/>
+            <w:r>
+              <w:rPr>
+                <w:rFonts w:ascii="宋体" w:hAnsi="宋体"/>
+                <w:bCs/>
+                <w:iCs/>
+                <w:sz w:val="24"/>
+                <w:highlight w:val="yellow"/>
+              </w:rPr>
+              <w:t>”%}</w:t>
             </w:r>
           </w:p>
           <w:p>
             <w:pPr>
               <w:jc w:val="center"/>
               <w:rPr>
-                <w:rFonts w:ascii="宋体" w:hAnsi="宋体" w:hint="eastAsia"/>
+                <w:rFonts w:ascii="宋体" w:hAnsi="宋体"/>
                 <w:bCs/>
                 <w:iCs/>
                 <w:sz w:val="24"/>
@@ -1590,7 +2348,7 @@
             <w:pPr>
               <w:jc w:val="center"/>
               <w:rPr>
-                <w:rFonts w:ascii="宋体" w:hAnsi="宋体" w:hint="eastAsia"/>
+                <w:rFonts w:ascii="宋体" w:hAnsi="宋体"/>
                 <w:bCs/>
                 <w:iCs/>
                 <w:sz w:val="24"/>
@@ -1604,7 +2362,51 @@
                 <w:sz w:val="24"/>
                 <w:highlight w:val="yellow"/>
               </w:rPr>
-              <w:t>{%p elif a.bio_category=</w:t>
+              <w:t xml:space="preserve">{%p </w:t>
+            </w:r>
+            <w:proofErr w:type="spellStart"/>
+            <w:r>
+              <w:rPr>
+                <w:rFonts w:ascii="宋体" w:hAnsi="宋体"/>
+                <w:bCs/>
+                <w:iCs/>
+                <w:sz w:val="24"/>
+                <w:highlight w:val="yellow"/>
+              </w:rPr>
+              <w:t>elif</w:t>
+            </w:r>
+            <w:proofErr w:type="spellEnd"/>
+            <w:r>
+              <w:rPr>
+                <w:rFonts w:ascii="宋体" w:hAnsi="宋体"/>
+                <w:bCs/>
+                <w:iCs/>
+                <w:sz w:val="24"/>
+                <w:highlight w:val="yellow"/>
+              </w:rPr>
+              <w:t xml:space="preserve"> </w:t>
+            </w:r>
+            <w:proofErr w:type="spellStart"/>
+            <w:r>
+              <w:rPr>
+                <w:rFonts w:ascii="宋体" w:hAnsi="宋体"/>
+                <w:bCs/>
+                <w:iCs/>
+                <w:sz w:val="24"/>
+                <w:highlight w:val="yellow"/>
+              </w:rPr>
+              <w:t>a.bio_category</w:t>
+            </w:r>
+            <w:proofErr w:type="spellEnd"/>
+            <w:r>
+              <w:rPr>
+                <w:rFonts w:ascii="宋体" w:hAnsi="宋体"/>
+                <w:bCs/>
+                <w:iCs/>
+                <w:sz w:val="24"/>
+                <w:highlight w:val="yellow"/>
+              </w:rPr>
+              <w:t>=</w:t>
             </w:r>
             <w:proofErr w:type="gramStart"/>
             <w:r>
@@ -1615,8 +2417,20 @@
                 <w:sz w:val="24"/>
                 <w:highlight w:val="yellow"/>
               </w:rPr>
-              <w:t>=”Sv</w:t>
-            </w:r>
+              <w:t>=”</w:t>
+            </w:r>
+            <w:proofErr w:type="spellStart"/>
+            <w:r>
+              <w:rPr>
+                <w:rFonts w:ascii="宋体" w:hAnsi="宋体"/>
+                <w:bCs/>
+                <w:iCs/>
+                <w:sz w:val="24"/>
+                <w:highlight w:val="yellow"/>
+              </w:rPr>
+              <w:t>Sv</w:t>
+            </w:r>
+            <w:proofErr w:type="spellEnd"/>
             <w:proofErr w:type="gramEnd"/>
             <w:r>
               <w:rPr>
@@ -1633,12 +2447,22 @@
             <w:pPr>
               <w:jc w:val="center"/>
               <w:rPr>
+                <w:rFonts w:ascii="宋体" w:hAnsi="宋体"/>
+                <w:bCs/>
+                <w:iCs/>
+                <w:sz w:val="24"/>
+              </w:rPr>
+            </w:pPr>
+            <w:r>
+              <w:rPr>
                 <w:rFonts w:ascii="宋体" w:hAnsi="宋体" w:hint="eastAsia"/>
                 <w:bCs/>
                 <w:iCs/>
                 <w:sz w:val="24"/>
               </w:rPr>
-            </w:pPr>
+              <w:t xml:space="preserve">{%if </w:t>
+            </w:r>
+            <w:proofErr w:type="spellStart"/>
             <w:r>
               <w:rPr>
                 <w:rFonts w:ascii="宋体" w:hAnsi="宋体" w:hint="eastAsia"/>
@@ -1646,8 +2470,9 @@
                 <w:iCs/>
                 <w:sz w:val="24"/>
               </w:rPr>
-              <w:t>{%</w:t>
-            </w:r>
+              <w:t>a.five_prime_gene</w:t>
+            </w:r>
+            <w:proofErr w:type="spellEnd"/>
             <w:r>
               <w:rPr>
                 <w:rFonts w:ascii="宋体" w:hAnsi="宋体" w:hint="eastAsia"/>
@@ -1655,8 +2480,9 @@
                 <w:iCs/>
                 <w:sz w:val="24"/>
               </w:rPr>
-              <w:t xml:space="preserve">p </w:t>
-            </w:r>
+              <w:t xml:space="preserve"> ==</w:t>
+            </w:r>
+            <w:proofErr w:type="gramStart"/>
             <w:r>
               <w:rPr>
                 <w:rFonts w:ascii="宋体" w:hAnsi="宋体" w:hint="eastAsia"/>
@@ -1664,7 +2490,17 @@
                 <w:iCs/>
                 <w:sz w:val="24"/>
               </w:rPr>
-              <w:t>if a.five_prime_gene ==</w:t>
+              <w:t>”</w:t>
+            </w:r>
+            <w:proofErr w:type="gramEnd"/>
+            <w:r>
+              <w:rPr>
+                <w:rFonts w:ascii="宋体" w:hAnsi="宋体" w:hint="eastAsia"/>
+                <w:bCs/>
+                <w:iCs/>
+                <w:sz w:val="24"/>
+              </w:rPr>
+              <w:t>MET</w:t>
             </w:r>
             <w:proofErr w:type="gramStart"/>
             <w:r>
@@ -1684,6 +2520,46 @@
                 <w:iCs/>
                 <w:sz w:val="24"/>
               </w:rPr>
+              <w:t xml:space="preserve"> and </w:t>
+            </w:r>
+            <w:proofErr w:type="spellStart"/>
+            <w:r>
+              <w:rPr>
+                <w:rFonts w:ascii="宋体" w:hAnsi="宋体" w:hint="eastAsia"/>
+                <w:bCs/>
+                <w:iCs/>
+                <w:sz w:val="24"/>
+              </w:rPr>
+              <w:t>a.three_prime_gene</w:t>
+            </w:r>
+            <w:proofErr w:type="spellEnd"/>
+            <w:r>
+              <w:rPr>
+                <w:rFonts w:ascii="宋体" w:hAnsi="宋体" w:hint="eastAsia"/>
+                <w:bCs/>
+                <w:iCs/>
+                <w:sz w:val="24"/>
+              </w:rPr>
+              <w:t xml:space="preserve"> ==</w:t>
+            </w:r>
+            <w:proofErr w:type="gramStart"/>
+            <w:r>
+              <w:rPr>
+                <w:rFonts w:ascii="宋体" w:hAnsi="宋体" w:hint="eastAsia"/>
+                <w:bCs/>
+                <w:iCs/>
+                <w:sz w:val="24"/>
+              </w:rPr>
+              <w:t>”</w:t>
+            </w:r>
+            <w:proofErr w:type="gramEnd"/>
+            <w:r>
+              <w:rPr>
+                <w:rFonts w:ascii="宋体" w:hAnsi="宋体" w:hint="eastAsia"/>
+                <w:bCs/>
+                <w:iCs/>
+                <w:sz w:val="24"/>
+              </w:rPr>
               <w:t>MET</w:t>
             </w:r>
             <w:proofErr w:type="gramStart"/>
@@ -1704,9 +2580,9 @@
                 <w:iCs/>
                 <w:sz w:val="24"/>
               </w:rPr>
-              <w:t xml:space="preserve"> and a.three_prime_gene ==</w:t>
-            </w:r>
-            <w:proofErr w:type="gramStart"/>
+              <w:t>%}MET exon14 skipping{%else%}{{</w:t>
+            </w:r>
+            <w:proofErr w:type="spellStart"/>
             <w:r>
               <w:rPr>
                 <w:rFonts w:ascii="宋体" w:hAnsi="宋体" w:hint="eastAsia"/>
@@ -1714,9 +2590,9 @@
                 <w:iCs/>
                 <w:sz w:val="24"/>
               </w:rPr>
-              <w:t>”</w:t>
-            </w:r>
-            <w:proofErr w:type="gramEnd"/>
+              <w:t>a.five_prime_gene</w:t>
+            </w:r>
+            <w:proofErr w:type="spellEnd"/>
             <w:r>
               <w:rPr>
                 <w:rFonts w:ascii="宋体" w:hAnsi="宋体" w:hint="eastAsia"/>
@@ -1724,9 +2600,9 @@
                 <w:iCs/>
                 <w:sz w:val="24"/>
               </w:rPr>
-              <w:t>MET</w:t>
-            </w:r>
-            <w:proofErr w:type="gramStart"/>
+              <w:t>}}-{{</w:t>
+            </w:r>
+            <w:proofErr w:type="spellStart"/>
             <w:r>
               <w:rPr>
                 <w:rFonts w:ascii="宋体" w:hAnsi="宋体" w:hint="eastAsia"/>
@@ -1734,9 +2610,9 @@
                 <w:iCs/>
                 <w:sz w:val="24"/>
               </w:rPr>
-              <w:t>”</w:t>
-            </w:r>
-            <w:proofErr w:type="gramEnd"/>
+              <w:t>a.three_prime_gene</w:t>
+            </w:r>
+            <w:proofErr w:type="spellEnd"/>
             <w:r>
               <w:rPr>
                 <w:rFonts w:ascii="宋体" w:hAnsi="宋体" w:hint="eastAsia"/>
@@ -1744,14 +2620,14 @@
                 <w:iCs/>
                 <w:sz w:val="24"/>
               </w:rPr>
-              <w:t>%}</w:t>
+              <w:t>}} 融合{%endif%}</w:t>
             </w:r>
           </w:p>
           <w:p>
             <w:pPr>
               <w:jc w:val="center"/>
               <w:rPr>
-                <w:rFonts w:ascii="宋体" w:hAnsi="宋体" w:hint="eastAsia"/>
+                <w:rFonts w:ascii="宋体" w:hAnsi="宋体"/>
                 <w:bCs/>
                 <w:iCs/>
                 <w:sz w:val="24"/>
@@ -1759,24 +2635,113 @@
             </w:pPr>
             <w:r>
               <w:rPr>
-                <w:rFonts w:ascii="宋体" w:hAnsi="宋体" w:hint="eastAsia"/>
-                <w:bCs/>
-                <w:iCs/>
-                <w:sz w:val="24"/>
-              </w:rPr>
-              <w:t>MET exon14 skipping</w:t>
+                <w:rFonts w:ascii="宋体" w:hAnsi="宋体"/>
+                <w:bCs/>
+                <w:iCs/>
+                <w:sz w:val="24"/>
+                <w:highlight w:val="yellow"/>
+              </w:rPr>
+              <w:t xml:space="preserve">{%p </w:t>
+            </w:r>
+            <w:proofErr w:type="spellStart"/>
+            <w:r>
+              <w:rPr>
+                <w:rFonts w:ascii="宋体" w:hAnsi="宋体"/>
+                <w:bCs/>
+                <w:iCs/>
+                <w:sz w:val="24"/>
+                <w:highlight w:val="yellow"/>
+              </w:rPr>
+              <w:t>elif</w:t>
+            </w:r>
+            <w:proofErr w:type="spellEnd"/>
+            <w:r>
+              <w:rPr>
+                <w:rFonts w:ascii="宋体" w:hAnsi="宋体"/>
+                <w:bCs/>
+                <w:iCs/>
+                <w:sz w:val="24"/>
+                <w:highlight w:val="yellow"/>
+              </w:rPr>
+              <w:t xml:space="preserve"> </w:t>
+            </w:r>
+            <w:proofErr w:type="spellStart"/>
+            <w:r>
+              <w:rPr>
+                <w:rFonts w:ascii="宋体" w:hAnsi="宋体"/>
+                <w:bCs/>
+                <w:iCs/>
+                <w:sz w:val="24"/>
+                <w:highlight w:val="yellow"/>
+              </w:rPr>
+              <w:t>a.bio_category</w:t>
+            </w:r>
+            <w:proofErr w:type="spellEnd"/>
+            <w:r>
+              <w:rPr>
+                <w:rFonts w:ascii="宋体" w:hAnsi="宋体"/>
+                <w:bCs/>
+                <w:iCs/>
+                <w:sz w:val="24"/>
+                <w:highlight w:val="yellow"/>
+              </w:rPr>
+              <w:t>=</w:t>
+            </w:r>
+            <w:proofErr w:type="gramStart"/>
+            <w:r>
+              <w:rPr>
+                <w:rFonts w:ascii="宋体" w:hAnsi="宋体"/>
+                <w:bCs/>
+                <w:iCs/>
+                <w:sz w:val="24"/>
+                <w:highlight w:val="yellow"/>
+              </w:rPr>
+              <w:t>=”</w:t>
+            </w:r>
+            <w:proofErr w:type="spellStart"/>
+            <w:r>
+              <w:rPr>
+                <w:rFonts w:ascii="宋体" w:hAnsi="宋体"/>
+                <w:bCs/>
+                <w:iCs/>
+                <w:sz w:val="24"/>
+                <w:highlight w:val="yellow"/>
+              </w:rPr>
+              <w:t>PHd</w:t>
+            </w:r>
+            <w:proofErr w:type="spellEnd"/>
+            <w:proofErr w:type="gramEnd"/>
+            <w:r>
+              <w:rPr>
+                <w:rFonts w:ascii="宋体" w:hAnsi="宋体"/>
+                <w:bCs/>
+                <w:iCs/>
+                <w:sz w:val="24"/>
+                <w:highlight w:val="yellow"/>
+              </w:rPr>
+              <w:t>”%}</w:t>
             </w:r>
           </w:p>
           <w:p>
             <w:pPr>
               <w:jc w:val="center"/>
               <w:rPr>
+                <w:rFonts w:ascii="宋体" w:hAnsi="宋体"/>
+                <w:bCs/>
+                <w:iCs/>
+                <w:sz w:val="24"/>
+              </w:rPr>
+            </w:pPr>
+            <w:r>
+              <w:rPr>
                 <w:rFonts w:ascii="宋体" w:hAnsi="宋体" w:hint="eastAsia"/>
                 <w:bCs/>
                 <w:iCs/>
                 <w:sz w:val="24"/>
               </w:rPr>
-            </w:pPr>
+              <w:t>纯合缺失（{{</w:t>
+            </w:r>
+            <w:proofErr w:type="spellStart"/>
             <w:r>
               <w:rPr>
                 <w:rFonts w:ascii="宋体" w:hAnsi="宋体" w:hint="eastAsia"/>
@@ -1784,8 +2749,9 @@
                 <w:iCs/>
                 <w:sz w:val="24"/>
               </w:rPr>
-              <w:t>{%</w:t>
-            </w:r>
+              <w:t>a.region_exon</w:t>
+            </w:r>
+            <w:proofErr w:type="spellEnd"/>
             <w:r>
               <w:rPr>
                 <w:rFonts w:ascii="宋体" w:hAnsi="宋体" w:hint="eastAsia"/>
@@ -1793,424 +2759,14 @@
                 <w:iCs/>
                 <w:sz w:val="24"/>
               </w:rPr>
-              <w:t xml:space="preserve">p </w:t>
-            </w:r>
-            <w:r>
-              <w:rPr>
-                <w:rFonts w:ascii="宋体" w:hAnsi="宋体" w:hint="eastAsia"/>
-                <w:bCs/>
-                <w:iCs/>
-                <w:sz w:val="24"/>
-              </w:rPr>
-              <w:t>else%}</w:t>
+              <w:t>}}）</w:t>
             </w:r>
           </w:p>
           <w:p>
             <w:pPr>
               <w:jc w:val="center"/>
               <w:rPr>
-                <w:rFonts w:ascii="宋体" w:hAnsi="宋体" w:hint="eastAsia"/>
-                <w:bCs/>
-                <w:iCs/>
-                <w:sz w:val="24"/>
-              </w:rPr>
-            </w:pPr>
-            <w:r>
-              <w:rPr>
-                <w:rFonts w:ascii="宋体" w:hAnsi="宋体"/>
-                <w:bCs/>
-                <w:iCs/>
-                <w:sz w:val="24"/>
-              </w:rPr>
-              <w:t xml:space="preserve">{%p if </w:t>
-            </w:r>
-            <w:proofErr w:type="gramStart"/>
-            <w:r>
-              <w:rPr>
-                <w:rFonts w:ascii="宋体" w:hAnsi="宋体"/>
-                <w:bCs/>
-                <w:iCs/>
-                <w:sz w:val="24"/>
-              </w:rPr>
-              <w:t>a.five</w:t>
-            </w:r>
-            <w:proofErr w:type="gramEnd"/>
-            <w:r>
-              <w:rPr>
-                <w:rFonts w:ascii="宋体" w:hAnsi="宋体"/>
-                <w:bCs/>
-                <w:iCs/>
-                <w:sz w:val="24"/>
-              </w:rPr>
-              <w:t xml:space="preserve">_prime_gene == “EML4” and </w:t>
-            </w:r>
-            <w:proofErr w:type="gramStart"/>
-            <w:r>
-              <w:rPr>
-                <w:rFonts w:ascii="宋体" w:hAnsi="宋体"/>
-                <w:bCs/>
-                <w:iCs/>
-                <w:sz w:val="24"/>
-              </w:rPr>
-              <w:t>a.three</w:t>
-            </w:r>
-            <w:proofErr w:type="gramEnd"/>
-            <w:r>
-              <w:rPr>
-                <w:rFonts w:ascii="宋体" w:hAnsi="宋体"/>
-                <w:bCs/>
-                <w:iCs/>
-                <w:sz w:val="24"/>
-              </w:rPr>
-              <w:t>_prime_gene == “</w:t>
-            </w:r>
-            <w:proofErr w:type="gramStart"/>
-            <w:r>
-              <w:rPr>
-                <w:rFonts w:ascii="宋体" w:hAnsi="宋体"/>
-                <w:bCs/>
-                <w:iCs/>
-                <w:sz w:val="24"/>
-              </w:rPr>
-              <w:t>ALK”%</w:t>
-            </w:r>
-            <w:proofErr w:type="gramEnd"/>
-            <w:r>
-              <w:rPr>
-                <w:rFonts w:ascii="宋体" w:hAnsi="宋体"/>
-                <w:bCs/>
-                <w:iCs/>
-                <w:sz w:val="24"/>
-              </w:rPr>
-              <w:t>}</w:t>
-            </w:r>
-          </w:p>
-          <w:p>
-            <w:pPr>
-              <w:jc w:val="center"/>
-              <w:rPr>
-                <w:rFonts w:ascii="宋体" w:hAnsi="宋体" w:hint="eastAsia"/>
-                <w:bCs/>
-                <w:iCs/>
-                <w:sz w:val="24"/>
-              </w:rPr>
-            </w:pPr>
-            <w:r>
-              <w:rPr>
-                <w:rFonts w:ascii="宋体" w:hAnsi="宋体"/>
-                <w:bCs/>
-                <w:iCs/>
-                <w:sz w:val="24"/>
-              </w:rPr>
-              <w:t xml:space="preserve">{%p for b in </w:t>
-            </w:r>
-            <w:proofErr w:type="gramStart"/>
-            <w:r>
-              <w:rPr>
-                <w:rFonts w:ascii="宋体" w:hAnsi="宋体"/>
-                <w:bCs/>
-                <w:iCs/>
-                <w:sz w:val="24"/>
-              </w:rPr>
-              <w:t>a.merge</w:t>
-            </w:r>
-            <w:proofErr w:type="gramEnd"/>
-            <w:r>
-              <w:rPr>
-                <w:rFonts w:ascii="宋体" w:hAnsi="宋体"/>
-                <w:bCs/>
-                <w:iCs/>
-                <w:sz w:val="24"/>
-              </w:rPr>
-              <w:t>_sv_list%}</w:t>
-            </w:r>
-          </w:p>
-          <w:p>
-            <w:pPr>
-              <w:jc w:val="center"/>
-              <w:rPr>
-                <w:rFonts w:ascii="宋体" w:hAnsi="宋体" w:hint="eastAsia"/>
-                <w:bCs/>
-                <w:iCs/>
-                <w:sz w:val="24"/>
-              </w:rPr>
-            </w:pPr>
-            <w:r>
-              <w:rPr>
-                <w:rFonts w:ascii="宋体" w:hAnsi="宋体" w:hint="eastAsia"/>
-                <w:bCs/>
-                <w:iCs/>
-                <w:sz w:val="24"/>
-              </w:rPr>
-              <w:t>{{b}}融合</w:t>
-            </w:r>
-          </w:p>
-          <w:p>
-            <w:pPr>
-              <w:jc w:val="center"/>
-              <w:rPr>
-                <w:rFonts w:ascii="宋体" w:hAnsi="宋体" w:hint="eastAsia"/>
-                <w:bCs/>
-                <w:iCs/>
-                <w:sz w:val="24"/>
-              </w:rPr>
-            </w:pPr>
-            <w:r>
-              <w:rPr>
-                <w:rFonts w:ascii="宋体" w:hAnsi="宋体" w:hint="eastAsia"/>
-                <w:bCs/>
-                <w:iCs/>
-                <w:sz w:val="24"/>
-              </w:rPr>
-              <w:t>（{{b|fdzs_cp200_alksv_sum}}型）</w:t>
-            </w:r>
-          </w:p>
-          <w:p>
-            <w:pPr>
-              <w:jc w:val="center"/>
-              <w:rPr>
-                <w:rFonts w:ascii="宋体" w:hAnsi="宋体" w:hint="eastAsia"/>
-                <w:bCs/>
-                <w:iCs/>
-                <w:sz w:val="24"/>
-              </w:rPr>
-            </w:pPr>
-            <w:r>
-              <w:rPr>
-                <w:rFonts w:ascii="宋体" w:hAnsi="宋体"/>
-                <w:bCs/>
-                <w:iCs/>
-                <w:sz w:val="24"/>
-              </w:rPr>
-              <w:t>{%p endfor%}</w:t>
-            </w:r>
-          </w:p>
-          <w:p>
-            <w:pPr>
-              <w:jc w:val="center"/>
-              <w:rPr>
-                <w:rFonts w:ascii="宋体" w:hAnsi="宋体" w:hint="eastAsia"/>
-                <w:bCs/>
-                <w:iCs/>
-                <w:sz w:val="24"/>
-              </w:rPr>
-            </w:pPr>
-            <w:r>
-              <w:rPr>
-                <w:rFonts w:ascii="宋体" w:hAnsi="宋体"/>
-                <w:bCs/>
-                <w:iCs/>
-                <w:sz w:val="24"/>
-              </w:rPr>
-              <w:t>{%p else%}</w:t>
-            </w:r>
-          </w:p>
-          <w:p>
-            <w:pPr>
-              <w:jc w:val="center"/>
-              <w:rPr>
-                <w:rFonts w:ascii="宋体" w:hAnsi="宋体" w:hint="eastAsia"/>
-                <w:bCs/>
-                <w:iCs/>
-                <w:sz w:val="24"/>
-              </w:rPr>
-            </w:pPr>
-            <w:r>
-              <w:rPr>
-                <w:rFonts w:ascii="宋体" w:hAnsi="宋体"/>
-                <w:bCs/>
-                <w:iCs/>
-                <w:sz w:val="24"/>
-              </w:rPr>
-              <w:t xml:space="preserve">{%p for b in </w:t>
-            </w:r>
-            <w:proofErr w:type="gramStart"/>
-            <w:r>
-              <w:rPr>
-                <w:rFonts w:ascii="宋体" w:hAnsi="宋体"/>
-                <w:bCs/>
-                <w:iCs/>
-                <w:sz w:val="24"/>
-              </w:rPr>
-              <w:t>a.merge</w:t>
-            </w:r>
-            <w:proofErr w:type="gramEnd"/>
-            <w:r>
-              <w:rPr>
-                <w:rFonts w:ascii="宋体" w:hAnsi="宋体"/>
-                <w:bCs/>
-                <w:iCs/>
-                <w:sz w:val="24"/>
-              </w:rPr>
-              <w:t>_sv_list%}</w:t>
-            </w:r>
-          </w:p>
-          <w:p>
-            <w:pPr>
-              <w:jc w:val="center"/>
-              <w:rPr>
-                <w:rFonts w:ascii="宋体" w:hAnsi="宋体" w:hint="eastAsia"/>
-                <w:bCs/>
-                <w:iCs/>
-                <w:sz w:val="24"/>
-              </w:rPr>
-            </w:pPr>
-            <w:r>
-              <w:rPr>
-                <w:rFonts w:ascii="宋体" w:hAnsi="宋体" w:hint="eastAsia"/>
-                <w:bCs/>
-                <w:iCs/>
-                <w:sz w:val="24"/>
-              </w:rPr>
-              <w:t>{{b}}融合</w:t>
-            </w:r>
-          </w:p>
-          <w:p>
-            <w:pPr>
-              <w:jc w:val="center"/>
-              <w:rPr>
-                <w:rFonts w:ascii="宋体" w:hAnsi="宋体" w:hint="eastAsia"/>
-                <w:bCs/>
-                <w:iCs/>
-                <w:sz w:val="24"/>
-              </w:rPr>
-            </w:pPr>
-            <w:r>
-              <w:rPr>
-                <w:rFonts w:ascii="宋体" w:hAnsi="宋体"/>
-                <w:bCs/>
-                <w:iCs/>
-                <w:sz w:val="24"/>
-              </w:rPr>
-              <w:t>{%p endfor%}</w:t>
-            </w:r>
-          </w:p>
-          <w:p>
-            <w:pPr>
-              <w:jc w:val="center"/>
-              <w:rPr>
-                <w:rFonts w:ascii="宋体" w:hAnsi="宋体" w:hint="eastAsia"/>
-                <w:bCs/>
-                <w:iCs/>
-                <w:sz w:val="24"/>
-              </w:rPr>
-            </w:pPr>
-            <w:r>
-              <w:rPr>
-                <w:rFonts w:ascii="宋体" w:hAnsi="宋体"/>
-                <w:bCs/>
-                <w:iCs/>
-                <w:sz w:val="24"/>
-              </w:rPr>
-              <w:t>{%p endif%}</w:t>
-            </w:r>
-          </w:p>
-          <w:p>
-            <w:pPr>
-              <w:jc w:val="center"/>
-              <w:rPr>
-                <w:rFonts w:ascii="宋体" w:hAnsi="宋体" w:hint="eastAsia"/>
-                <w:bCs/>
-                <w:iCs/>
-                <w:sz w:val="24"/>
-              </w:rPr>
-            </w:pPr>
-            <w:r>
-              <w:rPr>
-                <w:rFonts w:ascii="宋体" w:hAnsi="宋体" w:hint="eastAsia"/>
-                <w:bCs/>
-                <w:iCs/>
-                <w:sz w:val="24"/>
-              </w:rPr>
-              <w:t>{%</w:t>
-            </w:r>
-            <w:r>
-              <w:rPr>
-                <w:rFonts w:ascii="宋体" w:hAnsi="宋体" w:hint="eastAsia"/>
-                <w:bCs/>
-                <w:iCs/>
-                <w:sz w:val="24"/>
-              </w:rPr>
-              <w:t xml:space="preserve">p </w:t>
-            </w:r>
-            <w:r>
-              <w:rPr>
-                <w:rFonts w:ascii="宋体" w:hAnsi="宋体" w:hint="eastAsia"/>
-                <w:bCs/>
-                <w:iCs/>
-                <w:sz w:val="24"/>
-              </w:rPr>
-              <w:t>endif%}</w:t>
-            </w:r>
-          </w:p>
-          <w:p>
-            <w:pPr>
-              <w:jc w:val="center"/>
-              <w:rPr>
-                <w:rFonts w:ascii="宋体" w:hAnsi="宋体" w:hint="eastAsia"/>
-                <w:bCs/>
-                <w:iCs/>
-                <w:sz w:val="24"/>
-              </w:rPr>
-            </w:pPr>
-            <w:r>
-              <w:rPr>
-                <w:rFonts w:ascii="宋体" w:hAnsi="宋体"/>
-                <w:bCs/>
-                <w:iCs/>
-                <w:sz w:val="24"/>
-                <w:highlight w:val="yellow"/>
-              </w:rPr>
-              <w:t>{%p elif a.bio_category=</w:t>
-            </w:r>
-            <w:proofErr w:type="gramStart"/>
-            <w:r>
-              <w:rPr>
-                <w:rFonts w:ascii="宋体" w:hAnsi="宋体"/>
-                <w:bCs/>
-                <w:iCs/>
-                <w:sz w:val="24"/>
-                <w:highlight w:val="yellow"/>
-              </w:rPr>
-              <w:t>=”PHd</w:t>
-            </w:r>
-            <w:proofErr w:type="gramEnd"/>
-            <w:r>
-              <w:rPr>
-                <w:rFonts w:ascii="宋体" w:hAnsi="宋体"/>
-                <w:bCs/>
-                <w:iCs/>
-                <w:sz w:val="24"/>
-                <w:highlight w:val="yellow"/>
-              </w:rPr>
-              <w:t>”%}</w:t>
-            </w:r>
-          </w:p>
-          <w:p>
-            <w:pPr>
-              <w:jc w:val="center"/>
-              <w:rPr>
-                <w:rFonts w:ascii="宋体" w:hAnsi="宋体" w:hint="eastAsia"/>
-                <w:bCs/>
-                <w:iCs/>
-                <w:sz w:val="24"/>
-              </w:rPr>
-            </w:pPr>
-            <w:r>
-              <w:rPr>
-                <w:rFonts w:ascii="宋体" w:hAnsi="宋体" w:hint="eastAsia"/>
-                <w:bCs/>
-                <w:iCs/>
-                <w:sz w:val="24"/>
-              </w:rPr>
-              <w:t>纯合缺失（{{a.region_exon}}）</w:t>
-            </w:r>
-          </w:p>
-          <w:p>
-            <w:pPr>
-              <w:jc w:val="center"/>
-              <w:rPr>
-                <w:rFonts w:ascii="宋体" w:hAnsi="宋体" w:hint="eastAsia"/>
+                <w:rFonts w:ascii="宋体" w:hAnsi="宋体"/>
                 <w:bCs/>
                 <w:iCs/>
                 <w:sz w:val="24"/>
@@ -2238,7 +2794,7 @@
               <w:wordWrap w:val="0"/>
               <w:jc w:val="center"/>
               <w:rPr>
-                <w:rFonts w:ascii="宋体" w:hAnsi="宋体" w:hint="eastAsia"/>
+                <w:rFonts w:ascii="宋体" w:hAnsi="宋体"/>
                 <w:bCs/>
                 <w:sz w:val="24"/>
               </w:rPr>
@@ -2251,7 +2807,27 @@
                 <w:highlight w:val="yellow"/>
               </w:rPr>
               <w:lastRenderedPageBreak/>
-              <w:t>{%p if a.bio_category=</w:t>
+              <w:t xml:space="preserve">{%p if </w:t>
+            </w:r>
+            <w:proofErr w:type="spellStart"/>
+            <w:r>
+              <w:rPr>
+                <w:rFonts w:ascii="宋体" w:hAnsi="宋体"/>
+                <w:bCs/>
+                <w:sz w:val="24"/>
+                <w:highlight w:val="yellow"/>
+              </w:rPr>
+              <w:t>a.bio_category</w:t>
+            </w:r>
+            <w:proofErr w:type="spellEnd"/>
+            <w:r>
+              <w:rPr>
+                <w:rFonts w:ascii="宋体" w:hAnsi="宋体"/>
+                <w:bCs/>
+                <w:sz w:val="24"/>
+                <w:highlight w:val="yellow"/>
+              </w:rPr>
+              <w:t>=</w:t>
             </w:r>
             <w:proofErr w:type="gramStart"/>
             <w:r>
@@ -2261,8 +2837,19 @@
                 <w:sz w:val="24"/>
                 <w:highlight w:val="yellow"/>
               </w:rPr>
-              <w:t>=”Snvindel</w:t>
-            </w:r>
+              <w:t>=”</w:t>
+            </w:r>
+            <w:proofErr w:type="spellStart"/>
+            <w:r>
+              <w:rPr>
+                <w:rFonts w:ascii="宋体" w:hAnsi="宋体"/>
+                <w:bCs/>
+                <w:sz w:val="24"/>
+                <w:highlight w:val="yellow"/>
+              </w:rPr>
+              <w:t>Snvindel</w:t>
+            </w:r>
+            <w:proofErr w:type="spellEnd"/>
             <w:proofErr w:type="gramEnd"/>
             <w:r>
               <w:rPr>
@@ -2279,7 +2866,7 @@
               <w:wordWrap w:val="0"/>
               <w:jc w:val="center"/>
               <w:rPr>
-                <w:rFonts w:ascii="宋体" w:hAnsi="宋体" w:hint="eastAsia"/>
+                <w:rFonts w:ascii="宋体" w:hAnsi="宋体"/>
                 <w:bCs/>
                 <w:sz w:val="24"/>
               </w:rPr>
@@ -2292,6 +2879,7 @@
               </w:rPr>
               <w:t>{{</w:t>
             </w:r>
+            <w:proofErr w:type="spellStart"/>
             <w:proofErr w:type="gramStart"/>
             <w:r>
               <w:rPr>
@@ -2308,7 +2896,16 @@
                 <w:bCs/>
                 <w:sz w:val="24"/>
               </w:rPr>
-              <w:t>_str}}</w:t>
+              <w:t>_str</w:t>
+            </w:r>
+            <w:proofErr w:type="spellEnd"/>
+            <w:r>
+              <w:rPr>
+                <w:rFonts w:ascii="宋体" w:hAnsi="宋体"/>
+                <w:bCs/>
+                <w:sz w:val="24"/>
+              </w:rPr>
+              <w:t>}}</w:t>
             </w:r>
           </w:p>
           <w:p>
@@ -2316,7 +2913,7 @@
               <w:wordWrap w:val="0"/>
               <w:jc w:val="center"/>
               <w:rPr>
-                <w:rFonts w:ascii="宋体" w:hAnsi="宋体" w:hint="eastAsia"/>
+                <w:rFonts w:ascii="宋体" w:hAnsi="宋体"/>
                 <w:bCs/>
                 <w:sz w:val="24"/>
               </w:rPr>
@@ -2329,6 +2926,7 @@
               </w:rPr>
               <w:t xml:space="preserve">{%p if </w:t>
             </w:r>
+            <w:proofErr w:type="spellStart"/>
             <w:proofErr w:type="gramStart"/>
             <w:r>
               <w:rPr>
@@ -2345,7 +2943,16 @@
                 <w:bCs/>
                 <w:sz w:val="24"/>
               </w:rPr>
-              <w:t>_mergeMET%}</w:t>
+              <w:t>_mergeMET</w:t>
+            </w:r>
+            <w:proofErr w:type="spellEnd"/>
+            <w:r>
+              <w:rPr>
+                <w:rFonts w:ascii="宋体" w:hAnsi="宋体"/>
+                <w:bCs/>
+                <w:sz w:val="24"/>
+              </w:rPr>
+              <w:t>%}</w:t>
             </w:r>
           </w:p>
           <w:p>
@@ -2353,7 +2960,7 @@
               <w:wordWrap w:val="0"/>
               <w:jc w:val="center"/>
               <w:rPr>
-                <w:rFonts w:ascii="宋体" w:hAnsi="宋体" w:hint="eastAsia"/>
+                <w:rFonts w:ascii="宋体" w:hAnsi="宋体"/>
                 <w:bCs/>
                 <w:sz w:val="24"/>
               </w:rPr>
@@ -2373,7 +2980,7 @@
               <w:wordWrap w:val="0"/>
               <w:jc w:val="center"/>
               <w:rPr>
-                <w:rFonts w:ascii="宋体" w:hAnsi="宋体" w:hint="eastAsia"/>
+                <w:rFonts w:ascii="宋体" w:hAnsi="宋体"/>
                 <w:bCs/>
                 <w:sz w:val="24"/>
               </w:rPr>
@@ -2392,7 +2999,7 @@
               <w:wordWrap w:val="0"/>
               <w:jc w:val="center"/>
               <w:rPr>
-                <w:rFonts w:ascii="宋体" w:hAnsi="宋体" w:hint="eastAsia"/>
+                <w:rFonts w:ascii="宋体" w:hAnsi="宋体"/>
                 <w:bCs/>
                 <w:sz w:val="24"/>
               </w:rPr>
@@ -2404,7 +3011,47 @@
                 <w:sz w:val="24"/>
                 <w:highlight w:val="yellow"/>
               </w:rPr>
-              <w:t>{%p elif a.bio_category=</w:t>
+              <w:t xml:space="preserve">{%p </w:t>
+            </w:r>
+            <w:proofErr w:type="spellStart"/>
+            <w:r>
+              <w:rPr>
+                <w:rFonts w:ascii="宋体" w:hAnsi="宋体"/>
+                <w:bCs/>
+                <w:sz w:val="24"/>
+                <w:highlight w:val="yellow"/>
+              </w:rPr>
+              <w:t>elif</w:t>
+            </w:r>
+            <w:proofErr w:type="spellEnd"/>
+            <w:r>
+              <w:rPr>
+                <w:rFonts w:ascii="宋体" w:hAnsi="宋体"/>
+                <w:bCs/>
+                <w:sz w:val="24"/>
+                <w:highlight w:val="yellow"/>
+              </w:rPr>
+              <w:t xml:space="preserve"> </w:t>
+            </w:r>
+            <w:proofErr w:type="spellStart"/>
+            <w:r>
+              <w:rPr>
+                <w:rFonts w:ascii="宋体" w:hAnsi="宋体"/>
+                <w:bCs/>
+                <w:sz w:val="24"/>
+                <w:highlight w:val="yellow"/>
+              </w:rPr>
+              <w:t>a.bio_category</w:t>
+            </w:r>
+            <w:proofErr w:type="spellEnd"/>
+            <w:r>
+              <w:rPr>
+                <w:rFonts w:ascii="宋体" w:hAnsi="宋体"/>
+                <w:bCs/>
+                <w:sz w:val="24"/>
+                <w:highlight w:val="yellow"/>
+              </w:rPr>
+              <w:t>=</w:t>
             </w:r>
             <w:proofErr w:type="gramStart"/>
             <w:r>
@@ -2414,8 +3061,19 @@
                 <w:sz w:val="24"/>
                 <w:highlight w:val="yellow"/>
               </w:rPr>
-              <w:t>=”Cnv</w:t>
-            </w:r>
+              <w:t>=”</w:t>
+            </w:r>
+            <w:proofErr w:type="spellStart"/>
+            <w:r>
+              <w:rPr>
+                <w:rFonts w:ascii="宋体" w:hAnsi="宋体"/>
+                <w:bCs/>
+                <w:sz w:val="24"/>
+                <w:highlight w:val="yellow"/>
+              </w:rPr>
+              <w:t>Cnv</w:t>
+            </w:r>
+            <w:proofErr w:type="spellEnd"/>
             <w:proofErr w:type="gramEnd"/>
             <w:r>
               <w:rPr>
@@ -2432,26 +3090,36 @@
               <w:wordWrap w:val="0"/>
               <w:jc w:val="center"/>
               <w:rPr>
-                <w:rFonts w:ascii="宋体" w:hAnsi="宋体" w:hint="eastAsia"/>
+                <w:rFonts w:ascii="宋体" w:hAnsi="宋体"/>
                 <w:bCs/>
                 <w:sz w:val="24"/>
               </w:rPr>
             </w:pPr>
             <w:r>
               <w:rPr>
-                <w:rFonts w:ascii="宋体" w:hAnsi="宋体" w:hint="eastAsia"/>
-                <w:bCs/>
-                <w:sz w:val="24"/>
-              </w:rPr>
-              <w:t>拷贝数</w:t>
-            </w:r>
-            <w:r>
-              <w:rPr>
-                <w:rFonts w:ascii="宋体" w:hAnsi="宋体"/>
-                <w:bCs/>
-                <w:sz w:val="24"/>
-              </w:rPr>
-              <w:t>{{a.cn_mean}}</w:t>
+                <w:rFonts w:ascii="宋体" w:hAnsi="宋体"/>
+                <w:bCs/>
+                <w:sz w:val="24"/>
+              </w:rPr>
+              <w:t>{{</w:t>
+            </w:r>
+            <w:proofErr w:type="spellStart"/>
+            <w:r>
+              <w:rPr>
+                <w:rFonts w:ascii="宋体" w:hAnsi="宋体"/>
+                <w:bCs/>
+                <w:sz w:val="24"/>
+              </w:rPr>
+              <w:t>a.cn_mean</w:t>
+            </w:r>
+            <w:proofErr w:type="spellEnd"/>
+            <w:r>
+              <w:rPr>
+                <w:rFonts w:ascii="宋体" w:hAnsi="宋体"/>
+                <w:bCs/>
+                <w:sz w:val="24"/>
+              </w:rPr>
+              <w:t>}}</w:t>
             </w:r>
           </w:p>
           <w:p>
@@ -2459,7 +3127,7 @@
               <w:wordWrap w:val="0"/>
               <w:jc w:val="center"/>
               <w:rPr>
-                <w:rFonts w:ascii="宋体" w:hAnsi="宋体" w:hint="eastAsia"/>
+                <w:rFonts w:ascii="宋体" w:hAnsi="宋体"/>
                 <w:bCs/>
                 <w:sz w:val="24"/>
               </w:rPr>
@@ -2471,7 +3139,47 @@
                 <w:sz w:val="24"/>
                 <w:highlight w:val="yellow"/>
               </w:rPr>
-              <w:t>{%p elif a.bio_category=</w:t>
+              <w:t xml:space="preserve">{%p </w:t>
+            </w:r>
+            <w:proofErr w:type="spellStart"/>
+            <w:r>
+              <w:rPr>
+                <w:rFonts w:ascii="宋体" w:hAnsi="宋体"/>
+                <w:bCs/>
+                <w:sz w:val="24"/>
+                <w:highlight w:val="yellow"/>
+              </w:rPr>
+              <w:t>elif</w:t>
+            </w:r>
+            <w:proofErr w:type="spellEnd"/>
+            <w:r>
+              <w:rPr>
+                <w:rFonts w:ascii="宋体" w:hAnsi="宋体"/>
+                <w:bCs/>
+                <w:sz w:val="24"/>
+                <w:highlight w:val="yellow"/>
+              </w:rPr>
+              <w:t xml:space="preserve"> </w:t>
+            </w:r>
+            <w:proofErr w:type="spellStart"/>
+            <w:r>
+              <w:rPr>
+                <w:rFonts w:ascii="宋体" w:hAnsi="宋体"/>
+                <w:bCs/>
+                <w:sz w:val="24"/>
+                <w:highlight w:val="yellow"/>
+              </w:rPr>
+              <w:t>a.bio_category</w:t>
+            </w:r>
+            <w:proofErr w:type="spellEnd"/>
+            <w:r>
+              <w:rPr>
+                <w:rFonts w:ascii="宋体" w:hAnsi="宋体"/>
+                <w:bCs/>
+                <w:sz w:val="24"/>
+                <w:highlight w:val="yellow"/>
+              </w:rPr>
+              <w:t>=</w:t>
             </w:r>
             <w:proofErr w:type="gramStart"/>
             <w:r>
@@ -2481,8 +3189,19 @@
                 <w:sz w:val="24"/>
                 <w:highlight w:val="yellow"/>
               </w:rPr>
-              <w:t>=”Sv</w:t>
-            </w:r>
+              <w:t>=”</w:t>
+            </w:r>
+            <w:proofErr w:type="spellStart"/>
+            <w:r>
+              <w:rPr>
+                <w:rFonts w:ascii="宋体" w:hAnsi="宋体"/>
+                <w:bCs/>
+                <w:sz w:val="24"/>
+                <w:highlight w:val="yellow"/>
+              </w:rPr>
+              <w:t>Sv</w:t>
+            </w:r>
+            <w:proofErr w:type="spellEnd"/>
             <w:proofErr w:type="gramEnd"/>
             <w:r>
               <w:rPr>
@@ -2499,7 +3218,7 @@
               <w:wordWrap w:val="0"/>
               <w:jc w:val="center"/>
               <w:rPr>
-                <w:rFonts w:ascii="宋体" w:hAnsi="宋体" w:hint="eastAsia"/>
+                <w:rFonts w:ascii="宋体" w:hAnsi="宋体"/>
                 <w:bCs/>
                 <w:sz w:val="24"/>
               </w:rPr>
@@ -2512,6 +3231,7 @@
               </w:rPr>
               <w:t>{{</w:t>
             </w:r>
+            <w:proofErr w:type="spellStart"/>
             <w:proofErr w:type="gramStart"/>
             <w:r>
               <w:rPr>
@@ -2521,6 +3241,7 @@
               </w:rPr>
               <w:t>a.copies</w:t>
             </w:r>
+            <w:proofErr w:type="spellEnd"/>
             <w:proofErr w:type="gramEnd"/>
             <w:r>
               <w:rPr>
@@ -2536,7 +3257,7 @@
               <w:wordWrap w:val="0"/>
               <w:jc w:val="center"/>
               <w:rPr>
-                <w:rFonts w:ascii="宋体" w:hAnsi="宋体" w:hint="eastAsia"/>
+                <w:rFonts w:ascii="宋体" w:hAnsi="宋体"/>
                 <w:bCs/>
                 <w:sz w:val="24"/>
               </w:rPr>
@@ -2548,7 +3269,47 @@
                 <w:sz w:val="24"/>
                 <w:highlight w:val="yellow"/>
               </w:rPr>
-              <w:t>{%p elif a.bio_category=</w:t>
+              <w:t xml:space="preserve">{%p </w:t>
+            </w:r>
+            <w:proofErr w:type="spellStart"/>
+            <w:r>
+              <w:rPr>
+                <w:rFonts w:ascii="宋体" w:hAnsi="宋体"/>
+                <w:bCs/>
+                <w:sz w:val="24"/>
+                <w:highlight w:val="yellow"/>
+              </w:rPr>
+              <w:t>elif</w:t>
+            </w:r>
+            <w:proofErr w:type="spellEnd"/>
+            <w:r>
+              <w:rPr>
+                <w:rFonts w:ascii="宋体" w:hAnsi="宋体"/>
+                <w:bCs/>
+                <w:sz w:val="24"/>
+                <w:highlight w:val="yellow"/>
+              </w:rPr>
+              <w:t xml:space="preserve"> </w:t>
+            </w:r>
+            <w:proofErr w:type="spellStart"/>
+            <w:r>
+              <w:rPr>
+                <w:rFonts w:ascii="宋体" w:hAnsi="宋体"/>
+                <w:bCs/>
+                <w:sz w:val="24"/>
+                <w:highlight w:val="yellow"/>
+              </w:rPr>
+              <w:t>a.bio_category</w:t>
+            </w:r>
+            <w:proofErr w:type="spellEnd"/>
+            <w:r>
+              <w:rPr>
+                <w:rFonts w:ascii="宋体" w:hAnsi="宋体"/>
+                <w:bCs/>
+                <w:sz w:val="24"/>
+                <w:highlight w:val="yellow"/>
+              </w:rPr>
+              <w:t>=</w:t>
             </w:r>
             <w:proofErr w:type="gramStart"/>
             <w:r>
@@ -2558,8 +3319,19 @@
                 <w:sz w:val="24"/>
                 <w:highlight w:val="yellow"/>
               </w:rPr>
-              <w:t>=”PHd</w:t>
-            </w:r>
+              <w:t>=”</w:t>
+            </w:r>
+            <w:proofErr w:type="spellStart"/>
+            <w:r>
+              <w:rPr>
+                <w:rFonts w:ascii="宋体" w:hAnsi="宋体"/>
+                <w:bCs/>
+                <w:sz w:val="24"/>
+                <w:highlight w:val="yellow"/>
+              </w:rPr>
+              <w:t>PHd</w:t>
+            </w:r>
+            <w:proofErr w:type="spellEnd"/>
             <w:proofErr w:type="gramEnd"/>
             <w:r>
               <w:rPr>
@@ -2576,7 +3348,7 @@
               <w:wordWrap w:val="0"/>
               <w:jc w:val="center"/>
               <w:rPr>
-                <w:rFonts w:ascii="宋体" w:hAnsi="宋体" w:hint="eastAsia"/>
+                <w:rFonts w:ascii="宋体" w:hAnsi="宋体"/>
                 <w:bCs/>
                 <w:sz w:val="24"/>
               </w:rPr>
@@ -2595,7 +3367,7 @@
               <w:wordWrap w:val="0"/>
               <w:jc w:val="center"/>
               <w:rPr>
-                <w:rFonts w:ascii="宋体" w:hAnsi="宋体" w:hint="eastAsia"/>
+                <w:rFonts w:ascii="宋体" w:hAnsi="宋体"/>
                 <w:bCs/>
                 <w:sz w:val="24"/>
               </w:rPr>
@@ -2621,7 +3393,7 @@
               <w:wordWrap w:val="0"/>
               <w:jc w:val="center"/>
               <w:rPr>
-                <w:rFonts w:ascii="宋体" w:hAnsi="宋体" w:hint="eastAsia"/>
+                <w:rFonts w:ascii="宋体" w:hAnsi="宋体"/>
                 <w:bCs/>
                 <w:iCs/>
                 <w:sz w:val="24"/>
@@ -2635,7 +3407,37 @@
                 <w:sz w:val="24"/>
               </w:rPr>
               <w:lastRenderedPageBreak/>
-              <w:t>{%p if a.evi_sum.evi_split and (a.evi_sum.evi</w:t>
+              <w:t xml:space="preserve">{%p if </w:t>
+            </w:r>
+            <w:proofErr w:type="spellStart"/>
+            <w:r>
+              <w:rPr>
+                <w:rFonts w:ascii="宋体" w:hAnsi="宋体"/>
+                <w:bCs/>
+                <w:iCs/>
+                <w:sz w:val="24"/>
+              </w:rPr>
+              <w:t>a.evi_sum.evi_split</w:t>
+            </w:r>
+            <w:proofErr w:type="spellEnd"/>
+            <w:r>
+              <w:rPr>
+                <w:rFonts w:ascii="宋体" w:hAnsi="宋体"/>
+                <w:bCs/>
+                <w:iCs/>
+                <w:sz w:val="24"/>
+              </w:rPr>
+              <w:t xml:space="preserve"> and (</w:t>
+            </w:r>
+            <w:proofErr w:type="spellStart"/>
+            <w:r>
+              <w:rPr>
+                <w:rFonts w:ascii="宋体" w:hAnsi="宋体"/>
+                <w:bCs/>
+                <w:iCs/>
+                <w:sz w:val="24"/>
+              </w:rPr>
+              <w:t>a.evi_sum.evi</w:t>
             </w:r>
             <w:r>
               <w:rPr>
@@ -2657,6 +3459,7 @@
               </w:rPr>
               <w:t>split.Predictive</w:t>
             </w:r>
+            <w:proofErr w:type="spellEnd"/>
             <w:proofErr w:type="gramEnd"/>
             <w:r>
               <w:rPr>
@@ -2665,39 +3468,39 @@
                 <w:iCs/>
                 <w:sz w:val="24"/>
               </w:rPr>
-              <w:t xml:space="preserve"> or a.evi_sum.evi_</w:t>
-            </w:r>
-            <w:proofErr w:type="gramStart"/>
-            <w:r>
-              <w:rPr>
-                <w:rFonts w:ascii="宋体" w:hAnsi="宋体"/>
-                <w:bCs/>
-                <w:iCs/>
-                <w:sz w:val="24"/>
-              </w:rPr>
-              <w:t>split.Prognostic</w:t>
-            </w:r>
-            <w:proofErr w:type="gramEnd"/>
-            <w:r>
-              <w:rPr>
-                <w:rFonts w:ascii="宋体" w:hAnsi="宋体"/>
-                <w:bCs/>
-                <w:iCs/>
-                <w:sz w:val="24"/>
-              </w:rPr>
-              <w:t xml:space="preserve"> or a.evi_sum.evi_</w:t>
-            </w:r>
-            <w:proofErr w:type="gramStart"/>
-            <w:r>
-              <w:rPr>
-                <w:rFonts w:ascii="宋体" w:hAnsi="宋体"/>
-                <w:bCs/>
-                <w:iCs/>
-                <w:sz w:val="24"/>
-              </w:rPr>
-              <w:t>split.Diagnostic</w:t>
-            </w:r>
-            <w:proofErr w:type="gramEnd"/>
+              <w:t xml:space="preserve"> or </w:t>
+            </w:r>
+            <w:proofErr w:type="spellStart"/>
+            <w:r>
+              <w:rPr>
+                <w:rFonts w:ascii="宋体" w:hAnsi="宋体"/>
+                <w:bCs/>
+                <w:iCs/>
+                <w:sz w:val="24"/>
+              </w:rPr>
+              <w:t>a.evi_sum.evi_split.Prognostic</w:t>
+            </w:r>
+            <w:proofErr w:type="spellEnd"/>
+            <w:r>
+              <w:rPr>
+                <w:rFonts w:ascii="宋体" w:hAnsi="宋体"/>
+                <w:bCs/>
+                <w:iCs/>
+                <w:sz w:val="24"/>
+              </w:rPr>
+              <w:t xml:space="preserve"> or </w:t>
+            </w:r>
+            <w:proofErr w:type="spellStart"/>
+            <w:r>
+              <w:rPr>
+                <w:rFonts w:ascii="宋体" w:hAnsi="宋体"/>
+                <w:bCs/>
+                <w:iCs/>
+                <w:sz w:val="24"/>
+              </w:rPr>
+              <w:t>a.evi_sum.evi_split.Diagnostic</w:t>
+            </w:r>
+            <w:proofErr w:type="spellEnd"/>
             <w:r>
               <w:rPr>
                 <w:rFonts w:ascii="宋体" w:hAnsi="宋体"/>
@@ -2713,7 +3516,7 @@
               <w:wordWrap w:val="0"/>
               <w:jc w:val="center"/>
               <w:rPr>
-                <w:rFonts w:ascii="宋体" w:hAnsi="宋体" w:hint="eastAsia"/>
+                <w:rFonts w:ascii="宋体" w:hAnsi="宋体"/>
                 <w:bCs/>
                 <w:iCs/>
                 <w:sz w:val="24"/>
@@ -2728,6 +3531,7 @@
               </w:rPr>
               <w:t xml:space="preserve">{%p if </w:t>
             </w:r>
+            <w:proofErr w:type="spellStart"/>
             <w:proofErr w:type="gramStart"/>
             <w:r>
               <w:rPr>
@@ -2746,7 +3550,17 @@
                 <w:iCs/>
                 <w:sz w:val="24"/>
               </w:rPr>
-              <w:t>_num_s==5%}</w:t>
+              <w:t>_num_s</w:t>
+            </w:r>
+            <w:proofErr w:type="spellEnd"/>
+            <w:r>
+              <w:rPr>
+                <w:rFonts w:ascii="宋体" w:hAnsi="宋体"/>
+                <w:bCs/>
+                <w:iCs/>
+                <w:sz w:val="24"/>
+              </w:rPr>
+              <w:t>==5%}</w:t>
             </w:r>
           </w:p>
           <w:p>
@@ -2754,7 +3568,7 @@
               <w:wordWrap w:val="0"/>
               <w:jc w:val="center"/>
               <w:rPr>
-                <w:rFonts w:ascii="宋体" w:hAnsi="宋体" w:hint="eastAsia"/>
+                <w:rFonts w:ascii="宋体" w:hAnsi="宋体"/>
                 <w:bCs/>
                 <w:iCs/>
                 <w:sz w:val="24"/>
@@ -2775,7 +3589,7 @@
               <w:wordWrap w:val="0"/>
               <w:jc w:val="center"/>
               <w:rPr>
-                <w:rFonts w:ascii="宋体" w:hAnsi="宋体" w:hint="eastAsia"/>
+                <w:rFonts w:ascii="宋体" w:hAnsi="宋体"/>
                 <w:bCs/>
                 <w:iCs/>
                 <w:sz w:val="24"/>
@@ -2788,8 +3602,29 @@
                 <w:iCs/>
                 <w:sz w:val="24"/>
               </w:rPr>
-              <w:t xml:space="preserve">{%p elif </w:t>
-            </w:r>
+              <w:t xml:space="preserve">{%p </w:t>
+            </w:r>
+            <w:proofErr w:type="spellStart"/>
+            <w:r>
+              <w:rPr>
+                <w:rFonts w:ascii="宋体" w:hAnsi="宋体"/>
+                <w:bCs/>
+                <w:iCs/>
+                <w:sz w:val="24"/>
+              </w:rPr>
+              <w:t>elif</w:t>
+            </w:r>
+            <w:proofErr w:type="spellEnd"/>
+            <w:r>
+              <w:rPr>
+                <w:rFonts w:ascii="宋体" w:hAnsi="宋体"/>
+                <w:bCs/>
+                <w:iCs/>
+                <w:sz w:val="24"/>
+              </w:rPr>
+              <w:t xml:space="preserve"> </w:t>
+            </w:r>
+            <w:proofErr w:type="spellStart"/>
             <w:proofErr w:type="gramStart"/>
             <w:r>
               <w:rPr>
@@ -2808,7 +3643,17 @@
                 <w:iCs/>
                 <w:sz w:val="24"/>
               </w:rPr>
-              <w:t>_num_s==4%}</w:t>
+              <w:t>_num_s</w:t>
+            </w:r>
+            <w:proofErr w:type="spellEnd"/>
+            <w:r>
+              <w:rPr>
+                <w:rFonts w:ascii="宋体" w:hAnsi="宋体"/>
+                <w:bCs/>
+                <w:iCs/>
+                <w:sz w:val="24"/>
+              </w:rPr>
+              <w:t>==4%}</w:t>
             </w:r>
           </w:p>
           <w:p>
@@ -2816,7 +3661,7 @@
               <w:wordWrap w:val="0"/>
               <w:jc w:val="center"/>
               <w:rPr>
-                <w:rFonts w:ascii="宋体" w:hAnsi="宋体" w:hint="eastAsia"/>
+                <w:rFonts w:ascii="宋体" w:hAnsi="宋体"/>
                 <w:bCs/>
                 <w:iCs/>
                 <w:sz w:val="24"/>
@@ -2837,7 +3682,7 @@
               <w:wordWrap w:val="0"/>
               <w:jc w:val="center"/>
               <w:rPr>
-                <w:rFonts w:ascii="宋体" w:hAnsi="宋体" w:hint="eastAsia"/>
+                <w:rFonts w:ascii="宋体" w:hAnsi="宋体"/>
                 <w:bCs/>
                 <w:iCs/>
                 <w:sz w:val="24"/>
@@ -2858,7 +3703,7 @@
               <w:wordWrap w:val="0"/>
               <w:jc w:val="center"/>
               <w:rPr>
-                <w:rFonts w:ascii="宋体" w:hAnsi="宋体" w:hint="eastAsia"/>
+                <w:rFonts w:ascii="宋体" w:hAnsi="宋体"/>
                 <w:bCs/>
                 <w:iCs/>
                 <w:sz w:val="24"/>
@@ -2879,7 +3724,7 @@
               <w:wordWrap w:val="0"/>
               <w:jc w:val="center"/>
               <w:rPr>
-                <w:rFonts w:ascii="宋体" w:hAnsi="宋体" w:hint="eastAsia"/>
+                <w:rFonts w:ascii="宋体" w:hAnsi="宋体"/>
                 <w:bCs/>
                 <w:iCs/>
                 <w:sz w:val="24"/>
@@ -2900,7 +3745,7 @@
               <w:wordWrap w:val="0"/>
               <w:jc w:val="center"/>
               <w:rPr>
-                <w:rFonts w:ascii="宋体" w:hAnsi="宋体" w:hint="eastAsia"/>
+                <w:rFonts w:ascii="宋体" w:hAnsi="宋体"/>
                 <w:bCs/>
                 <w:iCs/>
                 <w:sz w:val="24"/>
@@ -2934,7 +3779,7 @@
               <w:wordWrap w:val="0"/>
               <w:jc w:val="center"/>
               <w:rPr>
-                <w:rFonts w:ascii="宋体" w:hAnsi="宋体" w:hint="eastAsia"/>
+                <w:rFonts w:ascii="宋体" w:hAnsi="宋体"/>
                 <w:bCs/>
                 <w:iCs/>
                 <w:sz w:val="24"/>
@@ -2957,7 +3802,27 @@
                 <w:iCs/>
                 <w:sz w:val="24"/>
               </w:rPr>
-              <w:t>%tr endfor%}</w:t>
+              <w:t xml:space="preserve">%tr </w:t>
+            </w:r>
+            <w:proofErr w:type="spellStart"/>
+            <w:r>
+              <w:rPr>
+                <w:rFonts w:ascii="宋体" w:hAnsi="宋体"/>
+                <w:bCs/>
+                <w:iCs/>
+                <w:sz w:val="24"/>
+              </w:rPr>
+              <w:t>endfor</w:t>
+            </w:r>
+            <w:proofErr w:type="spellEnd"/>
+            <w:r>
+              <w:rPr>
+                <w:rFonts w:ascii="宋体" w:hAnsi="宋体"/>
+                <w:bCs/>
+                <w:iCs/>
+                <w:sz w:val="24"/>
+              </w:rPr>
+              <w:t>%}</w:t>
             </w:r>
           </w:p>
         </w:tc>
@@ -2978,7 +3843,7 @@
               <w:wordWrap w:val="0"/>
               <w:jc w:val="center"/>
               <w:rPr>
-                <w:rFonts w:ascii="宋体" w:hAnsi="宋体" w:hint="eastAsia"/>
+                <w:rFonts w:ascii="宋体" w:hAnsi="宋体"/>
                 <w:bCs/>
                 <w:iCs/>
                 <w:sz w:val="24"/>
@@ -3020,7 +3885,7 @@
               <w:spacing w:line="300" w:lineRule="auto"/>
               <w:jc w:val="center"/>
               <w:rPr>
-                <w:rFonts w:ascii="宋体" w:hAnsi="宋体" w:hint="eastAsia"/>
+                <w:rFonts w:ascii="宋体" w:hAnsi="宋体"/>
                 <w:bCs/>
                 <w:sz w:val="24"/>
               </w:rPr>
@@ -3053,7 +3918,7 @@
               <w:wordWrap w:val="0"/>
               <w:jc w:val="center"/>
               <w:rPr>
-                <w:rFonts w:ascii="宋体" w:hAnsi="宋体" w:hint="eastAsia"/>
+                <w:rFonts w:ascii="宋体" w:hAnsi="宋体"/>
                 <w:bCs/>
                 <w:iCs/>
                 <w:sz w:val="24"/>
@@ -3079,7 +3944,7 @@
               <w:wordWrap w:val="0"/>
               <w:jc w:val="center"/>
               <w:rPr>
-                <w:rFonts w:ascii="宋体" w:hAnsi="宋体" w:hint="eastAsia"/>
+                <w:rFonts w:ascii="宋体" w:hAnsi="宋体"/>
                 <w:bCs/>
                 <w:iCs/>
                 <w:sz w:val="24"/>
@@ -3106,7 +3971,7 @@
               <w:wordWrap w:val="0"/>
               <w:jc w:val="center"/>
               <w:rPr>
-                <w:rFonts w:ascii="宋体" w:hAnsi="宋体" w:hint="eastAsia"/>
+                <w:rFonts w:ascii="宋体" w:hAnsi="宋体"/>
                 <w:bCs/>
                 <w:iCs/>
                 <w:sz w:val="24"/>
@@ -3140,7 +4005,7 @@
               <w:wordWrap w:val="0"/>
               <w:jc w:val="center"/>
               <w:rPr>
-                <w:rFonts w:ascii="宋体" w:hAnsi="宋体" w:hint="eastAsia"/>
+                <w:rFonts w:ascii="宋体" w:hAnsi="宋体"/>
                 <w:bCs/>
                 <w:iCs/>
                 <w:sz w:val="24"/>
@@ -3183,19 +4048,19 @@
               <w:wordWrap w:val="0"/>
               <w:jc w:val="center"/>
               <w:rPr>
+                <w:rFonts w:ascii="宋体" w:hAnsi="宋体"/>
+                <w:bCs/>
+                <w:iCs/>
+                <w:sz w:val="24"/>
+              </w:rPr>
+            </w:pPr>
+            <w:r>
+              <w:rPr>
                 <w:rFonts w:ascii="宋体" w:hAnsi="宋体" w:hint="eastAsia"/>
                 <w:bCs/>
                 <w:iCs/>
                 <w:sz w:val="24"/>
               </w:rPr>
-            </w:pPr>
-            <w:r>
-              <w:rPr>
-                <w:rFonts w:ascii="宋体" w:hAnsi="宋体" w:hint="eastAsia"/>
-                <w:bCs/>
-                <w:iCs/>
-                <w:sz w:val="24"/>
-              </w:rPr>
               <w:t>{</w:t>
             </w:r>
             <w:r>
@@ -3205,7 +4070,27 @@
                 <w:iCs/>
                 <w:sz w:val="24"/>
               </w:rPr>
-              <w:t>%tr endfor%}</w:t>
+              <w:t xml:space="preserve">%tr </w:t>
+            </w:r>
+            <w:proofErr w:type="spellStart"/>
+            <w:r>
+              <w:rPr>
+                <w:rFonts w:ascii="宋体" w:hAnsi="宋体"/>
+                <w:bCs/>
+                <w:iCs/>
+                <w:sz w:val="24"/>
+              </w:rPr>
+              <w:t>endfor</w:t>
+            </w:r>
+            <w:proofErr w:type="spellEnd"/>
+            <w:r>
+              <w:rPr>
+                <w:rFonts w:ascii="宋体" w:hAnsi="宋体"/>
+                <w:bCs/>
+                <w:iCs/>
+                <w:sz w:val="24"/>
+              </w:rPr>
+              <w:t>%}</w:t>
             </w:r>
           </w:p>
         </w:tc>
@@ -3215,7 +4100,7 @@
     <w:p>
       <w:pPr>
         <w:rPr>
-          <w:rFonts w:ascii="宋体" w:hAnsi="宋体" w:hint="eastAsia"/>
+          <w:rFonts w:ascii="宋体" w:hAnsi="宋体"/>
           <w:bCs/>
           <w:sz w:val="24"/>
         </w:rPr>
@@ -3224,7 +4109,7 @@
     <w:p>
       <w:pPr>
         <w:rPr>
-          <w:rFonts w:ascii="宋体" w:hAnsi="宋体" w:hint="eastAsia"/>
+          <w:rFonts w:ascii="宋体" w:hAnsi="宋体"/>
           <w:bCs/>
           <w:sz w:val="24"/>
         </w:rPr>
@@ -3233,7 +4118,7 @@
     <w:p>
       <w:pPr>
         <w:rPr>
-          <w:rFonts w:ascii="宋体" w:hAnsi="宋体" w:hint="eastAsia"/>
+          <w:rFonts w:ascii="宋体" w:hAnsi="宋体"/>
           <w:bCs/>
           <w:sz w:val="24"/>
         </w:rPr>
@@ -3250,7 +4135,7 @@
     <w:p>
       <w:pPr>
         <w:rPr>
-          <w:rFonts w:ascii="宋体" w:hAnsi="宋体" w:hint="eastAsia"/>
+          <w:rFonts w:ascii="宋体" w:hAnsi="宋体"/>
           <w:bCs/>
           <w:sz w:val="24"/>
           <w:highlight w:val="cyan"/>
@@ -3265,6 +4150,7 @@
         </w:rPr>
         <w:t xml:space="preserve">{%p if </w:t>
       </w:r>
+      <w:proofErr w:type="spellStart"/>
       <w:r>
         <w:rPr>
           <w:rFonts w:ascii="宋体" w:hAnsi="宋体"/>
@@ -3272,15 +4158,25 @@
           <w:sz w:val="24"/>
           <w:highlight w:val="cyan"/>
         </w:rPr>
-        <w:t>msi.var_id==”MSI-H”</w:t>
-      </w:r>
-      <w:r>
-        <w:rPr>
-          <w:rFonts w:ascii="宋体" w:hAnsi="宋体" w:hint="eastAsia"/>
+        <w:t>msi.var_id</w:t>
+      </w:r>
+      <w:proofErr w:type="spellEnd"/>
+      <w:r>
+        <w:rPr>
+          <w:rFonts w:ascii="宋体" w:hAnsi="宋体"/>
           <w:bCs/>
           <w:sz w:val="24"/>
           <w:highlight w:val="cyan"/>
         </w:rPr>
+        <w:t>==”MSI-H”</w:t>
+      </w:r>
+      <w:r>
+        <w:rPr>
+          <w:rFonts w:ascii="宋体" w:hAnsi="宋体" w:hint="eastAsia"/>
+          <w:bCs/>
+          <w:sz w:val="24"/>
+          <w:highlight w:val="cyan"/>
+        </w:rPr>
         <w:t xml:space="preserve"> or</w:t>
       </w:r>
       <w:r>
@@ -3310,6 +4206,7 @@
         </w:rPr>
         <w:t>, [</w:t>
       </w:r>
+      <w:proofErr w:type="spellStart"/>
       <w:r>
         <w:rPr>
           <w:rFonts w:ascii="宋体" w:hAnsi="宋体"/>
@@ -3337,9 +4234,9 @@
           <w:sz w:val="24"/>
           <w:highlight w:val="cyan"/>
         </w:rPr>
-        <w:t>_I + var.var_</w:t>
-      </w:r>
-      <w:proofErr w:type="gramStart"/>
+        <w:t>_I</w:t>
+      </w:r>
+      <w:proofErr w:type="spellEnd"/>
       <w:r>
         <w:rPr>
           <w:rFonts w:ascii="宋体" w:hAnsi="宋体"/>
@@ -3347,9 +4244,9 @@
           <w:sz w:val="24"/>
           <w:highlight w:val="cyan"/>
         </w:rPr>
-        <w:t>somatic.level</w:t>
-      </w:r>
-      <w:proofErr w:type="gramEnd"/>
+        <w:t xml:space="preserve"> + </w:t>
+      </w:r>
+      <w:proofErr w:type="spellStart"/>
       <w:r>
         <w:rPr>
           <w:rFonts w:ascii="宋体" w:hAnsi="宋体"/>
@@ -3357,7 +4254,7 @@
           <w:sz w:val="24"/>
           <w:highlight w:val="cyan"/>
         </w:rPr>
-        <w:t>_I</w:t>
+        <w:t>var.var_somatic.level_I</w:t>
       </w:r>
       <w:r>
         <w:rPr>
@@ -3368,6 +4265,7 @@
         </w:rPr>
         <w:t>I</w:t>
       </w:r>
+      <w:proofErr w:type="spellEnd"/>
       <w:r>
         <w:rPr>
           <w:rFonts w:ascii="宋体" w:hAnsi="宋体"/>
@@ -3375,9 +4273,9 @@
           <w:sz w:val="24"/>
           <w:highlight w:val="cyan"/>
         </w:rPr>
-        <w:t xml:space="preserve"> + var.var_</w:t>
-      </w:r>
-      <w:proofErr w:type="gramStart"/>
+        <w:t xml:space="preserve"> + </w:t>
+      </w:r>
+      <w:proofErr w:type="spellStart"/>
       <w:r>
         <w:rPr>
           <w:rFonts w:ascii="宋体" w:hAnsi="宋体"/>
@@ -3385,9 +4283,9 @@
           <w:sz w:val="24"/>
           <w:highlight w:val="cyan"/>
         </w:rPr>
-        <w:t>somatic.level</w:t>
-      </w:r>
-      <w:proofErr w:type="gramEnd"/>
+        <w:t>var.var_somatic.level_onco_nodrug</w:t>
+      </w:r>
+      <w:proofErr w:type="spellEnd"/>
       <w:r>
         <w:rPr>
           <w:rFonts w:ascii="宋体" w:hAnsi="宋体"/>
@@ -3395,9 +4293,9 @@
           <w:sz w:val="24"/>
           <w:highlight w:val="cyan"/>
         </w:rPr>
-        <w:t>_onco_nodrug + var.var_</w:t>
-      </w:r>
-      <w:proofErr w:type="gramStart"/>
+        <w:t xml:space="preserve"> + </w:t>
+      </w:r>
+      <w:proofErr w:type="spellStart"/>
       <w:r>
         <w:rPr>
           <w:rFonts w:ascii="宋体" w:hAnsi="宋体"/>
@@ -3405,9 +4303,9 @@
           <w:sz w:val="24"/>
           <w:highlight w:val="cyan"/>
         </w:rPr>
-        <w:t>somatic.level</w:t>
-      </w:r>
-      <w:proofErr w:type="gramEnd"/>
+        <w:t>var.var_somatic.level_III</w:t>
+      </w:r>
+      <w:proofErr w:type="spellEnd"/>
       <w:r>
         <w:rPr>
           <w:rFonts w:ascii="宋体" w:hAnsi="宋体"/>
@@ -3415,9 +4313,9 @@
           <w:sz w:val="24"/>
           <w:highlight w:val="cyan"/>
         </w:rPr>
-        <w:t>_III, “outhd</w:t>
-      </w:r>
-      <w:proofErr w:type="gramStart"/>
+        <w:t>, “</w:t>
+      </w:r>
+      <w:proofErr w:type="spellStart"/>
       <w:r>
         <w:rPr>
           <w:rFonts w:ascii="宋体" w:hAnsi="宋体"/>
@@ -3425,9 +4323,19 @@
           <w:sz w:val="24"/>
           <w:highlight w:val="cyan"/>
         </w:rPr>
+        <w:t>outhd</w:t>
+      </w:r>
+      <w:proofErr w:type="spellEnd"/>
+      <w:r>
+        <w:rPr>
+          <w:rFonts w:ascii="宋体" w:hAnsi="宋体"/>
+          <w:bCs/>
+          <w:sz w:val="24"/>
+          <w:highlight w:val="cyan"/>
+        </w:rPr>
         <w:t>”]|</w:t>
       </w:r>
-      <w:proofErr w:type="gramEnd"/>
+      <w:proofErr w:type="spellStart"/>
       <w:r>
         <w:rPr>
           <w:rFonts w:ascii="宋体" w:hAnsi="宋体"/>
@@ -3435,9 +4343,9 @@
           <w:sz w:val="24"/>
           <w:highlight w:val="cyan"/>
         </w:rPr>
-        <w:t>inter_mp_filter_</w:t>
-      </w:r>
-      <w:proofErr w:type="gramStart"/>
+        <w:t>inter_mp_filter_hd</w:t>
+      </w:r>
+      <w:proofErr w:type="spellEnd"/>
       <w:r>
         <w:rPr>
           <w:rFonts w:ascii="宋体" w:hAnsi="宋体"/>
@@ -3445,17 +4353,7 @@
           <w:sz w:val="24"/>
           <w:highlight w:val="cyan"/>
         </w:rPr>
-        <w:t>hd]|</w:t>
-      </w:r>
-      <w:proofErr w:type="gramEnd"/>
-      <w:r>
-        <w:rPr>
-          <w:rFonts w:ascii="宋体" w:hAnsi="宋体"/>
-          <w:bCs/>
-          <w:sz w:val="24"/>
-          <w:highlight w:val="cyan"/>
-        </w:rPr>
-        <w:t>hdrm_cp40_split_gene</w:t>
+        <w:t>]|hdrm_cp40_split_gene</w:t>
       </w:r>
       <w:r>
         <w:rPr>
@@ -3479,7 +4377,7 @@
     <w:p>
       <w:pPr>
         <w:rPr>
-          <w:rFonts w:ascii="宋体" w:hAnsi="宋体" w:hint="eastAsia"/>
+          <w:rFonts w:ascii="宋体" w:hAnsi="宋体"/>
           <w:bCs/>
           <w:sz w:val="24"/>
           <w:highlight w:val="cyan"/>
@@ -3494,6 +4392,7 @@
         </w:rPr>
         <w:t xml:space="preserve">{%p if </w:t>
       </w:r>
+      <w:proofErr w:type="spellStart"/>
       <w:r>
         <w:rPr>
           <w:rFonts w:ascii="宋体" w:hAnsi="宋体"/>
@@ -3501,8 +4400,9 @@
           <w:sz w:val="24"/>
           <w:highlight w:val="yellow"/>
         </w:rPr>
-        <w:t>msi.var_id==”MSI</w:t>
-      </w:r>
+        <w:t>msi.var_id</w:t>
+      </w:r>
+      <w:proofErr w:type="spellEnd"/>
       <w:r>
         <w:rPr>
           <w:rFonts w:ascii="宋体" w:hAnsi="宋体"/>
@@ -3510,6 +4410,15 @@
           <w:sz w:val="24"/>
           <w:highlight w:val="yellow"/>
         </w:rPr>
+        <w:t>==”MSI</w:t>
+      </w:r>
+      <w:r>
+        <w:rPr>
+          <w:rFonts w:ascii="宋体" w:hAnsi="宋体"/>
+          <w:bCs/>
+          <w:sz w:val="24"/>
+          <w:highlight w:val="yellow"/>
+        </w:rPr>
         <w:t>-H”</w:t>
       </w:r>
       <w:r>
@@ -3537,7 +4446,17 @@
           <w:sz w:val="24"/>
           <w:highlight w:val="yellow"/>
         </w:rPr>
-        <w:t>[“other”, [var.var_</w:t>
+        <w:t>[“other”, [</w:t>
+      </w:r>
+      <w:proofErr w:type="spellStart"/>
+      <w:r>
+        <w:rPr>
+          <w:rFonts w:ascii="宋体" w:hAnsi="宋体"/>
+          <w:bCs/>
+          <w:sz w:val="24"/>
+          <w:highlight w:val="yellow"/>
+        </w:rPr>
+        <w:t>var.var_</w:t>
       </w:r>
       <w:proofErr w:type="gramStart"/>
       <w:r>
@@ -3557,8 +4476,9 @@
           <w:sz w:val="24"/>
           <w:highlight w:val="yellow"/>
         </w:rPr>
-        <w:t xml:space="preserve">_I, </w:t>
-      </w:r>
+        <w:t>_I</w:t>
+      </w:r>
+      <w:proofErr w:type="spellEnd"/>
       <w:r>
         <w:rPr>
           <w:rFonts w:ascii="宋体" w:hAnsi="宋体"/>
@@ -3566,10 +4486,9 @@
           <w:sz w:val="24"/>
           <w:highlight w:val="yellow"/>
         </w:rPr>
-        <w:lastRenderedPageBreak/>
-        <w:t>“outhd</w:t>
-      </w:r>
-      <w:proofErr w:type="gramStart"/>
+        <w:t>, “</w:t>
+      </w:r>
+      <w:proofErr w:type="spellStart"/>
       <w:r>
         <w:rPr>
           <w:rFonts w:ascii="宋体" w:hAnsi="宋体"/>
@@ -3577,9 +4496,19 @@
           <w:sz w:val="24"/>
           <w:highlight w:val="yellow"/>
         </w:rPr>
+        <w:t>outhd</w:t>
+      </w:r>
+      <w:proofErr w:type="spellEnd"/>
+      <w:r>
+        <w:rPr>
+          <w:rFonts w:ascii="宋体" w:hAnsi="宋体"/>
+          <w:bCs/>
+          <w:sz w:val="24"/>
+          <w:highlight w:val="yellow"/>
+        </w:rPr>
         <w:t>”]|</w:t>
       </w:r>
-      <w:proofErr w:type="gramEnd"/>
+      <w:proofErr w:type="spellStart"/>
       <w:r>
         <w:rPr>
           <w:rFonts w:ascii="宋体" w:hAnsi="宋体"/>
@@ -3587,9 +4516,9 @@
           <w:sz w:val="24"/>
           <w:highlight w:val="yellow"/>
         </w:rPr>
-        <w:t>inter_mp_filter_</w:t>
-      </w:r>
-      <w:proofErr w:type="gramStart"/>
+        <w:t>inter_mp_filter_hd</w:t>
+      </w:r>
+      <w:proofErr w:type="spellEnd"/>
       <w:r>
         <w:rPr>
           <w:rFonts w:ascii="宋体" w:hAnsi="宋体"/>
@@ -3597,17 +4526,7 @@
           <w:sz w:val="24"/>
           <w:highlight w:val="yellow"/>
         </w:rPr>
-        <w:t>hd]|</w:t>
-      </w:r>
-      <w:proofErr w:type="gramEnd"/>
-      <w:r>
-        <w:rPr>
-          <w:rFonts w:ascii="宋体" w:hAnsi="宋体"/>
-          <w:bCs/>
-          <w:sz w:val="24"/>
-          <w:highlight w:val="yellow"/>
-        </w:rPr>
-        <w:t>hdrm_cp40_split_gene</w:t>
+        <w:t>]|hdrm_cp40_split_gene</w:t>
       </w:r>
       <w:r>
         <w:rPr>
@@ -3631,7 +4550,7 @@
     <w:p>
       <w:pPr>
         <w:rPr>
-          <w:rFonts w:ascii="宋体" w:hAnsi="宋体" w:hint="eastAsia"/>
+          <w:rFonts w:ascii="宋体" w:hAnsi="宋体"/>
           <w:bCs/>
           <w:sz w:val="24"/>
         </w:rPr>
@@ -3648,7 +4567,7 @@
     <w:p>
       <w:pPr>
         <w:rPr>
-          <w:rFonts w:ascii="宋体" w:hAnsi="宋体" w:hint="eastAsia"/>
+          <w:rFonts w:ascii="宋体" w:hAnsi="宋体"/>
           <w:bCs/>
           <w:sz w:val="24"/>
         </w:rPr>
@@ -3662,6 +4581,7 @@
         </w:rPr>
         <w:t xml:space="preserve">{%p if </w:t>
       </w:r>
+      <w:proofErr w:type="spellStart"/>
       <w:r>
         <w:rPr>
           <w:rFonts w:ascii="宋体" w:hAnsi="宋体"/>
@@ -3669,7 +4589,17 @@
           <w:sz w:val="24"/>
           <w:highlight w:val="green"/>
         </w:rPr>
-        <w:t>msi.var_id==”MSI-</w:t>
+        <w:t>msi.var_id</w:t>
+      </w:r>
+      <w:proofErr w:type="spellEnd"/>
+      <w:r>
+        <w:rPr>
+          <w:rFonts w:ascii="宋体" w:hAnsi="宋体"/>
+          <w:bCs/>
+          <w:sz w:val="24"/>
+          <w:highlight w:val="green"/>
+        </w:rPr>
+        <w:t>==”MSI-</w:t>
       </w:r>
       <w:proofErr w:type="gramStart"/>
       <w:r>
@@ -3704,7 +4634,7 @@
     <w:p>
       <w:pPr>
         <w:rPr>
-          <w:rFonts w:ascii="宋体" w:hAnsi="宋体" w:hint="eastAsia"/>
+          <w:rFonts w:ascii="宋体" w:hAnsi="宋体"/>
           <w:bCs/>
           <w:sz w:val="24"/>
         </w:rPr>
@@ -3737,7 +4667,7 @@
     <w:p>
       <w:pPr>
         <w:rPr>
-          <w:rFonts w:ascii="宋体" w:hAnsi="宋体" w:hint="eastAsia"/>
+          <w:rFonts w:ascii="宋体" w:hAnsi="宋体"/>
           <w:bCs/>
           <w:sz w:val="24"/>
         </w:rPr>
@@ -3755,7 +4685,7 @@
     <w:p>
       <w:pPr>
         <w:rPr>
-          <w:rFonts w:ascii="宋体" w:hAnsi="宋体" w:hint="eastAsia"/>
+          <w:rFonts w:ascii="宋体" w:hAnsi="宋体"/>
           <w:bCs/>
           <w:sz w:val="24"/>
         </w:rPr>
@@ -3767,6 +4697,7 @@
           <w:sz w:val="24"/>
           <w:highlight w:val="green"/>
         </w:rPr>
+        <w:lastRenderedPageBreak/>
         <w:t xml:space="preserve">{%p </w:t>
       </w:r>
       <w:r>
@@ -3794,7 +4725,17 @@
           <w:sz w:val="24"/>
           <w:highlight w:val="green"/>
         </w:rPr>
-        <w:t>[“other”, [var.var_</w:t>
+        <w:t>[“other”, [</w:t>
+      </w:r>
+      <w:proofErr w:type="spellStart"/>
+      <w:r>
+        <w:rPr>
+          <w:rFonts w:ascii="宋体" w:hAnsi="宋体"/>
+          <w:bCs/>
+          <w:sz w:val="24"/>
+          <w:highlight w:val="green"/>
+        </w:rPr>
+        <w:t>var.var_</w:t>
       </w:r>
       <w:proofErr w:type="gramStart"/>
       <w:r>
@@ -3814,9 +4755,9 @@
           <w:sz w:val="24"/>
           <w:highlight w:val="green"/>
         </w:rPr>
-        <w:t>_I, “outhd</w:t>
-      </w:r>
-      <w:proofErr w:type="gramStart"/>
+        <w:t>_I</w:t>
+      </w:r>
+      <w:proofErr w:type="spellEnd"/>
       <w:r>
         <w:rPr>
           <w:rFonts w:ascii="宋体" w:hAnsi="宋体"/>
@@ -3824,9 +4765,29 @@
           <w:sz w:val="24"/>
           <w:highlight w:val="green"/>
         </w:rPr>
+        <w:t>, “</w:t>
+      </w:r>
+      <w:proofErr w:type="spellStart"/>
+      <w:r>
+        <w:rPr>
+          <w:rFonts w:ascii="宋体" w:hAnsi="宋体"/>
+          <w:bCs/>
+          <w:sz w:val="24"/>
+          <w:highlight w:val="green"/>
+        </w:rPr>
+        <w:t>outhd</w:t>
+      </w:r>
+      <w:proofErr w:type="spellEnd"/>
+      <w:r>
+        <w:rPr>
+          <w:rFonts w:ascii="宋体" w:hAnsi="宋体"/>
+          <w:bCs/>
+          <w:sz w:val="24"/>
+          <w:highlight w:val="green"/>
+        </w:rPr>
         <w:t>”]|</w:t>
       </w:r>
-      <w:proofErr w:type="gramEnd"/>
+      <w:proofErr w:type="spellStart"/>
       <w:r>
         <w:rPr>
           <w:rFonts w:ascii="宋体" w:hAnsi="宋体"/>
@@ -3834,9 +4795,9 @@
           <w:sz w:val="24"/>
           <w:highlight w:val="green"/>
         </w:rPr>
-        <w:t>inter_mp_filter_</w:t>
-      </w:r>
-      <w:proofErr w:type="gramStart"/>
+        <w:t>inter_mp_filter_hd</w:t>
+      </w:r>
+      <w:proofErr w:type="spellEnd"/>
       <w:r>
         <w:rPr>
           <w:rFonts w:ascii="宋体" w:hAnsi="宋体"/>
@@ -3844,17 +4805,7 @@
           <w:sz w:val="24"/>
           <w:highlight w:val="green"/>
         </w:rPr>
-        <w:t>hd]|</w:t>
-      </w:r>
-      <w:proofErr w:type="gramEnd"/>
-      <w:r>
-        <w:rPr>
-          <w:rFonts w:ascii="宋体" w:hAnsi="宋体"/>
-          <w:bCs/>
-          <w:sz w:val="24"/>
-          <w:highlight w:val="green"/>
-        </w:rPr>
-        <w:t>hdrm_cp40_split_gene</w:t>
+        <w:t>]|hdrm_cp40_split_gene</w:t>
       </w:r>
       <w:r>
         <w:rPr>
@@ -3896,7 +4847,7 @@
     <w:p>
       <w:pPr>
         <w:rPr>
-          <w:rFonts w:ascii="宋体" w:hAnsi="宋体" w:hint="eastAsia"/>
+          <w:rFonts w:ascii="宋体" w:hAnsi="宋体"/>
           <w:bCs/>
           <w:sz w:val="24"/>
         </w:rPr>
@@ -3913,7 +4864,7 @@
     <w:p>
       <w:pPr>
         <w:rPr>
-          <w:rFonts w:ascii="宋体" w:hAnsi="宋体" w:hint="eastAsia"/>
+          <w:rFonts w:ascii="宋体" w:hAnsi="宋体"/>
           <w:bCs/>
           <w:sz w:val="24"/>
         </w:rPr>
@@ -3925,13 +4876,33 @@
           <w:sz w:val="24"/>
           <w:highlight w:val="green"/>
         </w:rPr>
-        <w:t>{%p endfor%}</w:t>
+        <w:t xml:space="preserve">{%p </w:t>
+      </w:r>
+      <w:proofErr w:type="spellStart"/>
+      <w:r>
+        <w:rPr>
+          <w:rFonts w:ascii="宋体" w:hAnsi="宋体" w:hint="eastAsia"/>
+          <w:bCs/>
+          <w:sz w:val="24"/>
+          <w:highlight w:val="green"/>
+        </w:rPr>
+        <w:t>endfor</w:t>
+      </w:r>
+      <w:proofErr w:type="spellEnd"/>
+      <w:r>
+        <w:rPr>
+          <w:rFonts w:ascii="宋体" w:hAnsi="宋体" w:hint="eastAsia"/>
+          <w:bCs/>
+          <w:sz w:val="24"/>
+          <w:highlight w:val="green"/>
+        </w:rPr>
+        <w:t>%}</w:t>
       </w:r>
     </w:p>
     <w:p>
       <w:pPr>
         <w:rPr>
-          <w:rFonts w:ascii="宋体" w:hAnsi="宋体" w:hint="eastAsia"/>
+          <w:rFonts w:ascii="宋体" w:hAnsi="宋体"/>
           <w:bCs/>
           <w:sz w:val="24"/>
         </w:rPr>
@@ -3949,7 +4920,7 @@
     <w:p>
       <w:pPr>
         <w:rPr>
-          <w:rFonts w:ascii="宋体" w:hAnsi="宋体" w:hint="eastAsia"/>
+          <w:rFonts w:ascii="宋体" w:hAnsi="宋体"/>
           <w:bCs/>
           <w:sz w:val="24"/>
         </w:rPr>
@@ -3979,7 +4950,17 @@
           <w:sz w:val="24"/>
           <w:highlight w:val="yellow"/>
         </w:rPr>
-        <w:t>[“other”, [var.var_</w:t>
+        <w:t>[“other”, [</w:t>
+      </w:r>
+      <w:proofErr w:type="spellStart"/>
+      <w:r>
+        <w:rPr>
+          <w:rFonts w:ascii="宋体" w:hAnsi="宋体"/>
+          <w:bCs/>
+          <w:sz w:val="24"/>
+          <w:highlight w:val="yellow"/>
+        </w:rPr>
+        <w:t>var.var_</w:t>
       </w:r>
       <w:proofErr w:type="gramStart"/>
       <w:r>
@@ -3999,9 +4980,9 @@
           <w:sz w:val="24"/>
           <w:highlight w:val="yellow"/>
         </w:rPr>
-        <w:t>_II, “outhd</w:t>
-      </w:r>
-      <w:proofErr w:type="gramStart"/>
+        <w:t>_II</w:t>
+      </w:r>
+      <w:proofErr w:type="spellEnd"/>
       <w:r>
         <w:rPr>
           <w:rFonts w:ascii="宋体" w:hAnsi="宋体"/>
@@ -4009,9 +4990,29 @@
           <w:sz w:val="24"/>
           <w:highlight w:val="yellow"/>
         </w:rPr>
+        <w:t>, “</w:t>
+      </w:r>
+      <w:proofErr w:type="spellStart"/>
+      <w:r>
+        <w:rPr>
+          <w:rFonts w:ascii="宋体" w:hAnsi="宋体"/>
+          <w:bCs/>
+          <w:sz w:val="24"/>
+          <w:highlight w:val="yellow"/>
+        </w:rPr>
+        <w:t>outhd</w:t>
+      </w:r>
+      <w:proofErr w:type="spellEnd"/>
+      <w:r>
+        <w:rPr>
+          <w:rFonts w:ascii="宋体" w:hAnsi="宋体"/>
+          <w:bCs/>
+          <w:sz w:val="24"/>
+          <w:highlight w:val="yellow"/>
+        </w:rPr>
         <w:t>”]|</w:t>
       </w:r>
-      <w:proofErr w:type="gramEnd"/>
+      <w:proofErr w:type="spellStart"/>
       <w:r>
         <w:rPr>
           <w:rFonts w:ascii="宋体" w:hAnsi="宋体"/>
@@ -4019,9 +5020,9 @@
           <w:sz w:val="24"/>
           <w:highlight w:val="yellow"/>
         </w:rPr>
-        <w:t>inter_mp_filter_</w:t>
-      </w:r>
-      <w:proofErr w:type="gramStart"/>
+        <w:t>inter_mp_filter_hd</w:t>
+      </w:r>
+      <w:proofErr w:type="spellEnd"/>
       <w:r>
         <w:rPr>
           <w:rFonts w:ascii="宋体" w:hAnsi="宋体"/>
@@ -4029,17 +5030,7 @@
           <w:sz w:val="24"/>
           <w:highlight w:val="yellow"/>
         </w:rPr>
-        <w:t>hd]|</w:t>
-      </w:r>
-      <w:proofErr w:type="gramEnd"/>
-      <w:r>
-        <w:rPr>
-          <w:rFonts w:ascii="宋体" w:hAnsi="宋体"/>
-          <w:bCs/>
-          <w:sz w:val="24"/>
-          <w:highlight w:val="yellow"/>
-        </w:rPr>
-        <w:t>hdrm_cp40_split_gene</w:t>
+        <w:t>]|hdrm_cp40_split_gene</w:t>
       </w:r>
       <w:r>
         <w:rPr>
@@ -4063,7 +5054,7 @@
     <w:p>
       <w:pPr>
         <w:rPr>
-          <w:rFonts w:ascii="宋体" w:hAnsi="宋体" w:hint="eastAsia"/>
+          <w:rFonts w:ascii="宋体" w:hAnsi="宋体"/>
           <w:bCs/>
           <w:sz w:val="24"/>
         </w:rPr>
@@ -4080,7 +5071,7 @@
     <w:p>
       <w:pPr>
         <w:rPr>
-          <w:rFonts w:ascii="宋体" w:hAnsi="宋体" w:hint="eastAsia"/>
+          <w:rFonts w:ascii="宋体" w:hAnsi="宋体"/>
           <w:bCs/>
           <w:sz w:val="24"/>
         </w:rPr>
@@ -4110,7 +5101,17 @@
           <w:sz w:val="24"/>
           <w:highlight w:val="green"/>
         </w:rPr>
-        <w:t>[“other”, [var.var_</w:t>
+        <w:t>[“other”, [</w:t>
+      </w:r>
+      <w:proofErr w:type="spellStart"/>
+      <w:r>
+        <w:rPr>
+          <w:rFonts w:ascii="宋体" w:hAnsi="宋体"/>
+          <w:bCs/>
+          <w:sz w:val="24"/>
+          <w:highlight w:val="green"/>
+        </w:rPr>
+        <w:t>var.var_</w:t>
       </w:r>
       <w:proofErr w:type="gramStart"/>
       <w:r>
@@ -4130,9 +5131,9 @@
           <w:sz w:val="24"/>
           <w:highlight w:val="green"/>
         </w:rPr>
-        <w:t>_II, “outhd</w:t>
-      </w:r>
-      <w:proofErr w:type="gramStart"/>
+        <w:t>_II</w:t>
+      </w:r>
+      <w:proofErr w:type="spellEnd"/>
       <w:r>
         <w:rPr>
           <w:rFonts w:ascii="宋体" w:hAnsi="宋体"/>
@@ -4140,9 +5141,29 @@
           <w:sz w:val="24"/>
           <w:highlight w:val="green"/>
         </w:rPr>
+        <w:t>, “</w:t>
+      </w:r>
+      <w:proofErr w:type="spellStart"/>
+      <w:r>
+        <w:rPr>
+          <w:rFonts w:ascii="宋体" w:hAnsi="宋体"/>
+          <w:bCs/>
+          <w:sz w:val="24"/>
+          <w:highlight w:val="green"/>
+        </w:rPr>
+        <w:t>outhd</w:t>
+      </w:r>
+      <w:proofErr w:type="spellEnd"/>
+      <w:r>
+        <w:rPr>
+          <w:rFonts w:ascii="宋体" w:hAnsi="宋体"/>
+          <w:bCs/>
+          <w:sz w:val="24"/>
+          <w:highlight w:val="green"/>
+        </w:rPr>
         <w:t>”]|</w:t>
       </w:r>
-      <w:proofErr w:type="gramEnd"/>
+      <w:proofErr w:type="spellStart"/>
       <w:r>
         <w:rPr>
           <w:rFonts w:ascii="宋体" w:hAnsi="宋体"/>
@@ -4150,9 +5171,9 @@
           <w:sz w:val="24"/>
           <w:highlight w:val="green"/>
         </w:rPr>
-        <w:t>inter_mp_filter_</w:t>
-      </w:r>
-      <w:proofErr w:type="gramStart"/>
+        <w:t>inter_mp_filter_hd</w:t>
+      </w:r>
+      <w:proofErr w:type="spellEnd"/>
       <w:r>
         <w:rPr>
           <w:rFonts w:ascii="宋体" w:hAnsi="宋体"/>
@@ -4160,17 +5181,7 @@
           <w:sz w:val="24"/>
           <w:highlight w:val="green"/>
         </w:rPr>
-        <w:t>hd]|</w:t>
-      </w:r>
-      <w:proofErr w:type="gramEnd"/>
-      <w:r>
-        <w:rPr>
-          <w:rFonts w:ascii="宋体" w:hAnsi="宋体"/>
-          <w:bCs/>
-          <w:sz w:val="24"/>
-          <w:highlight w:val="green"/>
-        </w:rPr>
-        <w:t>hdrm_cp40_split_gene</w:t>
+        <w:t>]|hdrm_cp40_split_gene</w:t>
       </w:r>
       <w:r>
         <w:rPr>
@@ -4203,7 +5214,7 @@
     <w:p>
       <w:pPr>
         <w:rPr>
-          <w:rFonts w:ascii="宋体" w:hAnsi="宋体" w:hint="eastAsia"/>
+          <w:rFonts w:ascii="宋体" w:hAnsi="宋体"/>
           <w:bCs/>
           <w:sz w:val="24"/>
         </w:rPr>
@@ -4220,7 +5231,7 @@
     <w:p>
       <w:pPr>
         <w:rPr>
-          <w:rFonts w:ascii="宋体" w:hAnsi="宋体" w:hint="eastAsia"/>
+          <w:rFonts w:ascii="宋体" w:hAnsi="宋体"/>
           <w:bCs/>
           <w:sz w:val="24"/>
         </w:rPr>
@@ -4232,13 +5243,33 @@
           <w:sz w:val="24"/>
           <w:highlight w:val="green"/>
         </w:rPr>
-        <w:t>{%p endfor%}</w:t>
+        <w:t xml:space="preserve">{%p </w:t>
+      </w:r>
+      <w:proofErr w:type="spellStart"/>
+      <w:r>
+        <w:rPr>
+          <w:rFonts w:ascii="宋体" w:hAnsi="宋体" w:hint="eastAsia"/>
+          <w:bCs/>
+          <w:sz w:val="24"/>
+          <w:highlight w:val="green"/>
+        </w:rPr>
+        <w:t>endfor</w:t>
+      </w:r>
+      <w:proofErr w:type="spellEnd"/>
+      <w:r>
+        <w:rPr>
+          <w:rFonts w:ascii="宋体" w:hAnsi="宋体" w:hint="eastAsia"/>
+          <w:bCs/>
+          <w:sz w:val="24"/>
+          <w:highlight w:val="green"/>
+        </w:rPr>
+        <w:t>%}</w:t>
       </w:r>
     </w:p>
     <w:p>
       <w:pPr>
         <w:rPr>
-          <w:rFonts w:ascii="宋体" w:hAnsi="宋体" w:hint="eastAsia"/>
+          <w:rFonts w:ascii="宋体" w:hAnsi="宋体"/>
           <w:bCs/>
           <w:sz w:val="24"/>
         </w:rPr>
@@ -4256,7 +5287,7 @@
     <w:p>
       <w:pPr>
         <w:rPr>
-          <w:rFonts w:ascii="宋体" w:hAnsi="宋体" w:hint="eastAsia"/>
+          <w:rFonts w:ascii="宋体" w:hAnsi="宋体"/>
           <w:bCs/>
           <w:sz w:val="24"/>
         </w:rPr>
@@ -4295,7 +5326,17 @@
           <w:sz w:val="24"/>
           <w:highlight w:val="yellow"/>
         </w:rPr>
-        <w:t xml:space="preserve"> [var.var_</w:t>
+        <w:t xml:space="preserve"> [</w:t>
+      </w:r>
+      <w:proofErr w:type="spellStart"/>
+      <w:r>
+        <w:rPr>
+          <w:rFonts w:ascii="宋体" w:hAnsi="宋体"/>
+          <w:bCs/>
+          <w:sz w:val="24"/>
+          <w:highlight w:val="yellow"/>
+        </w:rPr>
+        <w:t>var.var_</w:t>
       </w:r>
       <w:proofErr w:type="gramStart"/>
       <w:r>
@@ -4315,9 +5356,9 @@
           <w:sz w:val="24"/>
           <w:highlight w:val="yellow"/>
         </w:rPr>
-        <w:t>_onco_nodrug + var.var_</w:t>
-      </w:r>
-      <w:proofErr w:type="gramStart"/>
+        <w:t>_onco_nodrug</w:t>
+      </w:r>
+      <w:proofErr w:type="spellEnd"/>
       <w:r>
         <w:rPr>
           <w:rFonts w:ascii="宋体" w:hAnsi="宋体"/>
@@ -4325,9 +5366,9 @@
           <w:sz w:val="24"/>
           <w:highlight w:val="yellow"/>
         </w:rPr>
-        <w:t>somatic.level</w:t>
-      </w:r>
-      <w:proofErr w:type="gramEnd"/>
+        <w:t xml:space="preserve"> + </w:t>
+      </w:r>
+      <w:proofErr w:type="spellStart"/>
       <w:r>
         <w:rPr>
           <w:rFonts w:ascii="宋体" w:hAnsi="宋体"/>
@@ -4335,9 +5376,9 @@
           <w:sz w:val="24"/>
           <w:highlight w:val="yellow"/>
         </w:rPr>
-        <w:t>_III, “outhd</w:t>
-      </w:r>
-      <w:proofErr w:type="gramStart"/>
+        <w:t>var.var_somatic.level_III</w:t>
+      </w:r>
+      <w:proofErr w:type="spellEnd"/>
       <w:r>
         <w:rPr>
           <w:rFonts w:ascii="宋体" w:hAnsi="宋体"/>
@@ -4345,9 +5386,29 @@
           <w:sz w:val="24"/>
           <w:highlight w:val="yellow"/>
         </w:rPr>
+        <w:t>, “</w:t>
+      </w:r>
+      <w:proofErr w:type="spellStart"/>
+      <w:r>
+        <w:rPr>
+          <w:rFonts w:ascii="宋体" w:hAnsi="宋体"/>
+          <w:bCs/>
+          <w:sz w:val="24"/>
+          <w:highlight w:val="yellow"/>
+        </w:rPr>
+        <w:t>outhd</w:t>
+      </w:r>
+      <w:proofErr w:type="spellEnd"/>
+      <w:r>
+        <w:rPr>
+          <w:rFonts w:ascii="宋体" w:hAnsi="宋体"/>
+          <w:bCs/>
+          <w:sz w:val="24"/>
+          <w:highlight w:val="yellow"/>
+        </w:rPr>
         <w:t>”]|</w:t>
       </w:r>
-      <w:proofErr w:type="gramEnd"/>
+      <w:proofErr w:type="spellStart"/>
       <w:r>
         <w:rPr>
           <w:rFonts w:ascii="宋体" w:hAnsi="宋体"/>
@@ -4355,9 +5416,9 @@
           <w:sz w:val="24"/>
           <w:highlight w:val="yellow"/>
         </w:rPr>
-        <w:t>inter_mp_filter_</w:t>
-      </w:r>
-      <w:proofErr w:type="gramStart"/>
+        <w:t>inter_mp_filter_hd</w:t>
+      </w:r>
+      <w:proofErr w:type="spellEnd"/>
       <w:r>
         <w:rPr>
           <w:rFonts w:ascii="宋体" w:hAnsi="宋体"/>
@@ -4365,17 +5426,7 @@
           <w:sz w:val="24"/>
           <w:highlight w:val="yellow"/>
         </w:rPr>
-        <w:t>hd]|</w:t>
-      </w:r>
-      <w:proofErr w:type="gramEnd"/>
-      <w:r>
-        <w:rPr>
-          <w:rFonts w:ascii="宋体" w:hAnsi="宋体"/>
-          <w:bCs/>
-          <w:sz w:val="24"/>
-          <w:highlight w:val="yellow"/>
-        </w:rPr>
-        <w:t xml:space="preserve">hdrm_cp40_split_gene </w:t>
+        <w:t xml:space="preserve">]|hdrm_cp40_split_gene </w:t>
       </w:r>
       <w:r>
         <w:rPr>
@@ -4390,7 +5441,7 @@
     <w:p>
       <w:pPr>
         <w:rPr>
-          <w:rFonts w:ascii="宋体" w:hAnsi="宋体" w:hint="eastAsia"/>
+          <w:rFonts w:ascii="宋体" w:hAnsi="宋体"/>
           <w:bCs/>
           <w:sz w:val="24"/>
         </w:rPr>
@@ -4407,7 +5458,7 @@
     <w:p>
       <w:pPr>
         <w:rPr>
-          <w:rFonts w:ascii="宋体" w:hAnsi="宋体" w:hint="eastAsia"/>
+          <w:rFonts w:ascii="宋体" w:hAnsi="宋体"/>
           <w:bCs/>
           <w:sz w:val="24"/>
         </w:rPr>
@@ -4455,7 +5506,17 @@
           <w:sz w:val="24"/>
           <w:highlight w:val="green"/>
         </w:rPr>
-        <w:t>[“other”, [var.var_</w:t>
+        <w:t>[“other”, [</w:t>
+      </w:r>
+      <w:proofErr w:type="spellStart"/>
+      <w:r>
+        <w:rPr>
+          <w:rFonts w:ascii="宋体" w:hAnsi="宋体"/>
+          <w:bCs/>
+          <w:sz w:val="24"/>
+          <w:highlight w:val="green"/>
+        </w:rPr>
+        <w:t>var.var_</w:t>
       </w:r>
       <w:proofErr w:type="gramStart"/>
       <w:r>
@@ -4475,9 +5536,9 @@
           <w:sz w:val="24"/>
           <w:highlight w:val="green"/>
         </w:rPr>
-        <w:t>_onco_nodrug + var.var_</w:t>
-      </w:r>
-      <w:proofErr w:type="gramStart"/>
+        <w:t>_onco_nodrug</w:t>
+      </w:r>
+      <w:proofErr w:type="spellEnd"/>
       <w:r>
         <w:rPr>
           <w:rFonts w:ascii="宋体" w:hAnsi="宋体"/>
@@ -4485,9 +5546,9 @@
           <w:sz w:val="24"/>
           <w:highlight w:val="green"/>
         </w:rPr>
-        <w:t>somatic.level</w:t>
-      </w:r>
-      <w:proofErr w:type="gramEnd"/>
+        <w:t xml:space="preserve"> + </w:t>
+      </w:r>
+      <w:proofErr w:type="spellStart"/>
       <w:r>
         <w:rPr>
           <w:rFonts w:ascii="宋体" w:hAnsi="宋体"/>
@@ -4495,9 +5556,9 @@
           <w:sz w:val="24"/>
           <w:highlight w:val="green"/>
         </w:rPr>
-        <w:t>_III, “outhd</w:t>
-      </w:r>
-      <w:proofErr w:type="gramStart"/>
+        <w:t>var.var_somatic.level_III</w:t>
+      </w:r>
+      <w:proofErr w:type="spellEnd"/>
       <w:r>
         <w:rPr>
           <w:rFonts w:ascii="宋体" w:hAnsi="宋体"/>
@@ -4505,9 +5566,29 @@
           <w:sz w:val="24"/>
           <w:highlight w:val="green"/>
         </w:rPr>
+        <w:t>, “</w:t>
+      </w:r>
+      <w:proofErr w:type="spellStart"/>
+      <w:r>
+        <w:rPr>
+          <w:rFonts w:ascii="宋体" w:hAnsi="宋体"/>
+          <w:bCs/>
+          <w:sz w:val="24"/>
+          <w:highlight w:val="green"/>
+        </w:rPr>
+        <w:t>outhd</w:t>
+      </w:r>
+      <w:proofErr w:type="spellEnd"/>
+      <w:r>
+        <w:rPr>
+          <w:rFonts w:ascii="宋体" w:hAnsi="宋体"/>
+          <w:bCs/>
+          <w:sz w:val="24"/>
+          <w:highlight w:val="green"/>
+        </w:rPr>
         <w:t>”]|</w:t>
       </w:r>
-      <w:proofErr w:type="gramEnd"/>
+      <w:proofErr w:type="spellStart"/>
       <w:r>
         <w:rPr>
           <w:rFonts w:ascii="宋体" w:hAnsi="宋体"/>
@@ -4515,9 +5596,9 @@
           <w:sz w:val="24"/>
           <w:highlight w:val="green"/>
         </w:rPr>
-        <w:t>inter_mp_filter_</w:t>
-      </w:r>
-      <w:proofErr w:type="gramStart"/>
+        <w:t>inter_mp_filter_hd</w:t>
+      </w:r>
+      <w:proofErr w:type="spellEnd"/>
       <w:r>
         <w:rPr>
           <w:rFonts w:ascii="宋体" w:hAnsi="宋体"/>
@@ -4525,17 +5606,7 @@
           <w:sz w:val="24"/>
           <w:highlight w:val="green"/>
         </w:rPr>
-        <w:t>hd]|</w:t>
-      </w:r>
-      <w:proofErr w:type="gramEnd"/>
-      <w:r>
-        <w:rPr>
-          <w:rFonts w:ascii="宋体" w:hAnsi="宋体"/>
-          <w:bCs/>
-          <w:sz w:val="24"/>
-          <w:highlight w:val="green"/>
-        </w:rPr>
-        <w:t>hdrm_cp40_split_gene</w:t>
+        <w:t>]|hdrm_cp40_split_gene</w:t>
       </w:r>
       <w:r>
         <w:rPr>
@@ -4568,7 +5639,7 @@
     <w:p>
       <w:pPr>
         <w:rPr>
-          <w:rFonts w:ascii="宋体" w:hAnsi="宋体" w:hint="eastAsia"/>
+          <w:rFonts w:ascii="宋体" w:hAnsi="宋体"/>
           <w:bCs/>
           <w:sz w:val="24"/>
         </w:rPr>
@@ -4585,7 +5656,7 @@
     <w:p>
       <w:pPr>
         <w:rPr>
-          <w:rFonts w:ascii="宋体" w:hAnsi="宋体" w:hint="eastAsia"/>
+          <w:rFonts w:ascii="宋体" w:hAnsi="宋体"/>
           <w:bCs/>
           <w:sz w:val="24"/>
         </w:rPr>
@@ -4597,13 +5668,33 @@
           <w:sz w:val="24"/>
           <w:highlight w:val="green"/>
         </w:rPr>
-        <w:t>{%p endfor%}</w:t>
+        <w:t xml:space="preserve">{%p </w:t>
+      </w:r>
+      <w:proofErr w:type="spellStart"/>
+      <w:r>
+        <w:rPr>
+          <w:rFonts w:ascii="宋体" w:hAnsi="宋体" w:hint="eastAsia"/>
+          <w:bCs/>
+          <w:sz w:val="24"/>
+          <w:highlight w:val="green"/>
+        </w:rPr>
+        <w:t>endfor</w:t>
+      </w:r>
+      <w:proofErr w:type="spellEnd"/>
+      <w:r>
+        <w:rPr>
+          <w:rFonts w:ascii="宋体" w:hAnsi="宋体" w:hint="eastAsia"/>
+          <w:bCs/>
+          <w:sz w:val="24"/>
+          <w:highlight w:val="green"/>
+        </w:rPr>
+        <w:t>%}</w:t>
       </w:r>
     </w:p>
     <w:p>
       <w:pPr>
         <w:rPr>
-          <w:rFonts w:ascii="宋体" w:hAnsi="宋体" w:hint="eastAsia"/>
+          <w:rFonts w:ascii="宋体" w:hAnsi="宋体"/>
           <w:bCs/>
           <w:sz w:val="24"/>
         </w:rPr>
@@ -4621,7 +5712,7 @@
     <w:p>
       <w:pPr>
         <w:rPr>
-          <w:rFonts w:ascii="宋体" w:hAnsi="宋体" w:hint="eastAsia"/>
+          <w:rFonts w:ascii="宋体" w:hAnsi="宋体"/>
           <w:bCs/>
           <w:sz w:val="24"/>
         </w:rPr>
@@ -4630,7 +5721,7 @@
     <w:p>
       <w:pPr>
         <w:rPr>
-          <w:rFonts w:ascii="宋体" w:hAnsi="宋体" w:hint="eastAsia"/>
+          <w:rFonts w:ascii="宋体" w:hAnsi="宋体"/>
           <w:bCs/>
           <w:sz w:val="24"/>
         </w:rPr>
@@ -4648,7 +5739,7 @@
     <w:p>
       <w:pPr>
         <w:rPr>
-          <w:rFonts w:ascii="宋体" w:hAnsi="宋体" w:hint="eastAsia"/>
+          <w:rFonts w:ascii="宋体" w:hAnsi="宋体"/>
           <w:bCs/>
           <w:sz w:val="24"/>
         </w:rPr>
@@ -4665,7 +5756,7 @@
     <w:p>
       <w:pPr>
         <w:rPr>
-          <w:rFonts w:ascii="宋体" w:hAnsi="宋体" w:hint="eastAsia"/>
+          <w:rFonts w:ascii="宋体" w:hAnsi="宋体"/>
           <w:bCs/>
           <w:sz w:val="24"/>
         </w:rPr>
@@ -4679,6 +5770,7 @@
         </w:rPr>
         <w:t>{%p if [</w:t>
       </w:r>
+      <w:proofErr w:type="spellStart"/>
       <w:proofErr w:type="gramStart"/>
       <w:r>
         <w:rPr>
@@ -4697,9 +5789,9 @@
           <w:sz w:val="24"/>
           <w:highlight w:val="magenta"/>
         </w:rPr>
-        <w:t>_batch_name, “v0.1.4</w:t>
-      </w:r>
-      <w:proofErr w:type="gramStart"/>
+        <w:t>_batch_name</w:t>
+      </w:r>
+      <w:proofErr w:type="spellEnd"/>
       <w:r>
         <w:rPr>
           <w:rFonts w:ascii="宋体" w:hAnsi="宋体"/>
@@ -4707,9 +5799,9 @@
           <w:sz w:val="24"/>
           <w:highlight w:val="magenta"/>
         </w:rPr>
-        <w:t>”]|</w:t>
-      </w:r>
-      <w:proofErr w:type="gramEnd"/>
+        <w:t>, “v0.1.4”]|</w:t>
+      </w:r>
+      <w:proofErr w:type="spellStart"/>
       <w:r>
         <w:rPr>
           <w:rFonts w:ascii="宋体" w:hAnsi="宋体"/>
@@ -4717,13 +5809,23 @@
           <w:sz w:val="24"/>
           <w:highlight w:val="magenta"/>
         </w:rPr>
-        <w:t>judge_version%}</w:t>
+        <w:t>judge_version</w:t>
+      </w:r>
+      <w:proofErr w:type="spellEnd"/>
+      <w:r>
+        <w:rPr>
+          <w:rFonts w:ascii="宋体" w:hAnsi="宋体"/>
+          <w:bCs/>
+          <w:sz w:val="24"/>
+          <w:highlight w:val="magenta"/>
+        </w:rPr>
+        <w:t>%}</w:t>
       </w:r>
     </w:p>
     <w:p>
       <w:pPr>
         <w:rPr>
-          <w:rFonts w:ascii="宋体" w:hAnsi="宋体" w:hint="eastAsia"/>
+          <w:rFonts w:ascii="宋体" w:hAnsi="宋体"/>
           <w:bCs/>
           <w:sz w:val="24"/>
         </w:rPr>
@@ -4753,13 +5855,33 @@
           <w:sz w:val="24"/>
           <w:highlight w:val="yellow"/>
         </w:rPr>
-        <w:t xml:space="preserve"> if qc.dna_data_qc.snp_cover_ratio_num &gt;= 0.9%}</w:t>
+        <w:t xml:space="preserve"> if </w:t>
+      </w:r>
+      <w:proofErr w:type="spellStart"/>
+      <w:r>
+        <w:rPr>
+          <w:rFonts w:ascii="宋体" w:hAnsi="宋体"/>
+          <w:bCs/>
+          <w:sz w:val="24"/>
+          <w:highlight w:val="yellow"/>
+        </w:rPr>
+        <w:t>qc.dna_data_qc.snp_cover_ratio_num</w:t>
+      </w:r>
+      <w:proofErr w:type="spellEnd"/>
+      <w:r>
+        <w:rPr>
+          <w:rFonts w:ascii="宋体" w:hAnsi="宋体"/>
+          <w:bCs/>
+          <w:sz w:val="24"/>
+          <w:highlight w:val="yellow"/>
+        </w:rPr>
+        <w:t xml:space="preserve"> &gt;= 0.9%}</w:t>
       </w:r>
     </w:p>
     <w:p>
       <w:pPr>
         <w:rPr>
-          <w:rFonts w:ascii="宋体" w:hAnsi="宋体" w:hint="eastAsia"/>
+          <w:rFonts w:ascii="宋体" w:hAnsi="宋体"/>
           <w:bCs/>
           <w:sz w:val="24"/>
         </w:rPr>
@@ -4788,6 +5910,7 @@
         </w:rPr>
         <w:t>[</w:t>
       </w:r>
+      <w:proofErr w:type="spellStart"/>
       <w:r>
         <w:rPr>
           <w:rFonts w:ascii="宋体" w:hAnsi="宋体"/>
@@ -4812,71 +5935,81 @@
           <w:bCs/>
           <w:sz w:val="24"/>
         </w:rPr>
-        <w:t>_I + var.var_</w:t>
-      </w:r>
-      <w:proofErr w:type="gramStart"/>
-      <w:r>
-        <w:rPr>
-          <w:rFonts w:ascii="宋体" w:hAnsi="宋体"/>
-          <w:bCs/>
-          <w:sz w:val="24"/>
-        </w:rPr>
-        <w:t>somatic.level</w:t>
-      </w:r>
-      <w:proofErr w:type="gramEnd"/>
-      <w:r>
-        <w:rPr>
-          <w:rFonts w:ascii="宋体" w:hAnsi="宋体"/>
-          <w:bCs/>
-          <w:sz w:val="24"/>
-        </w:rPr>
-        <w:t>_II + var.var_</w:t>
-      </w:r>
-      <w:proofErr w:type="gramStart"/>
-      <w:r>
-        <w:rPr>
-          <w:rFonts w:ascii="宋体" w:hAnsi="宋体"/>
-          <w:bCs/>
-          <w:sz w:val="24"/>
-        </w:rPr>
-        <w:t>somatic.level</w:t>
-      </w:r>
-      <w:proofErr w:type="gramEnd"/>
-      <w:r>
-        <w:rPr>
-          <w:rFonts w:ascii="宋体" w:hAnsi="宋体"/>
-          <w:bCs/>
-          <w:sz w:val="24"/>
-        </w:rPr>
-        <w:t>_onco_nodrug + var.var_</w:t>
-      </w:r>
-      <w:proofErr w:type="gramStart"/>
-      <w:r>
-        <w:rPr>
-          <w:rFonts w:ascii="宋体" w:hAnsi="宋体"/>
-          <w:bCs/>
-          <w:sz w:val="24"/>
-        </w:rPr>
-        <w:t>somatic.level</w:t>
-      </w:r>
-      <w:proofErr w:type="gramEnd"/>
-      <w:r>
-        <w:rPr>
-          <w:rFonts w:ascii="宋体" w:hAnsi="宋体"/>
-          <w:bCs/>
-          <w:sz w:val="24"/>
-        </w:rPr>
-        <w:t>_III</w:t>
-      </w:r>
-      <w:r>
-        <w:rPr>
-          <w:rFonts w:ascii="宋体" w:hAnsi="宋体"/>
-          <w:bCs/>
-          <w:sz w:val="24"/>
-        </w:rPr>
-        <w:t>, “inhd</w:t>
-      </w:r>
-      <w:proofErr w:type="gramStart"/>
+        <w:t>_I</w:t>
+      </w:r>
+      <w:proofErr w:type="spellEnd"/>
+      <w:r>
+        <w:rPr>
+          <w:rFonts w:ascii="宋体" w:hAnsi="宋体"/>
+          <w:bCs/>
+          <w:sz w:val="24"/>
+        </w:rPr>
+        <w:t xml:space="preserve"> + </w:t>
+      </w:r>
+      <w:proofErr w:type="spellStart"/>
+      <w:r>
+        <w:rPr>
+          <w:rFonts w:ascii="宋体" w:hAnsi="宋体"/>
+          <w:bCs/>
+          <w:sz w:val="24"/>
+        </w:rPr>
+        <w:t>var.var_somatic.level_II</w:t>
+      </w:r>
+      <w:proofErr w:type="spellEnd"/>
+      <w:r>
+        <w:rPr>
+          <w:rFonts w:ascii="宋体" w:hAnsi="宋体"/>
+          <w:bCs/>
+          <w:sz w:val="24"/>
+        </w:rPr>
+        <w:t xml:space="preserve"> + </w:t>
+      </w:r>
+      <w:proofErr w:type="spellStart"/>
+      <w:r>
+        <w:rPr>
+          <w:rFonts w:ascii="宋体" w:hAnsi="宋体"/>
+          <w:bCs/>
+          <w:sz w:val="24"/>
+        </w:rPr>
+        <w:t>var.var_somatic.level_onco_nodrug</w:t>
+      </w:r>
+      <w:proofErr w:type="spellEnd"/>
+      <w:r>
+        <w:rPr>
+          <w:rFonts w:ascii="宋体" w:hAnsi="宋体"/>
+          <w:bCs/>
+          <w:sz w:val="24"/>
+        </w:rPr>
+        <w:t xml:space="preserve"> + </w:t>
+      </w:r>
+      <w:proofErr w:type="spellStart"/>
+      <w:r>
+        <w:rPr>
+          <w:rFonts w:ascii="宋体" w:hAnsi="宋体"/>
+          <w:bCs/>
+          <w:sz w:val="24"/>
+        </w:rPr>
+        <w:t>var.var_somatic.level_III</w:t>
+      </w:r>
+      <w:proofErr w:type="spellEnd"/>
+      <w:r>
+        <w:rPr>
+          <w:rFonts w:ascii="宋体" w:hAnsi="宋体"/>
+          <w:bCs/>
+          <w:sz w:val="24"/>
+        </w:rPr>
+        <w:t>, “</w:t>
+      </w:r>
+      <w:proofErr w:type="spellStart"/>
+      <w:r>
+        <w:rPr>
+          <w:rFonts w:ascii="宋体" w:hAnsi="宋体"/>
+          <w:bCs/>
+          <w:sz w:val="24"/>
+        </w:rPr>
+        <w:t>inhd</w:t>
+      </w:r>
+      <w:proofErr w:type="spellEnd"/>
       <w:r>
         <w:rPr>
           <w:rFonts w:ascii="宋体" w:hAnsi="宋体"/>
@@ -4893,7 +6026,7 @@
         </w:rPr>
         <w:t>]|</w:t>
       </w:r>
-      <w:proofErr w:type="gramEnd"/>
+      <w:proofErr w:type="spellStart"/>
       <w:r>
         <w:rPr>
           <w:rFonts w:ascii="宋体" w:hAnsi="宋体"/>
@@ -4902,31 +6035,14 @@
         </w:rPr>
         <w:t>inter_mp_filter_hd</w:t>
       </w:r>
-      <w:r>
-        <w:rPr>
-          <w:rFonts w:ascii="宋体" w:hAnsi="宋体"/>
-          <w:bCs/>
-          <w:sz w:val="24"/>
-        </w:rPr>
-        <w:t>, “positive</w:t>
-      </w:r>
-      <w:proofErr w:type="gramStart"/>
-      <w:r>
-        <w:rPr>
-          <w:rFonts w:ascii="宋体" w:hAnsi="宋体"/>
-          <w:bCs/>
-          <w:sz w:val="24"/>
-        </w:rPr>
-        <w:t>”]|</w:t>
-      </w:r>
-      <w:proofErr w:type="gramEnd"/>
-      <w:r>
-        <w:rPr>
-          <w:rFonts w:ascii="宋体" w:hAnsi="宋体"/>
-          <w:bCs/>
-          <w:sz w:val="24"/>
-        </w:rPr>
-        <w:t>shfk_cp200_hd_filter</w:t>
+      <w:proofErr w:type="spellEnd"/>
+      <w:r>
+        <w:rPr>
+          <w:rFonts w:ascii="宋体" w:hAnsi="宋体"/>
+          <w:bCs/>
+          <w:sz w:val="24"/>
+        </w:rPr>
+        <w:t>, “positive”]|shfk_cp200_hd_filter</w:t>
       </w:r>
       <w:r>
         <w:rPr>
@@ -4948,7 +6064,7 @@
     <w:p>
       <w:pPr>
         <w:rPr>
-          <w:rFonts w:ascii="宋体" w:hAnsi="宋体" w:hint="eastAsia"/>
+          <w:rFonts w:ascii="宋体" w:hAnsi="宋体"/>
           <w:bCs/>
           <w:sz w:val="24"/>
         </w:rPr>
@@ -4975,23 +6091,123 @@
           <w:bCs/>
           <w:sz w:val="24"/>
         </w:rPr>
-        <w:t>[[var.var_somatic.level_I + var.var_somatic.level_II + var.var_somatic.level_onco_nodrug + var.var_somatic.level_III</w:t>
-      </w:r>
-      <w:r>
-        <w:rPr>
-          <w:rFonts w:ascii="宋体" w:hAnsi="宋体"/>
-          <w:bCs/>
-          <w:sz w:val="24"/>
-        </w:rPr>
-        <w:t>, “inhd”</w:t>
-      </w:r>
-      <w:r>
-        <w:rPr>
-          <w:rFonts w:ascii="宋体" w:hAnsi="宋体"/>
-          <w:bCs/>
-          <w:sz w:val="24"/>
-        </w:rPr>
-        <w:t>]|inter_mp_filter_hd, “positive”]|shfk_cp200_hd_filter</w:t>
+        <w:t>[[</w:t>
+      </w:r>
+      <w:proofErr w:type="spellStart"/>
+      <w:r>
+        <w:rPr>
+          <w:rFonts w:ascii="宋体" w:hAnsi="宋体"/>
+          <w:bCs/>
+          <w:sz w:val="24"/>
+        </w:rPr>
+        <w:t>var.var_somatic.level_I</w:t>
+      </w:r>
+      <w:proofErr w:type="spellEnd"/>
+      <w:r>
+        <w:rPr>
+          <w:rFonts w:ascii="宋体" w:hAnsi="宋体"/>
+          <w:bCs/>
+          <w:sz w:val="24"/>
+        </w:rPr>
+        <w:t xml:space="preserve"> + </w:t>
+      </w:r>
+      <w:proofErr w:type="spellStart"/>
+      <w:r>
+        <w:rPr>
+          <w:rFonts w:ascii="宋体" w:hAnsi="宋体"/>
+          <w:bCs/>
+          <w:sz w:val="24"/>
+        </w:rPr>
+        <w:t>var.var_somatic.level_II</w:t>
+      </w:r>
+      <w:proofErr w:type="spellEnd"/>
+      <w:r>
+        <w:rPr>
+          <w:rFonts w:ascii="宋体" w:hAnsi="宋体"/>
+          <w:bCs/>
+          <w:sz w:val="24"/>
+        </w:rPr>
+        <w:t xml:space="preserve"> + </w:t>
+      </w:r>
+      <w:proofErr w:type="spellStart"/>
+      <w:r>
+        <w:rPr>
+          <w:rFonts w:ascii="宋体" w:hAnsi="宋体"/>
+          <w:bCs/>
+          <w:sz w:val="24"/>
+        </w:rPr>
+        <w:t>var.var_somatic.level_onco_nodrug</w:t>
+      </w:r>
+      <w:proofErr w:type="spellEnd"/>
+      <w:r>
+        <w:rPr>
+          <w:rFonts w:ascii="宋体" w:hAnsi="宋体"/>
+          <w:bCs/>
+          <w:sz w:val="24"/>
+        </w:rPr>
+        <w:t xml:space="preserve"> + </w:t>
+      </w:r>
+      <w:proofErr w:type="spellStart"/>
+      <w:r>
+        <w:rPr>
+          <w:rFonts w:ascii="宋体" w:hAnsi="宋体"/>
+          <w:bCs/>
+          <w:sz w:val="24"/>
+        </w:rPr>
+        <w:t>var.var_somatic.level_III</w:t>
+      </w:r>
+      <w:proofErr w:type="spellEnd"/>
+      <w:r>
+        <w:rPr>
+          <w:rFonts w:ascii="宋体" w:hAnsi="宋体"/>
+          <w:bCs/>
+          <w:sz w:val="24"/>
+        </w:rPr>
+        <w:t>, “</w:t>
+      </w:r>
+      <w:proofErr w:type="spellStart"/>
+      <w:r>
+        <w:rPr>
+          <w:rFonts w:ascii="宋体" w:hAnsi="宋体"/>
+          <w:bCs/>
+          <w:sz w:val="24"/>
+        </w:rPr>
+        <w:t>inhd</w:t>
+      </w:r>
+      <w:proofErr w:type="spellEnd"/>
+      <w:r>
+        <w:rPr>
+          <w:rFonts w:ascii="宋体" w:hAnsi="宋体"/>
+          <w:bCs/>
+          <w:sz w:val="24"/>
+        </w:rPr>
+        <w:t>”</w:t>
+      </w:r>
+      <w:r>
+        <w:rPr>
+          <w:rFonts w:ascii="宋体" w:hAnsi="宋体"/>
+          <w:bCs/>
+          <w:sz w:val="24"/>
+        </w:rPr>
+        <w:t>]|</w:t>
+      </w:r>
+      <w:proofErr w:type="spellStart"/>
+      <w:r>
+        <w:rPr>
+          <w:rFonts w:ascii="宋体" w:hAnsi="宋体"/>
+          <w:bCs/>
+          <w:sz w:val="24"/>
+        </w:rPr>
+        <w:t>inter_mp_filter_hd</w:t>
+      </w:r>
+      <w:proofErr w:type="spellEnd"/>
+      <w:r>
+        <w:rPr>
+          <w:rFonts w:ascii="宋体" w:hAnsi="宋体"/>
+          <w:bCs/>
+          <w:sz w:val="24"/>
+        </w:rPr>
+        <w:t>, “positive”]|shfk_cp200_hd_filter</w:t>
       </w:r>
       <w:r>
         <w:rPr>
@@ -5030,7 +6246,7 @@
     <w:p>
       <w:pPr>
         <w:rPr>
-          <w:rFonts w:ascii="宋体" w:hAnsi="宋体" w:hint="eastAsia"/>
+          <w:rFonts w:ascii="宋体" w:hAnsi="宋体"/>
           <w:bCs/>
           <w:sz w:val="24"/>
         </w:rPr>
@@ -5079,7 +6295,7 @@
     <w:p>
       <w:pPr>
         <w:rPr>
-          <w:rFonts w:ascii="宋体" w:hAnsi="宋体" w:hint="eastAsia"/>
+          <w:rFonts w:ascii="宋体" w:hAnsi="宋体"/>
           <w:bCs/>
           <w:sz w:val="24"/>
         </w:rPr>
@@ -5106,7 +6322,16 @@
           <w:bCs/>
           <w:sz w:val="24"/>
         </w:rPr>
-        <w:t>[var.var_</w:t>
+        <w:t>[</w:t>
+      </w:r>
+      <w:proofErr w:type="spellStart"/>
+      <w:r>
+        <w:rPr>
+          <w:rFonts w:ascii="宋体" w:hAnsi="宋体"/>
+          <w:bCs/>
+          <w:sz w:val="24"/>
+        </w:rPr>
+        <w:t>var.var_</w:t>
       </w:r>
       <w:proofErr w:type="gramStart"/>
       <w:r>
@@ -5124,71 +6349,81 @@
           <w:bCs/>
           <w:sz w:val="24"/>
         </w:rPr>
-        <w:t>_I + var.var_</w:t>
-      </w:r>
-      <w:proofErr w:type="gramStart"/>
-      <w:r>
-        <w:rPr>
-          <w:rFonts w:ascii="宋体" w:hAnsi="宋体"/>
-          <w:bCs/>
-          <w:sz w:val="24"/>
-        </w:rPr>
-        <w:t>somatic.level</w:t>
-      </w:r>
-      <w:proofErr w:type="gramEnd"/>
-      <w:r>
-        <w:rPr>
-          <w:rFonts w:ascii="宋体" w:hAnsi="宋体"/>
-          <w:bCs/>
-          <w:sz w:val="24"/>
-        </w:rPr>
-        <w:t>_II + var.var_</w:t>
-      </w:r>
-      <w:proofErr w:type="gramStart"/>
-      <w:r>
-        <w:rPr>
-          <w:rFonts w:ascii="宋体" w:hAnsi="宋体"/>
-          <w:bCs/>
-          <w:sz w:val="24"/>
-        </w:rPr>
-        <w:t>somatic.level</w:t>
-      </w:r>
-      <w:proofErr w:type="gramEnd"/>
-      <w:r>
-        <w:rPr>
-          <w:rFonts w:ascii="宋体" w:hAnsi="宋体"/>
-          <w:bCs/>
-          <w:sz w:val="24"/>
-        </w:rPr>
-        <w:t>_onco_nodrug + var.var_</w:t>
-      </w:r>
-      <w:proofErr w:type="gramStart"/>
-      <w:r>
-        <w:rPr>
-          <w:rFonts w:ascii="宋体" w:hAnsi="宋体"/>
-          <w:bCs/>
-          <w:sz w:val="24"/>
-        </w:rPr>
-        <w:t>somatic.level</w:t>
-      </w:r>
-      <w:proofErr w:type="gramEnd"/>
-      <w:r>
-        <w:rPr>
-          <w:rFonts w:ascii="宋体" w:hAnsi="宋体"/>
-          <w:bCs/>
-          <w:sz w:val="24"/>
-        </w:rPr>
-        <w:t>_III</w:t>
-      </w:r>
-      <w:r>
-        <w:rPr>
-          <w:rFonts w:ascii="宋体" w:hAnsi="宋体"/>
-          <w:bCs/>
-          <w:sz w:val="24"/>
-        </w:rPr>
-        <w:t>, “inhd</w:t>
-      </w:r>
-      <w:proofErr w:type="gramStart"/>
+        <w:t>_I</w:t>
+      </w:r>
+      <w:proofErr w:type="spellEnd"/>
+      <w:r>
+        <w:rPr>
+          <w:rFonts w:ascii="宋体" w:hAnsi="宋体"/>
+          <w:bCs/>
+          <w:sz w:val="24"/>
+        </w:rPr>
+        <w:t xml:space="preserve"> + </w:t>
+      </w:r>
+      <w:proofErr w:type="spellStart"/>
+      <w:r>
+        <w:rPr>
+          <w:rFonts w:ascii="宋体" w:hAnsi="宋体"/>
+          <w:bCs/>
+          <w:sz w:val="24"/>
+        </w:rPr>
+        <w:t>var.var_somatic.level_II</w:t>
+      </w:r>
+      <w:proofErr w:type="spellEnd"/>
+      <w:r>
+        <w:rPr>
+          <w:rFonts w:ascii="宋体" w:hAnsi="宋体"/>
+          <w:bCs/>
+          <w:sz w:val="24"/>
+        </w:rPr>
+        <w:t xml:space="preserve"> + </w:t>
+      </w:r>
+      <w:proofErr w:type="spellStart"/>
+      <w:r>
+        <w:rPr>
+          <w:rFonts w:ascii="宋体" w:hAnsi="宋体"/>
+          <w:bCs/>
+          <w:sz w:val="24"/>
+        </w:rPr>
+        <w:t>var.var_somatic.level_onco_nodrug</w:t>
+      </w:r>
+      <w:proofErr w:type="spellEnd"/>
+      <w:r>
+        <w:rPr>
+          <w:rFonts w:ascii="宋体" w:hAnsi="宋体"/>
+          <w:bCs/>
+          <w:sz w:val="24"/>
+        </w:rPr>
+        <w:t xml:space="preserve"> + </w:t>
+      </w:r>
+      <w:proofErr w:type="spellStart"/>
+      <w:r>
+        <w:rPr>
+          <w:rFonts w:ascii="宋体" w:hAnsi="宋体"/>
+          <w:bCs/>
+          <w:sz w:val="24"/>
+        </w:rPr>
+        <w:t>var.var_somatic.level_III</w:t>
+      </w:r>
+      <w:proofErr w:type="spellEnd"/>
+      <w:r>
+        <w:rPr>
+          <w:rFonts w:ascii="宋体" w:hAnsi="宋体"/>
+          <w:bCs/>
+          <w:sz w:val="24"/>
+        </w:rPr>
+        <w:t>, “</w:t>
+      </w:r>
+      <w:proofErr w:type="spellStart"/>
+      <w:r>
+        <w:rPr>
+          <w:rFonts w:ascii="宋体" w:hAnsi="宋体"/>
+          <w:bCs/>
+          <w:sz w:val="24"/>
+        </w:rPr>
+        <w:t>inhd</w:t>
+      </w:r>
+      <w:proofErr w:type="spellEnd"/>
       <w:r>
         <w:rPr>
           <w:rFonts w:ascii="宋体" w:hAnsi="宋体"/>
@@ -5205,7 +6440,7 @@
         </w:rPr>
         <w:t>]|</w:t>
       </w:r>
-      <w:proofErr w:type="gramEnd"/>
+      <w:proofErr w:type="spellStart"/>
       <w:r>
         <w:rPr>
           <w:rFonts w:ascii="宋体" w:hAnsi="宋体"/>
@@ -5214,31 +6449,14 @@
         </w:rPr>
         <w:t>inter_mp_filter_hd</w:t>
       </w:r>
-      <w:r>
-        <w:rPr>
-          <w:rFonts w:ascii="宋体" w:hAnsi="宋体"/>
-          <w:bCs/>
-          <w:sz w:val="24"/>
-        </w:rPr>
-        <w:t>, “negative</w:t>
-      </w:r>
-      <w:proofErr w:type="gramStart"/>
-      <w:r>
-        <w:rPr>
-          <w:rFonts w:ascii="宋体" w:hAnsi="宋体"/>
-          <w:bCs/>
-          <w:sz w:val="24"/>
-        </w:rPr>
-        <w:t>”]|</w:t>
-      </w:r>
-      <w:proofErr w:type="gramEnd"/>
-      <w:r>
-        <w:rPr>
-          <w:rFonts w:ascii="宋体" w:hAnsi="宋体"/>
-          <w:bCs/>
-          <w:sz w:val="24"/>
-        </w:rPr>
-        <w:t>shfk_cp200_hd_filter</w:t>
+      <w:proofErr w:type="spellEnd"/>
+      <w:r>
+        <w:rPr>
+          <w:rFonts w:ascii="宋体" w:hAnsi="宋体"/>
+          <w:bCs/>
+          <w:sz w:val="24"/>
+        </w:rPr>
+        <w:t>, “negative”]|shfk_cp200_hd_filter</w:t>
       </w:r>
       <w:r>
         <w:rPr>
@@ -5260,7 +6478,7 @@
     <w:p>
       <w:pPr>
         <w:rPr>
-          <w:rFonts w:ascii="宋体" w:hAnsi="宋体" w:hint="eastAsia"/>
+          <w:rFonts w:ascii="宋体" w:hAnsi="宋体"/>
           <w:bCs/>
           <w:sz w:val="24"/>
         </w:rPr>
@@ -5287,33 +6505,116 @@
           <w:bCs/>
           <w:sz w:val="24"/>
         </w:rPr>
-        <w:t>[var.var_somatic.level_I + var.var_somatic.level_II + var.var_somatic.level_onco_nodrug + var.var_somatic.level_III</w:t>
-      </w:r>
-      <w:r>
-        <w:rPr>
-          <w:rFonts w:ascii="宋体" w:hAnsi="宋体"/>
-          <w:bCs/>
-          <w:sz w:val="24"/>
-        </w:rPr>
-        <w:t xml:space="preserve">, </w:t>
-      </w:r>
-      <w:r>
-        <w:rPr>
-          <w:rFonts w:ascii="宋体" w:hAnsi="宋体"/>
-          <w:bCs/>
-          <w:sz w:val="24"/>
-        </w:rPr>
-        <w:lastRenderedPageBreak/>
-        <w:t>“inhd”</w:t>
-      </w:r>
-      <w:r>
-        <w:rPr>
-          <w:rFonts w:ascii="宋体" w:hAnsi="宋体"/>
-          <w:bCs/>
-          <w:sz w:val="24"/>
-        </w:rPr>
-        <w:t>]|inter_mp_filter_hd</w:t>
-      </w:r>
+        <w:t>[</w:t>
+      </w:r>
+      <w:proofErr w:type="spellStart"/>
+      <w:r>
+        <w:rPr>
+          <w:rFonts w:ascii="宋体" w:hAnsi="宋体"/>
+          <w:bCs/>
+          <w:sz w:val="24"/>
+        </w:rPr>
+        <w:t>var.var_somatic.level_I</w:t>
+      </w:r>
+      <w:proofErr w:type="spellEnd"/>
+      <w:r>
+        <w:rPr>
+          <w:rFonts w:ascii="宋体" w:hAnsi="宋体"/>
+          <w:bCs/>
+          <w:sz w:val="24"/>
+        </w:rPr>
+        <w:t xml:space="preserve"> + </w:t>
+      </w:r>
+      <w:proofErr w:type="spellStart"/>
+      <w:r>
+        <w:rPr>
+          <w:rFonts w:ascii="宋体" w:hAnsi="宋体"/>
+          <w:bCs/>
+          <w:sz w:val="24"/>
+        </w:rPr>
+        <w:t>var.var_somatic.level_II</w:t>
+      </w:r>
+      <w:proofErr w:type="spellEnd"/>
+      <w:r>
+        <w:rPr>
+          <w:rFonts w:ascii="宋体" w:hAnsi="宋体"/>
+          <w:bCs/>
+          <w:sz w:val="24"/>
+        </w:rPr>
+        <w:t xml:space="preserve"> + </w:t>
+      </w:r>
+      <w:proofErr w:type="spellStart"/>
+      <w:r>
+        <w:rPr>
+          <w:rFonts w:ascii="宋体" w:hAnsi="宋体"/>
+          <w:bCs/>
+          <w:sz w:val="24"/>
+        </w:rPr>
+        <w:t>var.var_somatic.level_onco_nodrug</w:t>
+      </w:r>
+      <w:proofErr w:type="spellEnd"/>
+      <w:r>
+        <w:rPr>
+          <w:rFonts w:ascii="宋体" w:hAnsi="宋体"/>
+          <w:bCs/>
+          <w:sz w:val="24"/>
+        </w:rPr>
+        <w:t xml:space="preserve"> + </w:t>
+      </w:r>
+      <w:proofErr w:type="spellStart"/>
+      <w:r>
+        <w:rPr>
+          <w:rFonts w:ascii="宋体" w:hAnsi="宋体"/>
+          <w:bCs/>
+          <w:sz w:val="24"/>
+        </w:rPr>
+        <w:t>var.var_somatic.level_III</w:t>
+      </w:r>
+      <w:proofErr w:type="spellEnd"/>
+      <w:r>
+        <w:rPr>
+          <w:rFonts w:ascii="宋体" w:hAnsi="宋体"/>
+          <w:bCs/>
+          <w:sz w:val="24"/>
+        </w:rPr>
+        <w:t>, “</w:t>
+      </w:r>
+      <w:proofErr w:type="spellStart"/>
+      <w:r>
+        <w:rPr>
+          <w:rFonts w:ascii="宋体" w:hAnsi="宋体"/>
+          <w:bCs/>
+          <w:sz w:val="24"/>
+        </w:rPr>
+        <w:t>inhd</w:t>
+      </w:r>
+      <w:proofErr w:type="spellEnd"/>
+      <w:r>
+        <w:rPr>
+          <w:rFonts w:ascii="宋体" w:hAnsi="宋体"/>
+          <w:bCs/>
+          <w:sz w:val="24"/>
+        </w:rPr>
+        <w:t>”</w:t>
+      </w:r>
+      <w:r>
+        <w:rPr>
+          <w:rFonts w:ascii="宋体" w:hAnsi="宋体"/>
+          <w:bCs/>
+          <w:sz w:val="24"/>
+        </w:rPr>
+        <w:t>]|</w:t>
+      </w:r>
+      <w:proofErr w:type="spellStart"/>
+      <w:r>
+        <w:rPr>
+          <w:rFonts w:ascii="宋体" w:hAnsi="宋体"/>
+          <w:bCs/>
+          <w:sz w:val="24"/>
+        </w:rPr>
+        <w:t>inter_mp_filter_hd</w:t>
+      </w:r>
+      <w:proofErr w:type="spellEnd"/>
       <w:r>
         <w:rPr>
           <w:rFonts w:ascii="宋体" w:hAnsi="宋体"/>
@@ -5350,7 +6651,7 @@
     <w:p>
       <w:pPr>
         <w:rPr>
-          <w:rFonts w:ascii="宋体" w:hAnsi="宋体" w:hint="eastAsia"/>
+          <w:rFonts w:ascii="宋体" w:hAnsi="宋体"/>
           <w:bCs/>
           <w:sz w:val="24"/>
         </w:rPr>
@@ -5399,7 +6700,7 @@
     <w:p>
       <w:pPr>
         <w:rPr>
-          <w:rFonts w:ascii="宋体" w:hAnsi="宋体" w:hint="eastAsia"/>
+          <w:rFonts w:ascii="宋体" w:hAnsi="宋体"/>
           <w:bCs/>
           <w:color w:val="000000" w:themeColor="text1"/>
           <w:sz w:val="24"/>
@@ -5423,45 +6724,7 @@
           <w:sz w:val="24"/>
           <w:highlight w:val="yellow"/>
         </w:rPr>
-        <w:t>%p el</w:t>
-      </w:r>
-      <w:r>
-        <w:rPr>
-          <w:rFonts w:ascii="宋体" w:hAnsi="宋体" w:hint="eastAsia"/>
-          <w:bCs/>
-          <w:color w:val="000000" w:themeColor="text1"/>
-          <w:sz w:val="24"/>
-          <w:highlight w:val="yellow"/>
-        </w:rPr>
-        <w:t xml:space="preserve">if </w:t>
-      </w:r>
-      <w:r>
-        <w:rPr>
-          <w:rFonts w:ascii="宋体" w:hAnsi="宋体"/>
-          <w:bCs/>
-          <w:sz w:val="24"/>
-          <w:highlight w:val="yellow"/>
-        </w:rPr>
-        <w:t>qc.dna_data_qc.snp_cover_ratio_num &gt;= 0.</w:t>
-      </w:r>
-      <w:r>
-        <w:rPr>
-          <w:rFonts w:ascii="宋体" w:hAnsi="宋体" w:hint="eastAsia"/>
-          <w:bCs/>
-          <w:sz w:val="24"/>
-          <w:highlight w:val="yellow"/>
-        </w:rPr>
-        <w:t>5</w:t>
-      </w:r>
-      <w:r>
-        <w:rPr>
-          <w:rFonts w:ascii="宋体" w:hAnsi="宋体"/>
-          <w:bCs/>
-          <w:color w:val="000000" w:themeColor="text1"/>
-          <w:sz w:val="24"/>
-          <w:highlight w:val="yellow"/>
-        </w:rPr>
-        <w:t>%</w:t>
+        <w:t>%p else%</w:t>
       </w:r>
       <w:r>
         <w:rPr>
@@ -5477,7 +6740,7 @@
     <w:p>
       <w:pPr>
         <w:rPr>
-          <w:rFonts w:ascii="宋体" w:hAnsi="宋体" w:hint="eastAsia"/>
+          <w:rFonts w:ascii="宋体" w:hAnsi="宋体"/>
           <w:bCs/>
           <w:sz w:val="24"/>
         </w:rPr>
@@ -5504,7 +6767,16 @@
           <w:bCs/>
           <w:sz w:val="24"/>
         </w:rPr>
-        <w:t>[var.var_</w:t>
+        <w:t>[</w:t>
+      </w:r>
+      <w:proofErr w:type="spellStart"/>
+      <w:r>
+        <w:rPr>
+          <w:rFonts w:ascii="宋体" w:hAnsi="宋体"/>
+          <w:bCs/>
+          <w:sz w:val="24"/>
+        </w:rPr>
+        <w:t>var.var_</w:t>
       </w:r>
       <w:proofErr w:type="gramStart"/>
       <w:r>
@@ -5522,71 +6794,90 @@
           <w:bCs/>
           <w:sz w:val="24"/>
         </w:rPr>
-        <w:t>_I + var.var_</w:t>
-      </w:r>
-      <w:proofErr w:type="gramStart"/>
-      <w:r>
-        <w:rPr>
-          <w:rFonts w:ascii="宋体" w:hAnsi="宋体"/>
-          <w:bCs/>
-          <w:sz w:val="24"/>
-        </w:rPr>
-        <w:t>somatic.level</w:t>
-      </w:r>
-      <w:proofErr w:type="gramEnd"/>
-      <w:r>
-        <w:rPr>
-          <w:rFonts w:ascii="宋体" w:hAnsi="宋体"/>
-          <w:bCs/>
-          <w:sz w:val="24"/>
-        </w:rPr>
-        <w:t>_II + var.var_</w:t>
-      </w:r>
-      <w:proofErr w:type="gramStart"/>
-      <w:r>
-        <w:rPr>
-          <w:rFonts w:ascii="宋体" w:hAnsi="宋体"/>
-          <w:bCs/>
-          <w:sz w:val="24"/>
-        </w:rPr>
-        <w:t>somatic.level</w:t>
-      </w:r>
-      <w:proofErr w:type="gramEnd"/>
-      <w:r>
-        <w:rPr>
-          <w:rFonts w:ascii="宋体" w:hAnsi="宋体"/>
-          <w:bCs/>
-          <w:sz w:val="24"/>
-        </w:rPr>
-        <w:t>_onco_nodrug + var.var_</w:t>
-      </w:r>
-      <w:proofErr w:type="gramStart"/>
-      <w:r>
-        <w:rPr>
-          <w:rFonts w:ascii="宋体" w:hAnsi="宋体"/>
-          <w:bCs/>
-          <w:sz w:val="24"/>
-        </w:rPr>
-        <w:t>somatic.level</w:t>
-      </w:r>
-      <w:proofErr w:type="gramEnd"/>
-      <w:r>
-        <w:rPr>
-          <w:rFonts w:ascii="宋体" w:hAnsi="宋体"/>
-          <w:bCs/>
-          <w:sz w:val="24"/>
-        </w:rPr>
-        <w:t>_III</w:t>
-      </w:r>
-      <w:r>
-        <w:rPr>
-          <w:rFonts w:ascii="宋体" w:hAnsi="宋体"/>
-          <w:bCs/>
-          <w:sz w:val="24"/>
-        </w:rPr>
-        <w:t>, “inhd</w:t>
-      </w:r>
-      <w:proofErr w:type="gramStart"/>
+        <w:t>_I</w:t>
+      </w:r>
+      <w:proofErr w:type="spellEnd"/>
+      <w:r>
+        <w:rPr>
+          <w:rFonts w:ascii="宋体" w:hAnsi="宋体"/>
+          <w:bCs/>
+          <w:sz w:val="24"/>
+        </w:rPr>
+        <w:t xml:space="preserve"> + </w:t>
+      </w:r>
+      <w:proofErr w:type="spellStart"/>
+      <w:r>
+        <w:rPr>
+          <w:rFonts w:ascii="宋体" w:hAnsi="宋体"/>
+          <w:bCs/>
+          <w:sz w:val="24"/>
+        </w:rPr>
+        <w:t>var.var_somatic.level_II</w:t>
+      </w:r>
+      <w:proofErr w:type="spellEnd"/>
+      <w:r>
+        <w:rPr>
+          <w:rFonts w:ascii="宋体" w:hAnsi="宋体"/>
+          <w:bCs/>
+          <w:sz w:val="24"/>
+        </w:rPr>
+        <w:t xml:space="preserve"> + </w:t>
+      </w:r>
+      <w:proofErr w:type="spellStart"/>
+      <w:r>
+        <w:rPr>
+          <w:rFonts w:ascii="宋体" w:hAnsi="宋体"/>
+          <w:bCs/>
+          <w:sz w:val="24"/>
+        </w:rPr>
+        <w:t>var.var_somatic.level_onco_nodrug</w:t>
+      </w:r>
+      <w:proofErr w:type="spellEnd"/>
+      <w:r>
+        <w:rPr>
+          <w:rFonts w:ascii="宋体" w:hAnsi="宋体"/>
+          <w:bCs/>
+          <w:sz w:val="24"/>
+        </w:rPr>
+        <w:t xml:space="preserve"> + </w:t>
+      </w:r>
+      <w:proofErr w:type="spellStart"/>
+      <w:r>
+        <w:rPr>
+          <w:rFonts w:ascii="宋体" w:hAnsi="宋体"/>
+          <w:bCs/>
+          <w:sz w:val="24"/>
+        </w:rPr>
+        <w:t>var.var_somatic.level_III</w:t>
+      </w:r>
+      <w:proofErr w:type="spellEnd"/>
+      <w:r>
+        <w:rPr>
+          <w:rFonts w:ascii="宋体" w:hAnsi="宋体"/>
+          <w:bCs/>
+          <w:sz w:val="24"/>
+        </w:rPr>
+        <w:t xml:space="preserve">, </w:t>
+      </w:r>
+      <w:r>
+        <w:rPr>
+          <w:rFonts w:ascii="宋体" w:hAnsi="宋体"/>
+          <w:bCs/>
+          <w:sz w:val="24"/>
+        </w:rPr>
+        <w:lastRenderedPageBreak/>
+        <w:t>“</w:t>
+      </w:r>
+      <w:proofErr w:type="spellStart"/>
+      <w:r>
+        <w:rPr>
+          <w:rFonts w:ascii="宋体" w:hAnsi="宋体"/>
+          <w:bCs/>
+          <w:sz w:val="24"/>
+        </w:rPr>
+        <w:t>inhd</w:t>
+      </w:r>
+      <w:proofErr w:type="spellEnd"/>
       <w:r>
         <w:rPr>
           <w:rFonts w:ascii="宋体" w:hAnsi="宋体"/>
@@ -5603,7 +6894,7 @@
         </w:rPr>
         <w:t>]|</w:t>
       </w:r>
-      <w:proofErr w:type="gramEnd"/>
+      <w:proofErr w:type="spellStart"/>
       <w:r>
         <w:rPr>
           <w:rFonts w:ascii="宋体" w:hAnsi="宋体"/>
@@ -5612,31 +6903,14 @@
         </w:rPr>
         <w:t>inter_mp_filter_hd</w:t>
       </w:r>
-      <w:r>
-        <w:rPr>
-          <w:rFonts w:ascii="宋体" w:hAnsi="宋体"/>
-          <w:bCs/>
-          <w:sz w:val="24"/>
-        </w:rPr>
-        <w:t>, “positive</w:t>
-      </w:r>
-      <w:proofErr w:type="gramStart"/>
-      <w:r>
-        <w:rPr>
-          <w:rFonts w:ascii="宋体" w:hAnsi="宋体"/>
-          <w:bCs/>
-          <w:sz w:val="24"/>
-        </w:rPr>
-        <w:t>”]|</w:t>
-      </w:r>
-      <w:proofErr w:type="gramEnd"/>
-      <w:r>
-        <w:rPr>
-          <w:rFonts w:ascii="宋体" w:hAnsi="宋体"/>
-          <w:bCs/>
-          <w:sz w:val="24"/>
-        </w:rPr>
-        <w:t>shfk_cp200_hd_filter</w:t>
+      <w:proofErr w:type="spellEnd"/>
+      <w:r>
+        <w:rPr>
+          <w:rFonts w:ascii="宋体" w:hAnsi="宋体"/>
+          <w:bCs/>
+          <w:sz w:val="24"/>
+        </w:rPr>
+        <w:t>, “positive”]|shfk_cp200_hd_filter</w:t>
       </w:r>
       <w:r>
         <w:rPr>
@@ -5658,7 +6932,7 @@
     <w:p>
       <w:pPr>
         <w:rPr>
-          <w:rFonts w:ascii="宋体" w:hAnsi="宋体" w:hint="eastAsia"/>
+          <w:rFonts w:ascii="宋体" w:hAnsi="宋体"/>
           <w:bCs/>
           <w:sz w:val="24"/>
         </w:rPr>
@@ -5685,24 +6959,116 @@
           <w:bCs/>
           <w:sz w:val="24"/>
         </w:rPr>
-        <w:t>[var.var_somatic.level_I + var.var_somatic.level_II + var.var_somatic.level_onco_nodrug + var.var_somatic.level_III</w:t>
-      </w:r>
-      <w:r>
-        <w:rPr>
-          <w:rFonts w:ascii="宋体" w:hAnsi="宋体"/>
-          <w:bCs/>
-          <w:sz w:val="24"/>
-        </w:rPr>
-        <w:t>, “inhd”</w:t>
-      </w:r>
-      <w:r>
-        <w:rPr>
-          <w:rFonts w:ascii="宋体" w:hAnsi="宋体"/>
-          <w:bCs/>
-          <w:sz w:val="24"/>
-        </w:rPr>
-        <w:t>]|inter_mp_filter_hd</w:t>
-      </w:r>
+        <w:t>[</w:t>
+      </w:r>
+      <w:proofErr w:type="spellStart"/>
+      <w:r>
+        <w:rPr>
+          <w:rFonts w:ascii="宋体" w:hAnsi="宋体"/>
+          <w:bCs/>
+          <w:sz w:val="24"/>
+        </w:rPr>
+        <w:t>var.var_somatic.level_I</w:t>
+      </w:r>
+      <w:proofErr w:type="spellEnd"/>
+      <w:r>
+        <w:rPr>
+          <w:rFonts w:ascii="宋体" w:hAnsi="宋体"/>
+          <w:bCs/>
+          <w:sz w:val="24"/>
+        </w:rPr>
+        <w:t xml:space="preserve"> + </w:t>
+      </w:r>
+      <w:proofErr w:type="spellStart"/>
+      <w:r>
+        <w:rPr>
+          <w:rFonts w:ascii="宋体" w:hAnsi="宋体"/>
+          <w:bCs/>
+          <w:sz w:val="24"/>
+        </w:rPr>
+        <w:t>var.var_somatic.level_II</w:t>
+      </w:r>
+      <w:proofErr w:type="spellEnd"/>
+      <w:r>
+        <w:rPr>
+          <w:rFonts w:ascii="宋体" w:hAnsi="宋体"/>
+          <w:bCs/>
+          <w:sz w:val="24"/>
+        </w:rPr>
+        <w:t xml:space="preserve"> + </w:t>
+      </w:r>
+      <w:proofErr w:type="spellStart"/>
+      <w:r>
+        <w:rPr>
+          <w:rFonts w:ascii="宋体" w:hAnsi="宋体"/>
+          <w:bCs/>
+          <w:sz w:val="24"/>
+        </w:rPr>
+        <w:t>var.var_somatic.level_onco_nodrug</w:t>
+      </w:r>
+      <w:proofErr w:type="spellEnd"/>
+      <w:r>
+        <w:rPr>
+          <w:rFonts w:ascii="宋体" w:hAnsi="宋体"/>
+          <w:bCs/>
+          <w:sz w:val="24"/>
+        </w:rPr>
+        <w:t xml:space="preserve"> + </w:t>
+      </w:r>
+      <w:proofErr w:type="spellStart"/>
+      <w:r>
+        <w:rPr>
+          <w:rFonts w:ascii="宋体" w:hAnsi="宋体"/>
+          <w:bCs/>
+          <w:sz w:val="24"/>
+        </w:rPr>
+        <w:t>var.var_somatic.level_III</w:t>
+      </w:r>
+      <w:proofErr w:type="spellEnd"/>
+      <w:r>
+        <w:rPr>
+          <w:rFonts w:ascii="宋体" w:hAnsi="宋体"/>
+          <w:bCs/>
+          <w:sz w:val="24"/>
+        </w:rPr>
+        <w:t>, “</w:t>
+      </w:r>
+      <w:proofErr w:type="spellStart"/>
+      <w:r>
+        <w:rPr>
+          <w:rFonts w:ascii="宋体" w:hAnsi="宋体"/>
+          <w:bCs/>
+          <w:sz w:val="24"/>
+        </w:rPr>
+        <w:t>inhd</w:t>
+      </w:r>
+      <w:proofErr w:type="spellEnd"/>
+      <w:r>
+        <w:rPr>
+          <w:rFonts w:ascii="宋体" w:hAnsi="宋体"/>
+          <w:bCs/>
+          <w:sz w:val="24"/>
+        </w:rPr>
+        <w:t>”</w:t>
+      </w:r>
+      <w:r>
+        <w:rPr>
+          <w:rFonts w:ascii="宋体" w:hAnsi="宋体"/>
+          <w:bCs/>
+          <w:sz w:val="24"/>
+        </w:rPr>
+        <w:t>]|</w:t>
+      </w:r>
+      <w:proofErr w:type="spellStart"/>
+      <w:r>
+        <w:rPr>
+          <w:rFonts w:ascii="宋体" w:hAnsi="宋体"/>
+          <w:bCs/>
+          <w:sz w:val="24"/>
+        </w:rPr>
+        <w:t>inter_mp_filter_hd</w:t>
+      </w:r>
+      <w:proofErr w:type="spellEnd"/>
       <w:r>
         <w:rPr>
           <w:rFonts w:ascii="宋体" w:hAnsi="宋体"/>
@@ -5749,7 +7115,7 @@
     <w:p>
       <w:pPr>
         <w:rPr>
-          <w:rFonts w:ascii="宋体" w:hAnsi="宋体" w:hint="eastAsia"/>
+          <w:rFonts w:ascii="宋体" w:hAnsi="宋体"/>
           <w:bCs/>
           <w:sz w:val="24"/>
         </w:rPr>
@@ -5798,7 +7164,7 @@
     <w:p>
       <w:pPr>
         <w:rPr>
-          <w:rFonts w:ascii="宋体" w:hAnsi="宋体" w:hint="eastAsia"/>
+          <w:rFonts w:ascii="宋体" w:hAnsi="宋体"/>
           <w:bCs/>
           <w:sz w:val="24"/>
         </w:rPr>
@@ -5825,7 +7191,16 @@
           <w:bCs/>
           <w:sz w:val="24"/>
         </w:rPr>
-        <w:t>[var.var_</w:t>
+        <w:t>[</w:t>
+      </w:r>
+      <w:proofErr w:type="spellStart"/>
+      <w:r>
+        <w:rPr>
+          <w:rFonts w:ascii="宋体" w:hAnsi="宋体"/>
+          <w:bCs/>
+          <w:sz w:val="24"/>
+        </w:rPr>
+        <w:t>var.var_</w:t>
       </w:r>
       <w:proofErr w:type="gramStart"/>
       <w:r>
@@ -5843,71 +7218,81 @@
           <w:bCs/>
           <w:sz w:val="24"/>
         </w:rPr>
-        <w:t>_I + var.var_</w:t>
-      </w:r>
-      <w:proofErr w:type="gramStart"/>
-      <w:r>
-        <w:rPr>
-          <w:rFonts w:ascii="宋体" w:hAnsi="宋体"/>
-          <w:bCs/>
-          <w:sz w:val="24"/>
-        </w:rPr>
-        <w:t>somatic.level</w:t>
-      </w:r>
-      <w:proofErr w:type="gramEnd"/>
-      <w:r>
-        <w:rPr>
-          <w:rFonts w:ascii="宋体" w:hAnsi="宋体"/>
-          <w:bCs/>
-          <w:sz w:val="24"/>
-        </w:rPr>
-        <w:t>_II + var.var_</w:t>
-      </w:r>
-      <w:proofErr w:type="gramStart"/>
-      <w:r>
-        <w:rPr>
-          <w:rFonts w:ascii="宋体" w:hAnsi="宋体"/>
-          <w:bCs/>
-          <w:sz w:val="24"/>
-        </w:rPr>
-        <w:t>somatic.level</w:t>
-      </w:r>
-      <w:proofErr w:type="gramEnd"/>
-      <w:r>
-        <w:rPr>
-          <w:rFonts w:ascii="宋体" w:hAnsi="宋体"/>
-          <w:bCs/>
-          <w:sz w:val="24"/>
-        </w:rPr>
-        <w:t>_onco_nodrug + var.var_</w:t>
-      </w:r>
-      <w:proofErr w:type="gramStart"/>
-      <w:r>
-        <w:rPr>
-          <w:rFonts w:ascii="宋体" w:hAnsi="宋体"/>
-          <w:bCs/>
-          <w:sz w:val="24"/>
-        </w:rPr>
-        <w:t>somatic.level</w:t>
-      </w:r>
-      <w:proofErr w:type="gramEnd"/>
-      <w:r>
-        <w:rPr>
-          <w:rFonts w:ascii="宋体" w:hAnsi="宋体"/>
-          <w:bCs/>
-          <w:sz w:val="24"/>
-        </w:rPr>
-        <w:t>_III</w:t>
-      </w:r>
-      <w:r>
-        <w:rPr>
-          <w:rFonts w:ascii="宋体" w:hAnsi="宋体"/>
-          <w:bCs/>
-          <w:sz w:val="24"/>
-        </w:rPr>
-        <w:t>, “inhd</w:t>
-      </w:r>
-      <w:proofErr w:type="gramStart"/>
+        <w:t>_I</w:t>
+      </w:r>
+      <w:proofErr w:type="spellEnd"/>
+      <w:r>
+        <w:rPr>
+          <w:rFonts w:ascii="宋体" w:hAnsi="宋体"/>
+          <w:bCs/>
+          <w:sz w:val="24"/>
+        </w:rPr>
+        <w:t xml:space="preserve"> + </w:t>
+      </w:r>
+      <w:proofErr w:type="spellStart"/>
+      <w:r>
+        <w:rPr>
+          <w:rFonts w:ascii="宋体" w:hAnsi="宋体"/>
+          <w:bCs/>
+          <w:sz w:val="24"/>
+        </w:rPr>
+        <w:t>var.var_somatic.level_II</w:t>
+      </w:r>
+      <w:proofErr w:type="spellEnd"/>
+      <w:r>
+        <w:rPr>
+          <w:rFonts w:ascii="宋体" w:hAnsi="宋体"/>
+          <w:bCs/>
+          <w:sz w:val="24"/>
+        </w:rPr>
+        <w:t xml:space="preserve"> + </w:t>
+      </w:r>
+      <w:proofErr w:type="spellStart"/>
+      <w:r>
+        <w:rPr>
+          <w:rFonts w:ascii="宋体" w:hAnsi="宋体"/>
+          <w:bCs/>
+          <w:sz w:val="24"/>
+        </w:rPr>
+        <w:t>var.var_somatic.level_onco_nodrug</w:t>
+      </w:r>
+      <w:proofErr w:type="spellEnd"/>
+      <w:r>
+        <w:rPr>
+          <w:rFonts w:ascii="宋体" w:hAnsi="宋体"/>
+          <w:bCs/>
+          <w:sz w:val="24"/>
+        </w:rPr>
+        <w:t xml:space="preserve"> + </w:t>
+      </w:r>
+      <w:proofErr w:type="spellStart"/>
+      <w:r>
+        <w:rPr>
+          <w:rFonts w:ascii="宋体" w:hAnsi="宋体"/>
+          <w:bCs/>
+          <w:sz w:val="24"/>
+        </w:rPr>
+        <w:t>var.var_somatic.level_III</w:t>
+      </w:r>
+      <w:proofErr w:type="spellEnd"/>
+      <w:r>
+        <w:rPr>
+          <w:rFonts w:ascii="宋体" w:hAnsi="宋体"/>
+          <w:bCs/>
+          <w:sz w:val="24"/>
+        </w:rPr>
+        <w:t>, “</w:t>
+      </w:r>
+      <w:proofErr w:type="spellStart"/>
+      <w:r>
+        <w:rPr>
+          <w:rFonts w:ascii="宋体" w:hAnsi="宋体"/>
+          <w:bCs/>
+          <w:sz w:val="24"/>
+        </w:rPr>
+        <w:t>inhd</w:t>
+      </w:r>
+      <w:proofErr w:type="spellEnd"/>
       <w:r>
         <w:rPr>
           <w:rFonts w:ascii="宋体" w:hAnsi="宋体"/>
@@ -5924,7 +7309,7 @@
         </w:rPr>
         <w:t>]|</w:t>
       </w:r>
-      <w:proofErr w:type="gramEnd"/>
+      <w:proofErr w:type="spellStart"/>
       <w:r>
         <w:rPr>
           <w:rFonts w:ascii="宋体" w:hAnsi="宋体"/>
@@ -5933,31 +7318,14 @@
         </w:rPr>
         <w:t>inter_mp_filter_hd</w:t>
       </w:r>
-      <w:r>
-        <w:rPr>
-          <w:rFonts w:ascii="宋体" w:hAnsi="宋体"/>
-          <w:bCs/>
-          <w:sz w:val="24"/>
-        </w:rPr>
-        <w:t>, “negative</w:t>
-      </w:r>
-      <w:proofErr w:type="gramStart"/>
-      <w:r>
-        <w:rPr>
-          <w:rFonts w:ascii="宋体" w:hAnsi="宋体"/>
-          <w:bCs/>
-          <w:sz w:val="24"/>
-        </w:rPr>
-        <w:t>”]|</w:t>
-      </w:r>
-      <w:proofErr w:type="gramEnd"/>
-      <w:r>
-        <w:rPr>
-          <w:rFonts w:ascii="宋体" w:hAnsi="宋体"/>
-          <w:bCs/>
-          <w:sz w:val="24"/>
-        </w:rPr>
-        <w:t>shfk_cp200_hd_filter</w:t>
+      <w:proofErr w:type="spellEnd"/>
+      <w:r>
+        <w:rPr>
+          <w:rFonts w:ascii="宋体" w:hAnsi="宋体"/>
+          <w:bCs/>
+          <w:sz w:val="24"/>
+        </w:rPr>
+        <w:t>, “negative”]|shfk_cp200_hd_filter</w:t>
       </w:r>
       <w:r>
         <w:rPr>
@@ -5979,7 +7347,7 @@
     <w:p>
       <w:pPr>
         <w:rPr>
-          <w:rFonts w:ascii="宋体" w:hAnsi="宋体" w:hint="eastAsia"/>
+          <w:rFonts w:ascii="宋体" w:hAnsi="宋体"/>
           <w:bCs/>
           <w:sz w:val="24"/>
         </w:rPr>
@@ -6006,24 +7374,116 @@
           <w:bCs/>
           <w:sz w:val="24"/>
         </w:rPr>
-        <w:t>[var.var_somatic.level_I + var.var_somatic.level_II + var.var_somatic.level_onco_nodrug + var.var_somatic.level_III</w:t>
-      </w:r>
-      <w:r>
-        <w:rPr>
-          <w:rFonts w:ascii="宋体" w:hAnsi="宋体"/>
-          <w:bCs/>
-          <w:sz w:val="24"/>
-        </w:rPr>
-        <w:t>, “inhd”</w:t>
-      </w:r>
-      <w:r>
-        <w:rPr>
-          <w:rFonts w:ascii="宋体" w:hAnsi="宋体"/>
-          <w:bCs/>
-          <w:sz w:val="24"/>
-        </w:rPr>
-        <w:t>]|inter_mp_filter_hd</w:t>
-      </w:r>
+        <w:t>[</w:t>
+      </w:r>
+      <w:proofErr w:type="spellStart"/>
+      <w:r>
+        <w:rPr>
+          <w:rFonts w:ascii="宋体" w:hAnsi="宋体"/>
+          <w:bCs/>
+          <w:sz w:val="24"/>
+        </w:rPr>
+        <w:t>var.var_somatic.level_I</w:t>
+      </w:r>
+      <w:proofErr w:type="spellEnd"/>
+      <w:r>
+        <w:rPr>
+          <w:rFonts w:ascii="宋体" w:hAnsi="宋体"/>
+          <w:bCs/>
+          <w:sz w:val="24"/>
+        </w:rPr>
+        <w:t xml:space="preserve"> + </w:t>
+      </w:r>
+      <w:proofErr w:type="spellStart"/>
+      <w:r>
+        <w:rPr>
+          <w:rFonts w:ascii="宋体" w:hAnsi="宋体"/>
+          <w:bCs/>
+          <w:sz w:val="24"/>
+        </w:rPr>
+        <w:t>var.var_somatic.level_II</w:t>
+      </w:r>
+      <w:proofErr w:type="spellEnd"/>
+      <w:r>
+        <w:rPr>
+          <w:rFonts w:ascii="宋体" w:hAnsi="宋体"/>
+          <w:bCs/>
+          <w:sz w:val="24"/>
+        </w:rPr>
+        <w:t xml:space="preserve"> + </w:t>
+      </w:r>
+      <w:proofErr w:type="spellStart"/>
+      <w:r>
+        <w:rPr>
+          <w:rFonts w:ascii="宋体" w:hAnsi="宋体"/>
+          <w:bCs/>
+          <w:sz w:val="24"/>
+        </w:rPr>
+        <w:t>var.var_somatic.level_onco_nodrug</w:t>
+      </w:r>
+      <w:proofErr w:type="spellEnd"/>
+      <w:r>
+        <w:rPr>
+          <w:rFonts w:ascii="宋体" w:hAnsi="宋体"/>
+          <w:bCs/>
+          <w:sz w:val="24"/>
+        </w:rPr>
+        <w:t xml:space="preserve"> + </w:t>
+      </w:r>
+      <w:proofErr w:type="spellStart"/>
+      <w:r>
+        <w:rPr>
+          <w:rFonts w:ascii="宋体" w:hAnsi="宋体"/>
+          <w:bCs/>
+          <w:sz w:val="24"/>
+        </w:rPr>
+        <w:t>var.var_somatic.level_III</w:t>
+      </w:r>
+      <w:proofErr w:type="spellEnd"/>
+      <w:r>
+        <w:rPr>
+          <w:rFonts w:ascii="宋体" w:hAnsi="宋体"/>
+          <w:bCs/>
+          <w:sz w:val="24"/>
+        </w:rPr>
+        <w:t>, “</w:t>
+      </w:r>
+      <w:proofErr w:type="spellStart"/>
+      <w:r>
+        <w:rPr>
+          <w:rFonts w:ascii="宋体" w:hAnsi="宋体"/>
+          <w:bCs/>
+          <w:sz w:val="24"/>
+        </w:rPr>
+        <w:t>inhd</w:t>
+      </w:r>
+      <w:proofErr w:type="spellEnd"/>
+      <w:r>
+        <w:rPr>
+          <w:rFonts w:ascii="宋体" w:hAnsi="宋体"/>
+          <w:bCs/>
+          <w:sz w:val="24"/>
+        </w:rPr>
+        <w:t>”</w:t>
+      </w:r>
+      <w:r>
+        <w:rPr>
+          <w:rFonts w:ascii="宋体" w:hAnsi="宋体"/>
+          <w:bCs/>
+          <w:sz w:val="24"/>
+        </w:rPr>
+        <w:t>]|</w:t>
+      </w:r>
+      <w:proofErr w:type="spellStart"/>
+      <w:r>
+        <w:rPr>
+          <w:rFonts w:ascii="宋体" w:hAnsi="宋体"/>
+          <w:bCs/>
+          <w:sz w:val="24"/>
+        </w:rPr>
+        <w:t>inter_mp_filter_hd</w:t>
+      </w:r>
+      <w:proofErr w:type="spellEnd"/>
       <w:r>
         <w:rPr>
           <w:rFonts w:ascii="宋体" w:hAnsi="宋体"/>
@@ -6120,6 +7580,7 @@
         <w:rPr>
           <w:rFonts w:ascii="宋体" w:hAnsi="宋体"/>
           <w:bCs/>
+          <w:color w:val="000000" w:themeColor="text1"/>
           <w:sz w:val="24"/>
         </w:rPr>
       </w:pPr>
@@ -6127,76 +7588,133 @@
         <w:rPr>
           <w:rFonts w:ascii="宋体" w:hAnsi="宋体" w:hint="eastAsia"/>
           <w:bCs/>
+          <w:color w:val="000000" w:themeColor="text1"/>
           <w:sz w:val="24"/>
           <w:highlight w:val="yellow"/>
         </w:rPr>
-        <w:t>{%p else%}</w:t>
+        <w:t>{</w:t>
+      </w:r>
+      <w:r>
+        <w:rPr>
+          <w:rFonts w:ascii="宋体" w:hAnsi="宋体"/>
+          <w:bCs/>
+          <w:color w:val="000000" w:themeColor="text1"/>
+          <w:sz w:val="24"/>
+          <w:highlight w:val="yellow"/>
+        </w:rPr>
+        <w:t>%p endif%}</w:t>
       </w:r>
     </w:p>
     <w:p>
       <w:pPr>
         <w:rPr>
-          <w:rFonts w:ascii="宋体" w:hAnsi="宋体" w:hint="eastAsia"/>
-          <w:bCs/>
-          <w:sz w:val="24"/>
+          <w:rFonts w:ascii="宋体" w:hAnsi="宋体"/>
+          <w:bCs/>
+          <w:color w:val="000000" w:themeColor="text1"/>
+          <w:sz w:val="24"/>
+          <w:highlight w:val="magenta"/>
         </w:rPr>
       </w:pPr>
       <w:r>
         <w:rPr>
-          <w:rFonts w:ascii="宋体" w:hAnsi="宋体"/>
-          <w:bCs/>
-          <w:sz w:val="24"/>
-        </w:rPr>
-        <w:t>样本质控差，HD结果无法评估。</w:t>
+          <w:rFonts w:ascii="宋体" w:hAnsi="宋体" w:hint="eastAsia"/>
+          <w:bCs/>
+          <w:color w:val="000000" w:themeColor="text1"/>
+          <w:sz w:val="24"/>
+          <w:highlight w:val="magenta"/>
+        </w:rPr>
+        <w:t>{</w:t>
+      </w:r>
+      <w:r>
+        <w:rPr>
+          <w:rFonts w:ascii="宋体" w:hAnsi="宋体"/>
+          <w:bCs/>
+          <w:color w:val="000000" w:themeColor="text1"/>
+          <w:sz w:val="24"/>
+          <w:highlight w:val="magenta"/>
+        </w:rPr>
+        <w:t>%p else%</w:t>
+      </w:r>
+      <w:r>
+        <w:rPr>
+          <w:rFonts w:ascii="宋体" w:hAnsi="宋体" w:hint="eastAsia"/>
+          <w:bCs/>
+          <w:color w:val="000000" w:themeColor="text1"/>
+          <w:sz w:val="24"/>
+          <w:highlight w:val="magenta"/>
+        </w:rPr>
+        <w:t>}</w:t>
       </w:r>
     </w:p>
     <w:p>
       <w:pPr>
         <w:rPr>
-          <w:rFonts w:ascii="宋体" w:hAnsi="宋体" w:hint="eastAsia"/>
-          <w:bCs/>
-          <w:color w:val="000000" w:themeColor="text1"/>
+          <w:rFonts w:ascii="宋体" w:hAnsi="宋体"/>
+          <w:bCs/>
           <w:sz w:val="24"/>
         </w:rPr>
       </w:pPr>
       <w:r>
         <w:rPr>
-          <w:rFonts w:ascii="宋体" w:hAnsi="宋体" w:hint="eastAsia"/>
-          <w:bCs/>
-          <w:color w:val="000000" w:themeColor="text1"/>
+          <w:rFonts w:ascii="宋体" w:hAnsi="宋体"/>
+          <w:bCs/>
           <w:sz w:val="24"/>
           <w:highlight w:val="yellow"/>
         </w:rPr>
-        <w:t>{</w:t>
-      </w:r>
-      <w:r>
-        <w:rPr>
-          <w:rFonts w:ascii="宋体" w:hAnsi="宋体"/>
-          <w:bCs/>
-          <w:color w:val="000000" w:themeColor="text1"/>
+        <w:t>{%</w:t>
+      </w:r>
+      <w:r>
+        <w:rPr>
+          <w:rFonts w:ascii="宋体" w:hAnsi="宋体" w:hint="eastAsia"/>
+          <w:bCs/>
           <w:sz w:val="24"/>
           <w:highlight w:val="yellow"/>
         </w:rPr>
-        <w:t>%p endif%}</w:t>
+        <w:t>p</w:t>
+      </w:r>
+      <w:r>
+        <w:rPr>
+          <w:rFonts w:ascii="宋体" w:hAnsi="宋体"/>
+          <w:bCs/>
+          <w:sz w:val="24"/>
+          <w:highlight w:val="yellow"/>
+        </w:rPr>
+        <w:t xml:space="preserve"> if </w:t>
+      </w:r>
+      <w:proofErr w:type="spellStart"/>
+      <w:r>
+        <w:rPr>
+          <w:rFonts w:ascii="宋体" w:hAnsi="宋体"/>
+          <w:bCs/>
+          <w:sz w:val="24"/>
+          <w:highlight w:val="yellow"/>
+        </w:rPr>
+        <w:t>qc.dna_data_qc.snp_cover_ratio_num</w:t>
+      </w:r>
+      <w:proofErr w:type="spellEnd"/>
+      <w:r>
+        <w:rPr>
+          <w:rFonts w:ascii="宋体" w:hAnsi="宋体"/>
+          <w:bCs/>
+          <w:sz w:val="24"/>
+          <w:highlight w:val="yellow"/>
+        </w:rPr>
+        <w:t xml:space="preserve"> &gt;= 0.9%}</w:t>
       </w:r>
     </w:p>
     <w:p>
       <w:pPr>
         <w:rPr>
-          <w:rFonts w:ascii="宋体" w:hAnsi="宋体" w:hint="eastAsia"/>
-          <w:bCs/>
-          <w:color w:val="000000" w:themeColor="text1"/>
-          <w:sz w:val="24"/>
-          <w:highlight w:val="magenta"/>
+          <w:rFonts w:ascii="宋体" w:hAnsi="宋体"/>
+          <w:bCs/>
+          <w:sz w:val="24"/>
         </w:rPr>
       </w:pPr>
       <w:r>
         <w:rPr>
           <w:rFonts w:ascii="宋体" w:hAnsi="宋体" w:hint="eastAsia"/>
           <w:bCs/>
-          <w:color w:val="000000" w:themeColor="text1"/>
-          <w:sz w:val="24"/>
-          <w:highlight w:val="magenta"/>
+          <w:sz w:val="24"/>
         </w:rPr>
         <w:t>{</w:t>
       </w:r>
@@ -6204,63 +7722,103 @@
         <w:rPr>
           <w:rFonts w:ascii="宋体" w:hAnsi="宋体"/>
           <w:bCs/>
-          <w:color w:val="000000" w:themeColor="text1"/>
-          <w:sz w:val="24"/>
-          <w:highlight w:val="magenta"/>
-        </w:rPr>
-        <w:t>%p else%</w:t>
-      </w:r>
-      <w:r>
-        <w:rPr>
-          <w:rFonts w:ascii="宋体" w:hAnsi="宋体" w:hint="eastAsia"/>
-          <w:bCs/>
-          <w:color w:val="000000" w:themeColor="text1"/>
-          <w:sz w:val="24"/>
-          <w:highlight w:val="magenta"/>
-        </w:rPr>
-        <w:t>}</w:t>
+          <w:sz w:val="24"/>
+        </w:rPr>
+        <w:t>%p if [</w:t>
+      </w:r>
+      <w:proofErr w:type="spellStart"/>
+      <w:r>
+        <w:rPr>
+          <w:rFonts w:ascii="宋体" w:hAnsi="宋体"/>
+          <w:bCs/>
+          <w:sz w:val="24"/>
+        </w:rPr>
+        <w:t>hd</w:t>
+      </w:r>
+      <w:proofErr w:type="spellEnd"/>
+      <w:r>
+        <w:rPr>
+          <w:rFonts w:ascii="宋体" w:hAnsi="宋体"/>
+          <w:bCs/>
+          <w:sz w:val="24"/>
+        </w:rPr>
+        <w:t>, “positive</w:t>
+      </w:r>
+      <w:proofErr w:type="gramStart"/>
+      <w:r>
+        <w:rPr>
+          <w:rFonts w:ascii="宋体" w:hAnsi="宋体"/>
+          <w:bCs/>
+          <w:sz w:val="24"/>
+        </w:rPr>
+        <w:t>”]|</w:t>
+      </w:r>
+      <w:proofErr w:type="gramEnd"/>
+      <w:r>
+        <w:rPr>
+          <w:rFonts w:ascii="宋体" w:hAnsi="宋体"/>
+          <w:bCs/>
+          <w:sz w:val="24"/>
+        </w:rPr>
+        <w:t>shfk_cp200_hd_filter %}</w:t>
       </w:r>
     </w:p>
     <w:p>
       <w:pPr>
         <w:rPr>
-          <w:rFonts w:ascii="宋体" w:hAnsi="宋体" w:hint="eastAsia"/>
+          <w:rFonts w:ascii="宋体" w:hAnsi="宋体"/>
           <w:bCs/>
           <w:sz w:val="24"/>
         </w:rPr>
       </w:pPr>
       <w:r>
         <w:rPr>
-          <w:rFonts w:ascii="宋体" w:hAnsi="宋体"/>
-          <w:bCs/>
-          <w:sz w:val="24"/>
-          <w:highlight w:val="yellow"/>
-        </w:rPr>
-        <w:t>{%</w:t>
-      </w:r>
-      <w:r>
-        <w:rPr>
-          <w:rFonts w:ascii="宋体" w:hAnsi="宋体" w:hint="eastAsia"/>
-          <w:bCs/>
-          <w:sz w:val="24"/>
-          <w:highlight w:val="yellow"/>
-        </w:rPr>
-        <w:t>p</w:t>
-      </w:r>
-      <w:r>
-        <w:rPr>
-          <w:rFonts w:ascii="宋体" w:hAnsi="宋体"/>
-          <w:bCs/>
-          <w:sz w:val="24"/>
-          <w:highlight w:val="yellow"/>
-        </w:rPr>
-        <w:t xml:space="preserve"> if qc.dna_data_qc.snp_cover_ratio_num &gt;= 0.9%}</w:t>
+          <w:rFonts w:ascii="宋体" w:hAnsi="宋体" w:hint="eastAsia"/>
+          <w:bCs/>
+          <w:sz w:val="24"/>
+        </w:rPr>
+        <w:t>{</w:t>
+      </w:r>
+      <w:r>
+        <w:rPr>
+          <w:rFonts w:ascii="宋体" w:hAnsi="宋体"/>
+          <w:bCs/>
+          <w:sz w:val="24"/>
+        </w:rPr>
+        <w:t>{[</w:t>
+      </w:r>
+      <w:proofErr w:type="spellStart"/>
+      <w:r>
+        <w:rPr>
+          <w:rFonts w:ascii="宋体" w:hAnsi="宋体"/>
+          <w:bCs/>
+          <w:sz w:val="24"/>
+        </w:rPr>
+        <w:t>hd</w:t>
+      </w:r>
+      <w:proofErr w:type="spellEnd"/>
+      <w:r>
+        <w:rPr>
+          <w:rFonts w:ascii="宋体" w:hAnsi="宋体"/>
+          <w:bCs/>
+          <w:sz w:val="24"/>
+        </w:rPr>
+        <w:t xml:space="preserve">, “positive”]|shfk_cp200_hd_filter}}  </w:t>
+      </w:r>
+      <w:r>
+        <w:rPr>
+          <w:rFonts w:ascii="宋体" w:hAnsi="宋体" w:hint="eastAsia"/>
+          <w:b/>
+          <w:color w:val="FF0000"/>
+          <w:sz w:val="24"/>
+        </w:rPr>
+        <w:t>阳性</w:t>
       </w:r>
     </w:p>
     <w:p>
       <w:pPr>
         <w:rPr>
-          <w:rFonts w:ascii="宋体" w:hAnsi="宋体" w:hint="eastAsia"/>
+          <w:rFonts w:ascii="宋体" w:hAnsi="宋体"/>
           <w:bCs/>
           <w:sz w:val="24"/>
         </w:rPr>
@@ -6279,31 +7837,37 @@
           <w:bCs/>
           <w:sz w:val="24"/>
         </w:rPr>
-        <w:t>%p if [hd, “positive</w:t>
-      </w:r>
-      <w:proofErr w:type="gramStart"/>
-      <w:r>
-        <w:rPr>
-          <w:rFonts w:ascii="宋体" w:hAnsi="宋体"/>
-          <w:bCs/>
-          <w:sz w:val="24"/>
-        </w:rPr>
-        <w:t>”]|</w:t>
-      </w:r>
-      <w:proofErr w:type="gramEnd"/>
-      <w:r>
-        <w:rPr>
-          <w:rFonts w:ascii="宋体" w:hAnsi="宋体"/>
-          <w:bCs/>
-          <w:sz w:val="24"/>
-        </w:rPr>
-        <w:t>shfk_cp200_hd_filter %}</w:t>
+        <w:t>%</w:t>
+      </w:r>
+      <w:r>
+        <w:rPr>
+          <w:rFonts w:ascii="宋体" w:hAnsi="宋体" w:hint="eastAsia"/>
+          <w:bCs/>
+          <w:sz w:val="24"/>
+        </w:rPr>
+        <w:t>p</w:t>
+      </w:r>
+      <w:r>
+        <w:rPr>
+          <w:rFonts w:ascii="宋体" w:hAnsi="宋体"/>
+          <w:bCs/>
+          <w:sz w:val="24"/>
+        </w:rPr>
+        <w:t xml:space="preserve"> endif%</w:t>
+      </w:r>
+      <w:r>
+        <w:rPr>
+          <w:rFonts w:ascii="宋体" w:hAnsi="宋体" w:hint="eastAsia"/>
+          <w:bCs/>
+          <w:sz w:val="24"/>
+        </w:rPr>
+        <w:t>}</w:t>
       </w:r>
     </w:p>
     <w:p>
       <w:pPr>
         <w:rPr>
-          <w:rFonts w:ascii="宋体" w:hAnsi="宋体" w:hint="eastAsia"/>
+          <w:rFonts w:ascii="宋体" w:hAnsi="宋体"/>
           <w:bCs/>
           <w:sz w:val="24"/>
         </w:rPr>
@@ -6322,22 +7886,49 @@
           <w:bCs/>
           <w:sz w:val="24"/>
         </w:rPr>
-        <w:t xml:space="preserve">{[hd, “positive”]|shfk_cp200_hd_filter}}  </w:t>
-      </w:r>
-      <w:r>
-        <w:rPr>
-          <w:rFonts w:ascii="宋体" w:hAnsi="宋体" w:hint="eastAsia"/>
-          <w:b/>
-          <w:color w:val="FF0000"/>
-          <w:sz w:val="24"/>
-        </w:rPr>
-        <w:t>阳性</w:t>
+        <w:t>%p if [</w:t>
+      </w:r>
+      <w:proofErr w:type="spellStart"/>
+      <w:r>
+        <w:rPr>
+          <w:rFonts w:ascii="宋体" w:hAnsi="宋体"/>
+          <w:bCs/>
+          <w:sz w:val="24"/>
+        </w:rPr>
+        <w:t>hd</w:t>
+      </w:r>
+      <w:proofErr w:type="spellEnd"/>
+      <w:r>
+        <w:rPr>
+          <w:rFonts w:ascii="宋体" w:hAnsi="宋体"/>
+          <w:bCs/>
+          <w:sz w:val="24"/>
+        </w:rPr>
+        <w:t>, “negative</w:t>
+      </w:r>
+      <w:proofErr w:type="gramStart"/>
+      <w:r>
+        <w:rPr>
+          <w:rFonts w:ascii="宋体" w:hAnsi="宋体"/>
+          <w:bCs/>
+          <w:sz w:val="24"/>
+        </w:rPr>
+        <w:t>”]|</w:t>
+      </w:r>
+      <w:proofErr w:type="gramEnd"/>
+      <w:r>
+        <w:rPr>
+          <w:rFonts w:ascii="宋体" w:hAnsi="宋体"/>
+          <w:bCs/>
+          <w:sz w:val="24"/>
+        </w:rPr>
+        <w:t>shfk_cp200_hd_filter %}</w:t>
       </w:r>
     </w:p>
     <w:p>
       <w:pPr>
         <w:rPr>
-          <w:rFonts w:ascii="宋体" w:hAnsi="宋体" w:hint="eastAsia"/>
+          <w:rFonts w:ascii="宋体" w:hAnsi="宋体"/>
           <w:bCs/>
           <w:sz w:val="24"/>
         </w:rPr>
@@ -6356,37 +7947,39 @@
           <w:bCs/>
           <w:sz w:val="24"/>
         </w:rPr>
-        <w:t>%</w:t>
-      </w:r>
-      <w:r>
-        <w:rPr>
-          <w:rFonts w:ascii="宋体" w:hAnsi="宋体" w:hint="eastAsia"/>
-          <w:bCs/>
-          <w:sz w:val="24"/>
-        </w:rPr>
-        <w:t>p</w:t>
-      </w:r>
-      <w:r>
-        <w:rPr>
-          <w:rFonts w:ascii="宋体" w:hAnsi="宋体"/>
-          <w:bCs/>
-          <w:sz w:val="24"/>
-        </w:rPr>
-        <w:t xml:space="preserve"> endif%</w:t>
-      </w:r>
-      <w:r>
-        <w:rPr>
-          <w:rFonts w:ascii="宋体" w:hAnsi="宋体" w:hint="eastAsia"/>
-          <w:bCs/>
-          <w:sz w:val="24"/>
-        </w:rPr>
-        <w:t>}</w:t>
+        <w:t>{[</w:t>
+      </w:r>
+      <w:proofErr w:type="spellStart"/>
+      <w:r>
+        <w:rPr>
+          <w:rFonts w:ascii="宋体" w:hAnsi="宋体"/>
+          <w:bCs/>
+          <w:sz w:val="24"/>
+        </w:rPr>
+        <w:t>hd</w:t>
+      </w:r>
+      <w:proofErr w:type="spellEnd"/>
+      <w:r>
+        <w:rPr>
+          <w:rFonts w:ascii="宋体" w:hAnsi="宋体"/>
+          <w:bCs/>
+          <w:sz w:val="24"/>
+        </w:rPr>
+        <w:t xml:space="preserve">, “negative”]|shfk_cp200_hd_filter}}  </w:t>
+      </w:r>
+      <w:r>
+        <w:rPr>
+          <w:rFonts w:ascii="宋体" w:hAnsi="宋体" w:hint="eastAsia"/>
+          <w:bCs/>
+          <w:sz w:val="24"/>
+        </w:rPr>
+        <w:t>阴性</w:t>
       </w:r>
     </w:p>
     <w:p>
       <w:pPr>
         <w:rPr>
-          <w:rFonts w:ascii="宋体" w:hAnsi="宋体" w:hint="eastAsia"/>
+          <w:rFonts w:ascii="宋体" w:hAnsi="宋体"/>
           <w:bCs/>
           <w:sz w:val="24"/>
         </w:rPr>
@@ -6405,32 +7998,39 @@
           <w:bCs/>
           <w:sz w:val="24"/>
         </w:rPr>
-        <w:t>%p if [hd, “negative</w:t>
-      </w:r>
-      <w:proofErr w:type="gramStart"/>
-      <w:r>
-        <w:rPr>
-          <w:rFonts w:ascii="宋体" w:hAnsi="宋体"/>
-          <w:bCs/>
-          <w:sz w:val="24"/>
-        </w:rPr>
-        <w:t>”]|</w:t>
-      </w:r>
-      <w:proofErr w:type="gramEnd"/>
-      <w:r>
-        <w:rPr>
-          <w:rFonts w:ascii="宋体" w:hAnsi="宋体"/>
-          <w:bCs/>
-          <w:sz w:val="24"/>
-        </w:rPr>
-        <w:t>shfk_cp200_hd_filter %}</w:t>
+        <w:t>%</w:t>
+      </w:r>
+      <w:r>
+        <w:rPr>
+          <w:rFonts w:ascii="宋体" w:hAnsi="宋体" w:hint="eastAsia"/>
+          <w:bCs/>
+          <w:sz w:val="24"/>
+        </w:rPr>
+        <w:t>p</w:t>
+      </w:r>
+      <w:r>
+        <w:rPr>
+          <w:rFonts w:ascii="宋体" w:hAnsi="宋体"/>
+          <w:bCs/>
+          <w:sz w:val="24"/>
+        </w:rPr>
+        <w:t xml:space="preserve"> endif%</w:t>
+      </w:r>
+      <w:r>
+        <w:rPr>
+          <w:rFonts w:ascii="宋体" w:hAnsi="宋体" w:hint="eastAsia"/>
+          <w:bCs/>
+          <w:sz w:val="24"/>
+        </w:rPr>
+        <w:t>}</w:t>
       </w:r>
     </w:p>
     <w:p>
       <w:pPr>
         <w:rPr>
-          <w:rFonts w:ascii="宋体" w:hAnsi="宋体" w:hint="eastAsia"/>
-          <w:bCs/>
+          <w:rFonts w:ascii="宋体" w:hAnsi="宋体"/>
+          <w:bCs/>
+          <w:color w:val="000000" w:themeColor="text1"/>
           <w:sz w:val="24"/>
         </w:rPr>
       </w:pPr>
@@ -6438,7 +8038,9 @@
         <w:rPr>
           <w:rFonts w:ascii="宋体" w:hAnsi="宋体" w:hint="eastAsia"/>
           <w:bCs/>
-          <w:sz w:val="24"/>
+          <w:color w:val="000000" w:themeColor="text1"/>
+          <w:sz w:val="24"/>
+          <w:highlight w:val="yellow"/>
         </w:rPr>
         <w:t>{</w:t>
       </w:r>
@@ -6446,23 +8048,27 @@
         <w:rPr>
           <w:rFonts w:ascii="宋体" w:hAnsi="宋体"/>
           <w:bCs/>
-          <w:sz w:val="24"/>
-        </w:rPr>
-        <w:t xml:space="preserve">{[hd, “negative”]|shfk_cp200_hd_filter}}  </w:t>
-      </w:r>
-      <w:r>
-        <w:rPr>
-          <w:rFonts w:ascii="宋体" w:hAnsi="宋体" w:hint="eastAsia"/>
-          <w:bCs/>
-          <w:sz w:val="24"/>
-        </w:rPr>
-        <w:t>阴性</w:t>
+          <w:color w:val="000000" w:themeColor="text1"/>
+          <w:sz w:val="24"/>
+          <w:highlight w:val="yellow"/>
+        </w:rPr>
+        <w:t>%p else%</w:t>
+      </w:r>
+      <w:r>
+        <w:rPr>
+          <w:rFonts w:ascii="宋体" w:hAnsi="宋体" w:hint="eastAsia"/>
+          <w:bCs/>
+          <w:color w:val="000000" w:themeColor="text1"/>
+          <w:sz w:val="24"/>
+          <w:highlight w:val="yellow"/>
+        </w:rPr>
+        <w:t>}</w:t>
       </w:r>
     </w:p>
     <w:p>
       <w:pPr>
         <w:rPr>
-          <w:rFonts w:ascii="宋体" w:hAnsi="宋体" w:hint="eastAsia"/>
+          <w:rFonts w:ascii="宋体" w:hAnsi="宋体"/>
           <w:bCs/>
           <w:sz w:val="24"/>
         </w:rPr>
@@ -6481,115 +8087,110 @@
           <w:bCs/>
           <w:sz w:val="24"/>
         </w:rPr>
-        <w:t>%</w:t>
-      </w:r>
-      <w:r>
-        <w:rPr>
-          <w:rFonts w:ascii="宋体" w:hAnsi="宋体" w:hint="eastAsia"/>
-          <w:bCs/>
-          <w:sz w:val="24"/>
-        </w:rPr>
-        <w:t>p</w:t>
-      </w:r>
-      <w:r>
-        <w:rPr>
-          <w:rFonts w:ascii="宋体" w:hAnsi="宋体"/>
-          <w:bCs/>
-          <w:sz w:val="24"/>
-        </w:rPr>
-        <w:t xml:space="preserve"> endif%</w:t>
-      </w:r>
-      <w:r>
-        <w:rPr>
-          <w:rFonts w:ascii="宋体" w:hAnsi="宋体" w:hint="eastAsia"/>
-          <w:bCs/>
-          <w:sz w:val="24"/>
-        </w:rPr>
-        <w:t>}</w:t>
+        <w:t>%p if [</w:t>
+      </w:r>
+      <w:proofErr w:type="spellStart"/>
+      <w:r>
+        <w:rPr>
+          <w:rFonts w:ascii="宋体" w:hAnsi="宋体"/>
+          <w:bCs/>
+          <w:sz w:val="24"/>
+        </w:rPr>
+        <w:t>hd</w:t>
+      </w:r>
+      <w:proofErr w:type="spellEnd"/>
+      <w:r>
+        <w:rPr>
+          <w:rFonts w:ascii="宋体" w:hAnsi="宋体"/>
+          <w:bCs/>
+          <w:sz w:val="24"/>
+        </w:rPr>
+        <w:t>, “positive</w:t>
+      </w:r>
+      <w:proofErr w:type="gramStart"/>
+      <w:r>
+        <w:rPr>
+          <w:rFonts w:ascii="宋体" w:hAnsi="宋体"/>
+          <w:bCs/>
+          <w:sz w:val="24"/>
+        </w:rPr>
+        <w:t>”]|</w:t>
+      </w:r>
+      <w:proofErr w:type="gramEnd"/>
+      <w:r>
+        <w:rPr>
+          <w:rFonts w:ascii="宋体" w:hAnsi="宋体"/>
+          <w:bCs/>
+          <w:sz w:val="24"/>
+        </w:rPr>
+        <w:t>shfk_cp200_hd_filter %}</w:t>
       </w:r>
     </w:p>
     <w:p>
       <w:pPr>
         <w:rPr>
+          <w:rFonts w:ascii="宋体" w:hAnsi="宋体"/>
+          <w:bCs/>
+          <w:sz w:val="24"/>
+        </w:rPr>
+      </w:pPr>
+      <w:r>
+        <w:rPr>
+          <w:rFonts w:ascii="宋体" w:hAnsi="宋体" w:hint="eastAsia"/>
+          <w:bCs/>
+          <w:sz w:val="24"/>
+        </w:rPr>
+        <w:t>{</w:t>
+      </w:r>
+      <w:r>
+        <w:rPr>
+          <w:rFonts w:ascii="宋体" w:hAnsi="宋体"/>
+          <w:bCs/>
+          <w:sz w:val="24"/>
+        </w:rPr>
+        <w:t>{[</w:t>
+      </w:r>
+      <w:proofErr w:type="spellStart"/>
+      <w:r>
+        <w:rPr>
+          <w:rFonts w:ascii="宋体" w:hAnsi="宋体"/>
+          <w:bCs/>
+          <w:sz w:val="24"/>
+        </w:rPr>
+        <w:t>hd</w:t>
+      </w:r>
+      <w:proofErr w:type="spellEnd"/>
+      <w:r>
+        <w:rPr>
+          <w:rFonts w:ascii="宋体" w:hAnsi="宋体"/>
+          <w:bCs/>
+          <w:sz w:val="24"/>
+        </w:rPr>
+        <w:t xml:space="preserve">, “positive”]|shfk_cp200_hd_filter}}  </w:t>
+      </w:r>
+      <w:r>
+        <w:rPr>
+          <w:rFonts w:ascii="宋体" w:hAnsi="宋体" w:hint="eastAsia"/>
+          <w:b/>
+          <w:color w:val="FF0000"/>
+          <w:sz w:val="24"/>
+        </w:rPr>
+        <w:t>阳性</w:t>
+      </w:r>
+      <w:r>
+        <w:rPr>
           <w:rFonts w:ascii="宋体" w:hAnsi="宋体" w:hint="eastAsia"/>
           <w:bCs/>
           <w:color w:val="000000" w:themeColor="text1"/>
           <w:sz w:val="24"/>
         </w:rPr>
-      </w:pPr>
-      <w:r>
-        <w:rPr>
-          <w:rFonts w:ascii="宋体" w:hAnsi="宋体" w:hint="eastAsia"/>
-          <w:bCs/>
-          <w:color w:val="000000" w:themeColor="text1"/>
-          <w:sz w:val="24"/>
-          <w:highlight w:val="yellow"/>
-        </w:rPr>
-        <w:t>{</w:t>
-      </w:r>
-      <w:r>
-        <w:rPr>
-          <w:rFonts w:ascii="宋体" w:hAnsi="宋体"/>
-          <w:bCs/>
-          <w:color w:val="000000" w:themeColor="text1"/>
-          <w:sz w:val="24"/>
-          <w:highlight w:val="yellow"/>
-        </w:rPr>
-        <w:t>%p el</w:t>
-      </w:r>
-      <w:r>
-        <w:rPr>
-          <w:rFonts w:ascii="宋体" w:hAnsi="宋体" w:hint="eastAsia"/>
-          <w:bCs/>
-          <w:color w:val="000000" w:themeColor="text1"/>
-          <w:sz w:val="24"/>
-          <w:highlight w:val="yellow"/>
-        </w:rPr>
-        <w:t xml:space="preserve">if </w:t>
-      </w:r>
-      <w:r>
-        <w:rPr>
-          <w:rFonts w:ascii="宋体" w:hAnsi="宋体"/>
-          <w:bCs/>
-          <w:sz w:val="24"/>
-          <w:highlight w:val="yellow"/>
-        </w:rPr>
-        <w:t>qc.dna_data_qc.snp_cover_ratio_num &gt;= 0.</w:t>
-      </w:r>
-      <w:r>
-        <w:rPr>
-          <w:rFonts w:ascii="宋体" w:hAnsi="宋体" w:hint="eastAsia"/>
-          <w:bCs/>
-          <w:sz w:val="24"/>
-          <w:highlight w:val="yellow"/>
-        </w:rPr>
-        <w:t>5</w:t>
-      </w:r>
-      <w:r>
-        <w:rPr>
-          <w:rFonts w:ascii="宋体" w:hAnsi="宋体"/>
-          <w:bCs/>
-          <w:color w:val="000000" w:themeColor="text1"/>
-          <w:sz w:val="24"/>
-          <w:highlight w:val="yellow"/>
-        </w:rPr>
-        <w:t>%</w:t>
-      </w:r>
-      <w:r>
-        <w:rPr>
-          <w:rFonts w:ascii="宋体" w:hAnsi="宋体" w:hint="eastAsia"/>
-          <w:bCs/>
-          <w:color w:val="000000" w:themeColor="text1"/>
-          <w:sz w:val="24"/>
-          <w:highlight w:val="yellow"/>
-        </w:rPr>
-        <w:t>}</w:t>
+        <w:t>（HD SNP覆盖度较低，结果仅供参考）</w:t>
       </w:r>
     </w:p>
     <w:p>
       <w:pPr>
         <w:rPr>
-          <w:rFonts w:ascii="宋体" w:hAnsi="宋体" w:hint="eastAsia"/>
+          <w:rFonts w:ascii="宋体" w:hAnsi="宋体"/>
           <w:bCs/>
           <w:sz w:val="24"/>
         </w:rPr>
@@ -6608,31 +8209,37 @@
           <w:bCs/>
           <w:sz w:val="24"/>
         </w:rPr>
-        <w:t>%p if [hd, “positive</w:t>
-      </w:r>
-      <w:proofErr w:type="gramStart"/>
-      <w:r>
-        <w:rPr>
-          <w:rFonts w:ascii="宋体" w:hAnsi="宋体"/>
-          <w:bCs/>
-          <w:sz w:val="24"/>
-        </w:rPr>
-        <w:t>”]|</w:t>
-      </w:r>
-      <w:proofErr w:type="gramEnd"/>
-      <w:r>
-        <w:rPr>
-          <w:rFonts w:ascii="宋体" w:hAnsi="宋体"/>
-          <w:bCs/>
-          <w:sz w:val="24"/>
-        </w:rPr>
-        <w:t>shfk_cp200_hd_filter %}</w:t>
+        <w:t>%</w:t>
+      </w:r>
+      <w:r>
+        <w:rPr>
+          <w:rFonts w:ascii="宋体" w:hAnsi="宋体" w:hint="eastAsia"/>
+          <w:bCs/>
+          <w:sz w:val="24"/>
+        </w:rPr>
+        <w:t>p</w:t>
+      </w:r>
+      <w:r>
+        <w:rPr>
+          <w:rFonts w:ascii="宋体" w:hAnsi="宋体"/>
+          <w:bCs/>
+          <w:sz w:val="24"/>
+        </w:rPr>
+        <w:t xml:space="preserve"> endif%</w:t>
+      </w:r>
+      <w:r>
+        <w:rPr>
+          <w:rFonts w:ascii="宋体" w:hAnsi="宋体" w:hint="eastAsia"/>
+          <w:bCs/>
+          <w:sz w:val="24"/>
+        </w:rPr>
+        <w:t>}</w:t>
       </w:r>
     </w:p>
     <w:p>
       <w:pPr>
         <w:rPr>
-          <w:rFonts w:ascii="宋体" w:hAnsi="宋体" w:hint="eastAsia"/>
+          <w:rFonts w:ascii="宋体" w:hAnsi="宋体"/>
           <w:bCs/>
           <w:sz w:val="24"/>
         </w:rPr>
@@ -6651,31 +8258,49 @@
           <w:bCs/>
           <w:sz w:val="24"/>
         </w:rPr>
-        <w:t xml:space="preserve">{[hd, “positive”]|shfk_cp200_hd_filter}}  </w:t>
-      </w:r>
-      <w:r>
-        <w:rPr>
-          <w:rFonts w:ascii="宋体" w:hAnsi="宋体" w:hint="eastAsia"/>
-          <w:b/>
-          <w:color w:val="FF0000"/>
-          <w:sz w:val="24"/>
-        </w:rPr>
-        <w:t>阳性</w:t>
-      </w:r>
-      <w:r>
-        <w:rPr>
-          <w:rFonts w:ascii="宋体" w:hAnsi="宋体" w:hint="eastAsia"/>
-          <w:bCs/>
-          <w:color w:val="000000" w:themeColor="text1"/>
-          <w:sz w:val="24"/>
-        </w:rPr>
-        <w:t>（HD SNP覆盖度较低，结果仅供参考）</w:t>
+        <w:t>%p if [</w:t>
+      </w:r>
+      <w:proofErr w:type="spellStart"/>
+      <w:r>
+        <w:rPr>
+          <w:rFonts w:ascii="宋体" w:hAnsi="宋体"/>
+          <w:bCs/>
+          <w:sz w:val="24"/>
+        </w:rPr>
+        <w:t>hd</w:t>
+      </w:r>
+      <w:proofErr w:type="spellEnd"/>
+      <w:r>
+        <w:rPr>
+          <w:rFonts w:ascii="宋体" w:hAnsi="宋体"/>
+          <w:bCs/>
+          <w:sz w:val="24"/>
+        </w:rPr>
+        <w:t>, “negative</w:t>
+      </w:r>
+      <w:proofErr w:type="gramStart"/>
+      <w:r>
+        <w:rPr>
+          <w:rFonts w:ascii="宋体" w:hAnsi="宋体"/>
+          <w:bCs/>
+          <w:sz w:val="24"/>
+        </w:rPr>
+        <w:t>”]|</w:t>
+      </w:r>
+      <w:proofErr w:type="gramEnd"/>
+      <w:r>
+        <w:rPr>
+          <w:rFonts w:ascii="宋体" w:hAnsi="宋体"/>
+          <w:bCs/>
+          <w:sz w:val="24"/>
+        </w:rPr>
+        <w:t>shfk_cp200_hd_filter %}</w:t>
       </w:r>
     </w:p>
     <w:p>
       <w:pPr>
         <w:rPr>
-          <w:rFonts w:ascii="宋体" w:hAnsi="宋体" w:hint="eastAsia"/>
+          <w:rFonts w:ascii="宋体" w:hAnsi="宋体"/>
           <w:bCs/>
           <w:sz w:val="24"/>
         </w:rPr>
@@ -6694,37 +8319,48 @@
           <w:bCs/>
           <w:sz w:val="24"/>
         </w:rPr>
-        <w:t>%</w:t>
-      </w:r>
-      <w:r>
-        <w:rPr>
-          <w:rFonts w:ascii="宋体" w:hAnsi="宋体" w:hint="eastAsia"/>
-          <w:bCs/>
-          <w:sz w:val="24"/>
-        </w:rPr>
-        <w:t>p</w:t>
-      </w:r>
-      <w:r>
-        <w:rPr>
-          <w:rFonts w:ascii="宋体" w:hAnsi="宋体"/>
-          <w:bCs/>
-          <w:sz w:val="24"/>
-        </w:rPr>
-        <w:t xml:space="preserve"> endif%</w:t>
-      </w:r>
-      <w:r>
-        <w:rPr>
-          <w:rFonts w:ascii="宋体" w:hAnsi="宋体" w:hint="eastAsia"/>
-          <w:bCs/>
-          <w:sz w:val="24"/>
-        </w:rPr>
-        <w:t>}</w:t>
+        <w:t>{[</w:t>
+      </w:r>
+      <w:proofErr w:type="spellStart"/>
+      <w:r>
+        <w:rPr>
+          <w:rFonts w:ascii="宋体" w:hAnsi="宋体"/>
+          <w:bCs/>
+          <w:sz w:val="24"/>
+        </w:rPr>
+        <w:t>hd</w:t>
+      </w:r>
+      <w:proofErr w:type="spellEnd"/>
+      <w:r>
+        <w:rPr>
+          <w:rFonts w:ascii="宋体" w:hAnsi="宋体"/>
+          <w:bCs/>
+          <w:sz w:val="24"/>
+        </w:rPr>
+        <w:t xml:space="preserve">, “negative”]|shfk_cp200_hd_filter}}  </w:t>
+      </w:r>
+      <w:r>
+        <w:rPr>
+          <w:rFonts w:ascii="宋体" w:hAnsi="宋体" w:hint="eastAsia"/>
+          <w:bCs/>
+          <w:sz w:val="24"/>
+        </w:rPr>
+        <w:t>阴性</w:t>
+      </w:r>
+      <w:r>
+        <w:rPr>
+          <w:rFonts w:ascii="宋体" w:hAnsi="宋体" w:hint="eastAsia"/>
+          <w:bCs/>
+          <w:color w:val="000000" w:themeColor="text1"/>
+          <w:sz w:val="24"/>
+        </w:rPr>
+        <w:t>（HD SNP覆盖度较低，结果仅供参考）</w:t>
       </w:r>
     </w:p>
     <w:p>
       <w:pPr>
         <w:rPr>
-          <w:rFonts w:ascii="宋体" w:hAnsi="宋体" w:hint="eastAsia"/>
+          <w:rFonts w:ascii="宋体" w:hAnsi="宋体"/>
           <w:bCs/>
           <w:sz w:val="24"/>
         </w:rPr>
@@ -6743,32 +8379,39 @@
           <w:bCs/>
           <w:sz w:val="24"/>
         </w:rPr>
-        <w:t>%p if [hd, “negative</w:t>
-      </w:r>
-      <w:proofErr w:type="gramStart"/>
-      <w:r>
-        <w:rPr>
-          <w:rFonts w:ascii="宋体" w:hAnsi="宋体"/>
-          <w:bCs/>
-          <w:sz w:val="24"/>
-        </w:rPr>
-        <w:t>”]|</w:t>
-      </w:r>
-      <w:proofErr w:type="gramEnd"/>
-      <w:r>
-        <w:rPr>
-          <w:rFonts w:ascii="宋体" w:hAnsi="宋体"/>
-          <w:bCs/>
-          <w:sz w:val="24"/>
-        </w:rPr>
-        <w:t>shfk_cp200_hd_filter %}</w:t>
+        <w:t>%</w:t>
+      </w:r>
+      <w:r>
+        <w:rPr>
+          <w:rFonts w:ascii="宋体" w:hAnsi="宋体" w:hint="eastAsia"/>
+          <w:bCs/>
+          <w:sz w:val="24"/>
+        </w:rPr>
+        <w:t>p</w:t>
+      </w:r>
+      <w:r>
+        <w:rPr>
+          <w:rFonts w:ascii="宋体" w:hAnsi="宋体"/>
+          <w:bCs/>
+          <w:sz w:val="24"/>
+        </w:rPr>
+        <w:t xml:space="preserve"> endif%</w:t>
+      </w:r>
+      <w:r>
+        <w:rPr>
+          <w:rFonts w:ascii="宋体" w:hAnsi="宋体" w:hint="eastAsia"/>
+          <w:bCs/>
+          <w:sz w:val="24"/>
+        </w:rPr>
+        <w:t>}</w:t>
       </w:r>
     </w:p>
     <w:p>
       <w:pPr>
         <w:rPr>
-          <w:rFonts w:ascii="宋体" w:hAnsi="宋体" w:hint="eastAsia"/>
-          <w:bCs/>
+          <w:rFonts w:ascii="宋体" w:hAnsi="宋体"/>
+          <w:bCs/>
+          <w:color w:val="000000" w:themeColor="text1"/>
           <w:sz w:val="24"/>
         </w:rPr>
       </w:pPr>
@@ -6776,7 +8419,9 @@
         <w:rPr>
           <w:rFonts w:ascii="宋体" w:hAnsi="宋体" w:hint="eastAsia"/>
           <w:bCs/>
-          <w:sz w:val="24"/>
+          <w:color w:val="000000" w:themeColor="text1"/>
+          <w:sz w:val="24"/>
+          <w:highlight w:val="yellow"/>
         </w:rPr>
         <w:t>{</w:t>
       </w:r>
@@ -6784,26 +8429,11 @@
         <w:rPr>
           <w:rFonts w:ascii="宋体" w:hAnsi="宋体"/>
           <w:bCs/>
-          <w:sz w:val="24"/>
-        </w:rPr>
-        <w:t xml:space="preserve">{[hd, “negative”]|shfk_cp200_hd_filter}}  </w:t>
-      </w:r>
-      <w:r>
-        <w:rPr>
-          <w:rFonts w:ascii="宋体" w:hAnsi="宋体" w:hint="eastAsia"/>
-          <w:bCs/>
-          <w:sz w:val="24"/>
-        </w:rPr>
-        <w:t>阴性</w:t>
-      </w:r>
-      <w:r>
-        <w:rPr>
-          <w:rFonts w:ascii="宋体" w:hAnsi="宋体" w:hint="eastAsia"/>
-          <w:bCs/>
           <w:color w:val="000000" w:themeColor="text1"/>
           <w:sz w:val="24"/>
-        </w:rPr>
-        <w:t>（HD SNP覆盖度较低，结果仅供参考）</w:t>
+          <w:highlight w:val="yellow"/>
+        </w:rPr>
+        <w:t>%p endif%}</w:t>
       </w:r>
     </w:p>
     <w:p>
@@ -6811,6 +8441,7 @@
         <w:rPr>
           <w:rFonts w:ascii="宋体" w:hAnsi="宋体"/>
           <w:bCs/>
+          <w:color w:val="000000" w:themeColor="text1"/>
           <w:sz w:val="24"/>
         </w:rPr>
       </w:pPr>
@@ -6818,7 +8449,9 @@
         <w:rPr>
           <w:rFonts w:ascii="宋体" w:hAnsi="宋体" w:hint="eastAsia"/>
           <w:bCs/>
-          <w:sz w:val="24"/>
+          <w:color w:val="000000" w:themeColor="text1"/>
+          <w:sz w:val="24"/>
+          <w:highlight w:val="magenta"/>
         </w:rPr>
         <w:t>{</w:t>
       </w:r>
@@ -6826,156 +8459,17 @@
         <w:rPr>
           <w:rFonts w:ascii="宋体" w:hAnsi="宋体"/>
           <w:bCs/>
-          <w:sz w:val="24"/>
-        </w:rPr>
-        <w:t>%</w:t>
-      </w:r>
-      <w:r>
-        <w:rPr>
-          <w:rFonts w:ascii="宋体" w:hAnsi="宋体" w:hint="eastAsia"/>
-          <w:bCs/>
-          <w:sz w:val="24"/>
-        </w:rPr>
-        <w:t>p</w:t>
-      </w:r>
-      <w:r>
-        <w:rPr>
-          <w:rFonts w:ascii="宋体" w:hAnsi="宋体"/>
-          <w:bCs/>
-          <w:sz w:val="24"/>
-        </w:rPr>
-        <w:t xml:space="preserve"> endif%</w:t>
-      </w:r>
-      <w:r>
-        <w:rPr>
-          <w:rFonts w:ascii="宋体" w:hAnsi="宋体" w:hint="eastAsia"/>
-          <w:bCs/>
-          <w:sz w:val="24"/>
-        </w:rPr>
-        <w:t>}</w:t>
+          <w:color w:val="000000" w:themeColor="text1"/>
+          <w:sz w:val="24"/>
+          <w:highlight w:val="magenta"/>
+        </w:rPr>
+        <w:t>%p endif%}</w:t>
       </w:r>
     </w:p>
     <w:p>
       <w:pPr>
         <w:rPr>
-          <w:rFonts w:ascii="宋体" w:hAnsi="宋体" w:hint="eastAsia"/>
-          <w:bCs/>
-          <w:color w:val="000000" w:themeColor="text1"/>
-          <w:sz w:val="24"/>
-        </w:rPr>
-      </w:pPr>
-      <w:r>
-        <w:rPr>
-          <w:rFonts w:ascii="宋体" w:hAnsi="宋体" w:hint="eastAsia"/>
-          <w:bCs/>
-          <w:color w:val="000000" w:themeColor="text1"/>
-          <w:sz w:val="24"/>
-          <w:highlight w:val="yellow"/>
-        </w:rPr>
-        <w:t>{</w:t>
-      </w:r>
-      <w:r>
-        <w:rPr>
-          <w:rFonts w:ascii="宋体" w:hAnsi="宋体"/>
-          <w:bCs/>
-          <w:color w:val="000000" w:themeColor="text1"/>
-          <w:sz w:val="24"/>
-          <w:highlight w:val="yellow"/>
-        </w:rPr>
-        <w:t>%p else%</w:t>
-      </w:r>
-      <w:r>
-        <w:rPr>
-          <w:rFonts w:ascii="宋体" w:hAnsi="宋体" w:hint="eastAsia"/>
-          <w:bCs/>
-          <w:color w:val="000000" w:themeColor="text1"/>
-          <w:sz w:val="24"/>
-          <w:highlight w:val="yellow"/>
-        </w:rPr>
-        <w:t>}</w:t>
-      </w:r>
-    </w:p>
-    <w:p>
-      <w:pPr>
-        <w:rPr>
-          <w:rFonts w:ascii="宋体" w:hAnsi="宋体" w:hint="eastAsia"/>
-          <w:bCs/>
-          <w:sz w:val="24"/>
-        </w:rPr>
-      </w:pPr>
-      <w:r>
-        <w:rPr>
-          <w:rFonts w:ascii="宋体" w:hAnsi="宋体"/>
-          <w:bCs/>
-          <w:sz w:val="24"/>
-        </w:rPr>
-        <w:t>样本质控差，HD结果无法评估。</w:t>
-      </w:r>
-    </w:p>
-    <w:p>
-      <w:pPr>
-        <w:rPr>
-          <w:rFonts w:ascii="宋体" w:hAnsi="宋体" w:hint="eastAsia"/>
-          <w:bCs/>
-          <w:color w:val="000000" w:themeColor="text1"/>
-          <w:sz w:val="24"/>
-        </w:rPr>
-      </w:pPr>
-      <w:r>
-        <w:rPr>
-          <w:rFonts w:ascii="宋体" w:hAnsi="宋体" w:hint="eastAsia"/>
-          <w:bCs/>
-          <w:color w:val="000000" w:themeColor="text1"/>
-          <w:sz w:val="24"/>
-          <w:highlight w:val="yellow"/>
-        </w:rPr>
-        <w:t>{</w:t>
-      </w:r>
-      <w:r>
-        <w:rPr>
-          <w:rFonts w:ascii="宋体" w:hAnsi="宋体"/>
-          <w:bCs/>
-          <w:color w:val="000000" w:themeColor="text1"/>
-          <w:sz w:val="24"/>
-          <w:highlight w:val="yellow"/>
-        </w:rPr>
-        <w:t>%p endif%}</w:t>
-      </w:r>
-    </w:p>
-    <w:p>
-      <w:pPr>
-        <w:rPr>
-          <w:rFonts w:ascii="宋体" w:hAnsi="宋体" w:hint="eastAsia"/>
-          <w:bCs/>
-          <w:color w:val="000000" w:themeColor="text1"/>
-          <w:sz w:val="24"/>
-        </w:rPr>
-      </w:pPr>
-      <w:r>
-        <w:rPr>
-          <w:rFonts w:ascii="宋体" w:hAnsi="宋体" w:hint="eastAsia"/>
-          <w:bCs/>
-          <w:color w:val="000000" w:themeColor="text1"/>
-          <w:sz w:val="24"/>
-          <w:highlight w:val="magenta"/>
-        </w:rPr>
-        <w:t>{</w:t>
-      </w:r>
-      <w:r>
-        <w:rPr>
-          <w:rFonts w:ascii="宋体" w:hAnsi="宋体"/>
-          <w:bCs/>
-          <w:color w:val="000000" w:themeColor="text1"/>
-          <w:sz w:val="24"/>
-          <w:highlight w:val="magenta"/>
-        </w:rPr>
-        <w:t>%p endif%}</w:t>
-      </w:r>
-    </w:p>
-    <w:p>
-      <w:pPr>
-        <w:rPr>
-          <w:rFonts w:ascii="宋体" w:hAnsi="宋体" w:hint="eastAsia"/>
+          <w:rFonts w:ascii="宋体" w:hAnsi="宋体"/>
           <w:bCs/>
           <w:sz w:val="24"/>
         </w:rPr>
@@ -6984,7 +8478,7 @@
     <w:p>
       <w:pPr>
         <w:rPr>
-          <w:rFonts w:ascii="宋体" w:hAnsi="宋体" w:hint="eastAsia"/>
+          <w:rFonts w:ascii="宋体" w:hAnsi="宋体"/>
           <w:bCs/>
           <w:sz w:val="24"/>
           <w:vertAlign w:val="superscript"/>
@@ -6996,21 +8490,13 @@
           <w:bCs/>
           <w:sz w:val="24"/>
         </w:rPr>
-        <w:t>其余基因</w:t>
-      </w:r>
-      <w:r>
-        <w:rPr>
-          <w:rFonts w:ascii="宋体" w:hAnsi="宋体" w:hint="eastAsia"/>
-          <w:bCs/>
-          <w:sz w:val="24"/>
-        </w:rPr>
-        <w:t>未检测到I、II、III类变异。</w:t>
+        <w:t>其余基因未检测到I、II、III类变异。</w:t>
       </w:r>
     </w:p>
     <w:p>
       <w:pPr>
         <w:rPr>
-          <w:rFonts w:ascii="宋体" w:hAnsi="宋体" w:hint="eastAsia"/>
+          <w:rFonts w:ascii="宋体" w:hAnsi="宋体"/>
           <w:bCs/>
           <w:sz w:val="24"/>
           <w:highlight w:val="yellow"/>
@@ -7029,7 +8515,7 @@
         <w:ind w:left="-45"/>
         <w:jc w:val="left"/>
         <w:rPr>
-          <w:rFonts w:ascii="宋体" w:hAnsi="宋体" w:hint="eastAsia"/>
+          <w:rFonts w:ascii="宋体" w:hAnsi="宋体"/>
           <w:b/>
           <w:sz w:val="24"/>
         </w:rPr>
@@ -7050,6 +8536,7 @@
         </w:rPr>
         <w:t>{{</w:t>
       </w:r>
+      <w:proofErr w:type="spellStart"/>
       <w:proofErr w:type="gramStart"/>
       <w:r>
         <w:rPr>
@@ -7066,25 +8553,16 @@
           <w:b/>
           <w:sz w:val="24"/>
         </w:rPr>
-        <w:t>_date|</w:t>
-      </w:r>
-      <w:proofErr w:type="gramStart"/>
+        <w:t>_date|replace</w:t>
+      </w:r>
+      <w:proofErr w:type="spellEnd"/>
       <w:r>
         <w:rPr>
           <w:rFonts w:ascii="宋体" w:hAnsi="宋体"/>
           <w:b/>
           <w:sz w:val="24"/>
         </w:rPr>
-        <w:t>replace(</w:t>
-      </w:r>
-      <w:proofErr w:type="gramEnd"/>
-      <w:r>
-        <w:rPr>
-          <w:rFonts w:ascii="宋体" w:hAnsi="宋体"/>
-          <w:b/>
-          <w:sz w:val="24"/>
-        </w:rPr>
-        <w:t>“-”,”.”)}}</w:t>
+        <w:t>(“-”,”.”)}}</w:t>
       </w:r>
       <w:r>
         <w:rPr>
@@ -7100,7 +8578,7 @@
         <w:spacing w:line="300" w:lineRule="auto"/>
         <w:jc w:val="left"/>
         <w:rPr>
-          <w:rFonts w:ascii="宋体" w:hAnsi="宋体" w:hint="eastAsia"/>
+          <w:rFonts w:ascii="宋体" w:hAnsi="宋体"/>
           <w:b/>
           <w:sz w:val="24"/>
         </w:rPr>
@@ -7142,12 +8620,21 @@
         <w:ind w:firstLineChars="0"/>
         <w:jc w:val="left"/>
         <w:rPr>
+          <w:rFonts w:ascii="宋体" w:hAnsi="宋体" w:cs="宋体"/>
+          <w:spacing w:val="6"/>
+          <w:sz w:val="20"/>
+          <w:szCs w:val="20"/>
+        </w:rPr>
+      </w:pPr>
+      <w:r>
+        <w:rPr>
           <w:rFonts w:ascii="宋体" w:hAnsi="宋体" w:cs="宋体" w:hint="eastAsia"/>
           <w:spacing w:val="6"/>
           <w:sz w:val="20"/>
           <w:szCs w:val="20"/>
         </w:rPr>
-      </w:pPr>
+        <w:t>变异分类：综合变异在治疗、诊断和预后方面相关研究证据，将变异分为4类：I类为强临床意义；II类为潜在临床意义；III类为临床意义不明；IV类为良性/可能良性。本报告中仅列出I-III类变异。变异分类是基于当前对相关基因的认识和临床诊治的数据，随着临床病例的</w:t>
+      </w:r>
       <w:r>
         <w:rPr>
           <w:rFonts w:ascii="宋体" w:hAnsi="宋体" w:cs="宋体" w:hint="eastAsia"/>
@@ -7155,7 +8642,8 @@
           <w:sz w:val="20"/>
           <w:szCs w:val="20"/>
         </w:rPr>
-        <w:t>变异分类：综合变异在治疗、诊断和预后方面相关研究证据，将变异分为4类：I类为强临床意义；II类为潜在临床意义；III类为临床意义不明；IV类为良性/可能良性。本报告中仅列出I-III类变异。变异分类是基于当前对相关基因的认识和临床诊治的数据，随着临床病例的积累、数据库的完善及文献等资料的更新，变异级别可能发生变更。</w:t>
+        <w:lastRenderedPageBreak/>
+        <w:t>积累、数据库的完善及文献等资料的更新，变异级别可能发生变更。</w:t>
       </w:r>
     </w:p>
     <w:p>
@@ -7170,7 +8658,7 @@
         <w:ind w:firstLineChars="0"/>
         <w:jc w:val="left"/>
         <w:rPr>
-          <w:rFonts w:ascii="宋体" w:hAnsi="宋体" w:cs="宋体" w:hint="eastAsia"/>
+          <w:rFonts w:ascii="宋体" w:hAnsi="宋体" w:cs="宋体"/>
           <w:spacing w:val="6"/>
           <w:sz w:val="20"/>
           <w:szCs w:val="20"/>
@@ -7198,7 +8686,7 @@
         <w:ind w:firstLineChars="0"/>
         <w:jc w:val="left"/>
         <w:rPr>
-          <w:rFonts w:ascii="宋体" w:hAnsi="宋体" w:cs="宋体" w:hint="eastAsia"/>
+          <w:rFonts w:ascii="宋体" w:hAnsi="宋体" w:cs="宋体"/>
           <w:spacing w:val="6"/>
           <w:sz w:val="20"/>
           <w:szCs w:val="20"/>
@@ -7226,7 +8714,7 @@
         <w:ind w:firstLineChars="0"/>
         <w:jc w:val="left"/>
         <w:rPr>
-          <w:rFonts w:ascii="宋体" w:hAnsi="宋体" w:cs="宋体" w:hint="eastAsia"/>
+          <w:rFonts w:ascii="宋体" w:hAnsi="宋体" w:cs="宋体"/>
           <w:spacing w:val="6"/>
           <w:sz w:val="20"/>
           <w:szCs w:val="20"/>
@@ -7274,7 +8762,7 @@
         <w:ind w:firstLineChars="0"/>
         <w:jc w:val="left"/>
         <w:rPr>
-          <w:rFonts w:ascii="宋体" w:hAnsi="宋体" w:cs="宋体" w:hint="eastAsia"/>
+          <w:rFonts w:ascii="宋体" w:hAnsi="宋体" w:cs="宋体"/>
           <w:spacing w:val="6"/>
           <w:sz w:val="20"/>
           <w:szCs w:val="20"/>
@@ -7307,7 +8795,7 @@
 </file>
 
 <file path=word/endnotes.xml><?xml version="1.0" encoding="utf-8"?>
-<w:endnotes xmlns:wpc="http://schemas.microsoft.com/office/word/2010/wordprocessingCanvas" xmlns:cx="http://schemas.microsoft.com/office/drawing/2014/chartex" xmlns:cx1="http://schemas.microsoft.com/office/drawing/2015/9/8/chartex" xmlns:cx2="http://schemas.microsoft.com/office/drawing/2015/10/21/chartex" xmlns:cx3="http://schemas.microsoft.com/office/drawing/2016/5/9/chartex" xmlns:cx4="http://schemas.microsoft.com/office/drawing/2016/5/10/chartex" xmlns:cx5="http://schemas.microsoft.com/office/drawing/2016/5/11/chartex" xmlns:cx6="http://schemas.microsoft.com/office/drawing/2016/5/12/chartex" xmlns:cx7="http://schemas.microsoft.com/office/drawing/2016/5/13/chartex" xmlns:cx8="http://schemas.microsoft.com/office/drawing/2016/5/14/chartex" xmlns:mc="http://schemas.openxmlformats.org/markup-compatibility/2006" xmlns:aink="http://schemas.microsoft.com/office/drawing/2016/ink" xmlns:am3d="http://schemas.microsoft.com/office/drawing/2017/model3d" xmlns:o="urn:schemas-microsoft-com:office:office" xmlns:oel="http://schemas.microsoft.com/office/2019/extlst" xmlns:r="http://schemas.openxmlformats.org/officeDocument/2006/relationships" xmlns:m="http://schemas.openxmlformats.org/officeDocument/2006/math" xmlns:v="urn:schemas-microsoft-com:vml" xmlns:wp14="http://schemas.microsoft.com/office/word/2010/wordprocessingDrawing" xmlns:wp="http://schemas.openxmlformats.org/drawingml/2006/wordprocessingDrawing" xmlns:w10="urn:schemas-microsoft-com:office:word" xmlns:w="http://schemas.openxmlformats.org/wordprocessingml/2006/main" xmlns:w14="http://schemas.microsoft.com/office/word/2010/wordml" xmlns:w15="http://schemas.microsoft.com/office/word/2012/wordml" xmlns:w16cex="http://schemas.microsoft.com/office/word/2018/wordml/cex" xmlns:w16cid="http://schemas.microsoft.com/office/word/2016/wordml/cid" xmlns:w16="http://schemas.microsoft.com/office/word/2018/wordml" xmlns:w16du="http://schemas.microsoft.com/office/word/2023/wordml/word16du" xmlns:w16sdtdh="http://schemas.microsoft.com/office/word/2020/wordml/sdtdatahash" xmlns:w16sdtfl="http://schemas.microsoft.com/office/word/2024/wordml/sdtformatlock" xmlns:w16se="http://schemas.microsoft.com/office/word/2015/wordml/symex" xmlns:wpg="http://schemas.microsoft.com/office/word/2010/wordprocessingGroup" xmlns:wpi="http://schemas.microsoft.com/office/word/2010/wordprocessingInk" xmlns:wne="http://schemas.microsoft.com/office/word/2006/wordml" xmlns:wps="http://schemas.microsoft.com/office/word/2010/wordprocessingShape" mc:Ignorable="w14 w15 w16se w16cid w16 w16cex w16sdtdh w16sdtfl w16du wp14">
+<w:endnotes xmlns:wpc="http://schemas.microsoft.com/office/word/2010/wordprocessingCanvas" xmlns:cx="http://schemas.microsoft.com/office/drawing/2014/chartex" xmlns:cx1="http://schemas.microsoft.com/office/drawing/2015/9/8/chartex" xmlns:cx2="http://schemas.microsoft.com/office/drawing/2015/10/21/chartex" xmlns:cx3="http://schemas.microsoft.com/office/drawing/2016/5/9/chartex" xmlns:cx4="http://schemas.microsoft.com/office/drawing/2016/5/10/chartex" xmlns:cx5="http://schemas.microsoft.com/office/drawing/2016/5/11/chartex" xmlns:cx6="http://schemas.microsoft.com/office/drawing/2016/5/12/chartex" xmlns:cx7="http://schemas.microsoft.com/office/drawing/2016/5/13/chartex" xmlns:cx8="http://schemas.microsoft.com/office/drawing/2016/5/14/chartex" xmlns:mc="http://schemas.openxmlformats.org/markup-compatibility/2006" xmlns:aink="http://schemas.microsoft.com/office/drawing/2016/ink" xmlns:am3d="http://schemas.microsoft.com/office/drawing/2017/model3d" xmlns:o="urn:schemas-microsoft-com:office:office" xmlns:r="http://schemas.openxmlformats.org/officeDocument/2006/relationships" xmlns:m="http://schemas.openxmlformats.org/officeDocument/2006/math" xmlns:v="urn:schemas-microsoft-com:vml" xmlns:wp14="http://schemas.microsoft.com/office/word/2010/wordprocessingDrawing" xmlns:wp="http://schemas.openxmlformats.org/drawingml/2006/wordprocessingDrawing" xmlns:w10="urn:schemas-microsoft-com:office:word" xmlns:w="http://schemas.openxmlformats.org/wordprocessingml/2006/main" xmlns:w14="http://schemas.microsoft.com/office/word/2010/wordml" xmlns:w15="http://schemas.microsoft.com/office/word/2012/wordml" xmlns:w16cex="http://schemas.microsoft.com/office/word/2018/wordml/cex" xmlns:w16cid="http://schemas.microsoft.com/office/word/2016/wordml/cid" xmlns:w16="http://schemas.microsoft.com/office/word/2018/wordml" xmlns:w16sdtdh="http://schemas.microsoft.com/office/word/2020/wordml/sdtdatahash" xmlns:w16se="http://schemas.microsoft.com/office/word/2015/wordml/symex" xmlns:wpg="http://schemas.microsoft.com/office/word/2010/wordprocessingGroup" xmlns:wpi="http://schemas.microsoft.com/office/word/2010/wordprocessingInk" xmlns:wne="http://schemas.microsoft.com/office/word/2006/wordml" xmlns:wps="http://schemas.microsoft.com/office/word/2010/wordprocessingShape" mc:Ignorable="w14 w15 w16se w16cid w16 w16cex w16sdtdh wp14">
   <w:endnote w:type="separator" w:id="-1">
     <w:p>
       <w:r>
@@ -7326,7 +8814,7 @@
 </file>
 
 <file path=word/footer1.xml><?xml version="1.0" encoding="utf-8"?>
-<w:ftr xmlns:wpc="http://schemas.microsoft.com/office/word/2010/wordprocessingCanvas" xmlns:cx="http://schemas.microsoft.com/office/drawing/2014/chartex" xmlns:cx1="http://schemas.microsoft.com/office/drawing/2015/9/8/chartex" xmlns:cx2="http://schemas.microsoft.com/office/drawing/2015/10/21/chartex" xmlns:cx3="http://schemas.microsoft.com/office/drawing/2016/5/9/chartex" xmlns:cx4="http://schemas.microsoft.com/office/drawing/2016/5/10/chartex" xmlns:cx5="http://schemas.microsoft.com/office/drawing/2016/5/11/chartex" xmlns:cx6="http://schemas.microsoft.com/office/drawing/2016/5/12/chartex" xmlns:cx7="http://schemas.microsoft.com/office/drawing/2016/5/13/chartex" xmlns:cx8="http://schemas.microsoft.com/office/drawing/2016/5/14/chartex" xmlns:mc="http://schemas.openxmlformats.org/markup-compatibility/2006" xmlns:aink="http://schemas.microsoft.com/office/drawing/2016/ink" xmlns:am3d="http://schemas.microsoft.com/office/drawing/2017/model3d" xmlns:o="urn:schemas-microsoft-com:office:office" xmlns:oel="http://schemas.microsoft.com/office/2019/extlst" xmlns:r="http://schemas.openxmlformats.org/officeDocument/2006/relationships" xmlns:m="http://schemas.openxmlformats.org/officeDocument/2006/math" xmlns:v="urn:schemas-microsoft-com:vml" xmlns:wp14="http://schemas.microsoft.com/office/word/2010/wordprocessingDrawing" xmlns:wp="http://schemas.openxmlformats.org/drawingml/2006/wordprocessingDrawing" xmlns:w10="urn:schemas-microsoft-com:office:word" xmlns:w="http://schemas.openxmlformats.org/wordprocessingml/2006/main" xmlns:w14="http://schemas.microsoft.com/office/word/2010/wordml" xmlns:w15="http://schemas.microsoft.com/office/word/2012/wordml" xmlns:w16cex="http://schemas.microsoft.com/office/word/2018/wordml/cex" xmlns:w16cid="http://schemas.microsoft.com/office/word/2016/wordml/cid" xmlns:w16="http://schemas.microsoft.com/office/word/2018/wordml" xmlns:w16du="http://schemas.microsoft.com/office/word/2023/wordml/word16du" xmlns:w16sdtdh="http://schemas.microsoft.com/office/word/2020/wordml/sdtdatahash" xmlns:w16sdtfl="http://schemas.microsoft.com/office/word/2024/wordml/sdtformatlock" xmlns:w16se="http://schemas.microsoft.com/office/word/2015/wordml/symex" xmlns:wpg="http://schemas.microsoft.com/office/word/2010/wordprocessingGroup" xmlns:wpi="http://schemas.microsoft.com/office/word/2010/wordprocessingInk" xmlns:wne="http://schemas.microsoft.com/office/word/2006/wordml" xmlns:wps="http://schemas.microsoft.com/office/word/2010/wordprocessingShape" mc:Ignorable="w14 w15 w16se w16cid w16 w16cex w16sdtdh w16sdtfl w16du wp14">
+<w:ftr xmlns:wpc="http://schemas.microsoft.com/office/word/2010/wordprocessingCanvas" xmlns:cx="http://schemas.microsoft.com/office/drawing/2014/chartex" xmlns:cx1="http://schemas.microsoft.com/office/drawing/2015/9/8/chartex" xmlns:cx2="http://schemas.microsoft.com/office/drawing/2015/10/21/chartex" xmlns:cx3="http://schemas.microsoft.com/office/drawing/2016/5/9/chartex" xmlns:cx4="http://schemas.microsoft.com/office/drawing/2016/5/10/chartex" xmlns:cx5="http://schemas.microsoft.com/office/drawing/2016/5/11/chartex" xmlns:cx6="http://schemas.microsoft.com/office/drawing/2016/5/12/chartex" xmlns:cx7="http://schemas.microsoft.com/office/drawing/2016/5/13/chartex" xmlns:cx8="http://schemas.microsoft.com/office/drawing/2016/5/14/chartex" xmlns:mc="http://schemas.openxmlformats.org/markup-compatibility/2006" xmlns:aink="http://schemas.microsoft.com/office/drawing/2016/ink" xmlns:am3d="http://schemas.microsoft.com/office/drawing/2017/model3d" xmlns:o="urn:schemas-microsoft-com:office:office" xmlns:r="http://schemas.openxmlformats.org/officeDocument/2006/relationships" xmlns:m="http://schemas.openxmlformats.org/officeDocument/2006/math" xmlns:v="urn:schemas-microsoft-com:vml" xmlns:wp14="http://schemas.microsoft.com/office/word/2010/wordprocessingDrawing" xmlns:wp="http://schemas.openxmlformats.org/drawingml/2006/wordprocessingDrawing" xmlns:w10="urn:schemas-microsoft-com:office:word" xmlns:w="http://schemas.openxmlformats.org/wordprocessingml/2006/main" xmlns:w14="http://schemas.microsoft.com/office/word/2010/wordml" xmlns:w15="http://schemas.microsoft.com/office/word/2012/wordml" xmlns:w16cex="http://schemas.microsoft.com/office/word/2018/wordml/cex" xmlns:w16cid="http://schemas.microsoft.com/office/word/2016/wordml/cid" xmlns:w16="http://schemas.microsoft.com/office/word/2018/wordml" xmlns:w16sdtdh="http://schemas.microsoft.com/office/word/2020/wordml/sdtdatahash" xmlns:w16se="http://schemas.microsoft.com/office/word/2015/wordml/symex" xmlns:wpg="http://schemas.microsoft.com/office/word/2010/wordprocessingGroup" xmlns:wpi="http://schemas.microsoft.com/office/word/2010/wordprocessingInk" xmlns:wne="http://schemas.microsoft.com/office/word/2006/wordml" xmlns:wps="http://schemas.microsoft.com/office/word/2010/wordprocessingShape" mc:Ignorable="w14 w15 w16se w16cid w16 w16cex w16sdtdh wp14">
   <w:p>
     <w:pPr>
       <w:pStyle w:val="a7"/>
@@ -7361,16 +8849,13 @@
     <w:pPr>
       <w:pStyle w:val="a7"/>
       <w:ind w:right="360"/>
-      <w:rPr>
-        <w:rFonts w:hint="eastAsia"/>
-      </w:rPr>
     </w:pPr>
   </w:p>
 </w:ftr>
 </file>
 
 <file path=word/footer2.xml><?xml version="1.0" encoding="utf-8"?>
-<w:ftr xmlns:wpc="http://schemas.microsoft.com/office/word/2010/wordprocessingCanvas" xmlns:cx="http://schemas.microsoft.com/office/drawing/2014/chartex" xmlns:cx1="http://schemas.microsoft.com/office/drawing/2015/9/8/chartex" xmlns:cx2="http://schemas.microsoft.com/office/drawing/2015/10/21/chartex" xmlns:cx3="http://schemas.microsoft.com/office/drawing/2016/5/9/chartex" xmlns:cx4="http://schemas.microsoft.com/office/drawing/2016/5/10/chartex" xmlns:cx5="http://schemas.microsoft.com/office/drawing/2016/5/11/chartex" xmlns:cx6="http://schemas.microsoft.com/office/drawing/2016/5/12/chartex" xmlns:cx7="http://schemas.microsoft.com/office/drawing/2016/5/13/chartex" xmlns:cx8="http://schemas.microsoft.com/office/drawing/2016/5/14/chartex" xmlns:mc="http://schemas.openxmlformats.org/markup-compatibility/2006" xmlns:aink="http://schemas.microsoft.com/office/drawing/2016/ink" xmlns:am3d="http://schemas.microsoft.com/office/drawing/2017/model3d" xmlns:o="urn:schemas-microsoft-com:office:office" xmlns:oel="http://schemas.microsoft.com/office/2019/extlst" xmlns:r="http://schemas.openxmlformats.org/officeDocument/2006/relationships" xmlns:m="http://schemas.openxmlformats.org/officeDocument/2006/math" xmlns:v="urn:schemas-microsoft-com:vml" xmlns:wp14="http://schemas.microsoft.com/office/word/2010/wordprocessingDrawing" xmlns:wp="http://schemas.openxmlformats.org/drawingml/2006/wordprocessingDrawing" xmlns:w10="urn:schemas-microsoft-com:office:word" xmlns:w="http://schemas.openxmlformats.org/wordprocessingml/2006/main" xmlns:w14="http://schemas.microsoft.com/office/word/2010/wordml" xmlns:w15="http://schemas.microsoft.com/office/word/2012/wordml" xmlns:w16cex="http://schemas.microsoft.com/office/word/2018/wordml/cex" xmlns:w16cid="http://schemas.microsoft.com/office/word/2016/wordml/cid" xmlns:w16="http://schemas.microsoft.com/office/word/2018/wordml" xmlns:w16du="http://schemas.microsoft.com/office/word/2023/wordml/word16du" xmlns:w16sdtdh="http://schemas.microsoft.com/office/word/2020/wordml/sdtdatahash" xmlns:w16sdtfl="http://schemas.microsoft.com/office/word/2024/wordml/sdtformatlock" xmlns:w16se="http://schemas.microsoft.com/office/word/2015/wordml/symex" xmlns:wpg="http://schemas.microsoft.com/office/word/2010/wordprocessingGroup" xmlns:wpi="http://schemas.microsoft.com/office/word/2010/wordprocessingInk" xmlns:wne="http://schemas.microsoft.com/office/word/2006/wordml" xmlns:wps="http://schemas.microsoft.com/office/word/2010/wordprocessingShape" mc:Ignorable="w14 w15 w16se w16cid w16 w16cex w16sdtdh w16sdtfl w16du wp14">
+<w:ftr xmlns:wpc="http://schemas.microsoft.com/office/word/2010/wordprocessingCanvas" xmlns:cx="http://schemas.microsoft.com/office/drawing/2014/chartex" xmlns:cx1="http://schemas.microsoft.com/office/drawing/2015/9/8/chartex" xmlns:cx2="http://schemas.microsoft.com/office/drawing/2015/10/21/chartex" xmlns:cx3="http://schemas.microsoft.com/office/drawing/2016/5/9/chartex" xmlns:cx4="http://schemas.microsoft.com/office/drawing/2016/5/10/chartex" xmlns:cx5="http://schemas.microsoft.com/office/drawing/2016/5/11/chartex" xmlns:cx6="http://schemas.microsoft.com/office/drawing/2016/5/12/chartex" xmlns:cx7="http://schemas.microsoft.com/office/drawing/2016/5/13/chartex" xmlns:cx8="http://schemas.microsoft.com/office/drawing/2016/5/14/chartex" xmlns:mc="http://schemas.openxmlformats.org/markup-compatibility/2006" xmlns:aink="http://schemas.microsoft.com/office/drawing/2016/ink" xmlns:am3d="http://schemas.microsoft.com/office/drawing/2017/model3d" xmlns:o="urn:schemas-microsoft-com:office:office" xmlns:r="http://schemas.openxmlformats.org/officeDocument/2006/relationships" xmlns:m="http://schemas.openxmlformats.org/officeDocument/2006/math" xmlns:v="urn:schemas-microsoft-com:vml" xmlns:wp14="http://schemas.microsoft.com/office/word/2010/wordprocessingDrawing" xmlns:wp="http://schemas.openxmlformats.org/drawingml/2006/wordprocessingDrawing" xmlns:w10="urn:schemas-microsoft-com:office:word" xmlns:w="http://schemas.openxmlformats.org/wordprocessingml/2006/main" xmlns:w14="http://schemas.microsoft.com/office/word/2010/wordml" xmlns:w15="http://schemas.microsoft.com/office/word/2012/wordml" xmlns:w16cex="http://schemas.microsoft.com/office/word/2018/wordml/cex" xmlns:w16cid="http://schemas.microsoft.com/office/word/2016/wordml/cid" xmlns:w16="http://schemas.microsoft.com/office/word/2018/wordml" xmlns:w16sdtdh="http://schemas.microsoft.com/office/word/2020/wordml/sdtdatahash" xmlns:w16se="http://schemas.microsoft.com/office/word/2015/wordml/symex" xmlns:wpg="http://schemas.microsoft.com/office/word/2010/wordprocessingGroup" xmlns:wpi="http://schemas.microsoft.com/office/word/2010/wordprocessingInk" xmlns:wne="http://schemas.microsoft.com/office/word/2006/wordml" xmlns:wps="http://schemas.microsoft.com/office/word/2010/wordprocessingShape" mc:Ignorable="w14 w15 w16se w16cid w16 w16cex w16sdtdh wp14">
   <w:p>
     <w:pPr>
       <w:pStyle w:val="a7"/>
@@ -7405,21 +8890,17 @@
     <w:pPr>
       <w:pStyle w:val="a7"/>
       <w:ind w:right="360"/>
-      <w:rPr>
-        <w:rFonts w:hint="eastAsia"/>
-      </w:rPr>
     </w:pPr>
   </w:p>
 </w:ftr>
 </file>
 
 <file path=word/footer3.xml><?xml version="1.0" encoding="utf-8"?>
-<w:ftr xmlns:wpc="http://schemas.microsoft.com/office/word/2010/wordprocessingCanvas" xmlns:cx="http://schemas.microsoft.com/office/drawing/2014/chartex" xmlns:cx1="http://schemas.microsoft.com/office/drawing/2015/9/8/chartex" xmlns:cx2="http://schemas.microsoft.com/office/drawing/2015/10/21/chartex" xmlns:cx3="http://schemas.microsoft.com/office/drawing/2016/5/9/chartex" xmlns:cx4="http://schemas.microsoft.com/office/drawing/2016/5/10/chartex" xmlns:cx5="http://schemas.microsoft.com/office/drawing/2016/5/11/chartex" xmlns:cx6="http://schemas.microsoft.com/office/drawing/2016/5/12/chartex" xmlns:cx7="http://schemas.microsoft.com/office/drawing/2016/5/13/chartex" xmlns:cx8="http://schemas.microsoft.com/office/drawing/2016/5/14/chartex" xmlns:mc="http://schemas.openxmlformats.org/markup-compatibility/2006" xmlns:aink="http://schemas.microsoft.com/office/drawing/2016/ink" xmlns:am3d="http://schemas.microsoft.com/office/drawing/2017/model3d" xmlns:o="urn:schemas-microsoft-com:office:office" xmlns:oel="http://schemas.microsoft.com/office/2019/extlst" xmlns:r="http://schemas.openxmlformats.org/officeDocument/2006/relationships" xmlns:m="http://schemas.openxmlformats.org/officeDocument/2006/math" xmlns:v="urn:schemas-microsoft-com:vml" xmlns:wp14="http://schemas.microsoft.com/office/word/2010/wordprocessingDrawing" xmlns:wp="http://schemas.openxmlformats.org/drawingml/2006/wordprocessingDrawing" xmlns:w10="urn:schemas-microsoft-com:office:word" xmlns:w="http://schemas.openxmlformats.org/wordprocessingml/2006/main" xmlns:w14="http://schemas.microsoft.com/office/word/2010/wordml" xmlns:w15="http://schemas.microsoft.com/office/word/2012/wordml" xmlns:w16cex="http://schemas.microsoft.com/office/word/2018/wordml/cex" xmlns:w16cid="http://schemas.microsoft.com/office/word/2016/wordml/cid" xmlns:w16="http://schemas.microsoft.com/office/word/2018/wordml" xmlns:w16du="http://schemas.microsoft.com/office/word/2023/wordml/word16du" xmlns:w16sdtdh="http://schemas.microsoft.com/office/word/2020/wordml/sdtdatahash" xmlns:w16sdtfl="http://schemas.microsoft.com/office/word/2024/wordml/sdtformatlock" xmlns:w16se="http://schemas.microsoft.com/office/word/2015/wordml/symex" xmlns:wpg="http://schemas.microsoft.com/office/word/2010/wordprocessingGroup" xmlns:wpi="http://schemas.microsoft.com/office/word/2010/wordprocessingInk" xmlns:wne="http://schemas.microsoft.com/office/word/2006/wordml" xmlns:wps="http://schemas.microsoft.com/office/word/2010/wordprocessingShape" mc:Ignorable="w14 w15 w16se w16cid w16 w16cex w16sdtdh w16sdtfl w16du wp14">
+<w:ftr xmlns:wpc="http://schemas.microsoft.com/office/word/2010/wordprocessingCanvas" xmlns:cx="http://schemas.microsoft.com/office/drawing/2014/chartex" xmlns:cx1="http://schemas.microsoft.com/office/drawing/2015/9/8/chartex" xmlns:cx2="http://schemas.microsoft.com/office/drawing/2015/10/21/chartex" xmlns:cx3="http://schemas.microsoft.com/office/drawing/2016/5/9/chartex" xmlns:cx4="http://schemas.microsoft.com/office/drawing/2016/5/10/chartex" xmlns:cx5="http://schemas.microsoft.com/office/drawing/2016/5/11/chartex" xmlns:cx6="http://schemas.microsoft.com/office/drawing/2016/5/12/chartex" xmlns:cx7="http://schemas.microsoft.com/office/drawing/2016/5/13/chartex" xmlns:cx8="http://schemas.microsoft.com/office/drawing/2016/5/14/chartex" xmlns:mc="http://schemas.openxmlformats.org/markup-compatibility/2006" xmlns:aink="http://schemas.microsoft.com/office/drawing/2016/ink" xmlns:am3d="http://schemas.microsoft.com/office/drawing/2017/model3d" xmlns:o="urn:schemas-microsoft-com:office:office" xmlns:r="http://schemas.openxmlformats.org/officeDocument/2006/relationships" xmlns:m="http://schemas.openxmlformats.org/officeDocument/2006/math" xmlns:v="urn:schemas-microsoft-com:vml" xmlns:wp14="http://schemas.microsoft.com/office/word/2010/wordprocessingDrawing" xmlns:wp="http://schemas.openxmlformats.org/drawingml/2006/wordprocessingDrawing" xmlns:w10="urn:schemas-microsoft-com:office:word" xmlns:w="http://schemas.openxmlformats.org/wordprocessingml/2006/main" xmlns:w14="http://schemas.microsoft.com/office/word/2010/wordml" xmlns:w15="http://schemas.microsoft.com/office/word/2012/wordml" xmlns:w16cex="http://schemas.microsoft.com/office/word/2018/wordml/cex" xmlns:w16cid="http://schemas.microsoft.com/office/word/2016/wordml/cid" xmlns:w16="http://schemas.microsoft.com/office/word/2018/wordml" xmlns:w16sdtdh="http://schemas.microsoft.com/office/word/2020/wordml/sdtdatahash" xmlns:w16se="http://schemas.microsoft.com/office/word/2015/wordml/symex" xmlns:wpg="http://schemas.microsoft.com/office/word/2010/wordprocessingGroup" xmlns:wpi="http://schemas.microsoft.com/office/word/2010/wordprocessingInk" xmlns:wne="http://schemas.microsoft.com/office/word/2006/wordml" xmlns:wps="http://schemas.microsoft.com/office/word/2010/wordprocessingShape" mc:Ignorable="w14 w15 w16se w16cid w16 w16cex w16sdtdh wp14">
   <w:p>
     <w:pPr>
       <w:pStyle w:val="a7"/>
       <w:rPr>
-        <w:rFonts w:hint="eastAsia"/>
         <w:b/>
       </w:rPr>
     </w:pPr>
@@ -7441,7 +8922,7 @@
 </file>
 
 <file path=word/footnotes.xml><?xml version="1.0" encoding="utf-8"?>
-<w:footnotes xmlns:wpc="http://schemas.microsoft.com/office/word/2010/wordprocessingCanvas" xmlns:cx="http://schemas.microsoft.com/office/drawing/2014/chartex" xmlns:cx1="http://schemas.microsoft.com/office/drawing/2015/9/8/chartex" xmlns:cx2="http://schemas.microsoft.com/office/drawing/2015/10/21/chartex" xmlns:cx3="http://schemas.microsoft.com/office/drawing/2016/5/9/chartex" xmlns:cx4="http://schemas.microsoft.com/office/drawing/2016/5/10/chartex" xmlns:cx5="http://schemas.microsoft.com/office/drawing/2016/5/11/chartex" xmlns:cx6="http://schemas.microsoft.com/office/drawing/2016/5/12/chartex" xmlns:cx7="http://schemas.microsoft.com/office/drawing/2016/5/13/chartex" xmlns:cx8="http://schemas.microsoft.com/office/drawing/2016/5/14/chartex" xmlns:mc="http://schemas.openxmlformats.org/markup-compatibility/2006" xmlns:aink="http://schemas.microsoft.com/office/drawing/2016/ink" xmlns:am3d="http://schemas.microsoft.com/office/drawing/2017/model3d" xmlns:o="urn:schemas-microsoft-com:office:office" xmlns:oel="http://schemas.microsoft.com/office/2019/extlst" xmlns:r="http://schemas.openxmlformats.org/officeDocument/2006/relationships" xmlns:m="http://schemas.openxmlformats.org/officeDocument/2006/math" xmlns:v="urn:schemas-microsoft-com:vml" xmlns:wp14="http://schemas.microsoft.com/office/word/2010/wordprocessingDrawing" xmlns:wp="http://schemas.openxmlformats.org/drawingml/2006/wordprocessingDrawing" xmlns:w10="urn:schemas-microsoft-com:office:word" xmlns:w="http://schemas.openxmlformats.org/wordprocessingml/2006/main" xmlns:w14="http://schemas.microsoft.com/office/word/2010/wordml" xmlns:w15="http://schemas.microsoft.com/office/word/2012/wordml" xmlns:w16cex="http://schemas.microsoft.com/office/word/2018/wordml/cex" xmlns:w16cid="http://schemas.microsoft.com/office/word/2016/wordml/cid" xmlns:w16="http://schemas.microsoft.com/office/word/2018/wordml" xmlns:w16du="http://schemas.microsoft.com/office/word/2023/wordml/word16du" xmlns:w16sdtdh="http://schemas.microsoft.com/office/word/2020/wordml/sdtdatahash" xmlns:w16sdtfl="http://schemas.microsoft.com/office/word/2024/wordml/sdtformatlock" xmlns:w16se="http://schemas.microsoft.com/office/word/2015/wordml/symex" xmlns:wpg="http://schemas.microsoft.com/office/word/2010/wordprocessingGroup" xmlns:wpi="http://schemas.microsoft.com/office/word/2010/wordprocessingInk" xmlns:wne="http://schemas.microsoft.com/office/word/2006/wordml" xmlns:wps="http://schemas.microsoft.com/office/word/2010/wordprocessingShape" mc:Ignorable="w14 w15 w16se w16cid w16 w16cex w16sdtdh w16sdtfl w16du wp14">
+<w:footnotes xmlns:wpc="http://schemas.microsoft.com/office/word/2010/wordprocessingCanvas" xmlns:cx="http://schemas.microsoft.com/office/drawing/2014/chartex" xmlns:cx1="http://schemas.microsoft.com/office/drawing/2015/9/8/chartex" xmlns:cx2="http://schemas.microsoft.com/office/drawing/2015/10/21/chartex" xmlns:cx3="http://schemas.microsoft.com/office/drawing/2016/5/9/chartex" xmlns:cx4="http://schemas.microsoft.com/office/drawing/2016/5/10/chartex" xmlns:cx5="http://schemas.microsoft.com/office/drawing/2016/5/11/chartex" xmlns:cx6="http://schemas.microsoft.com/office/drawing/2016/5/12/chartex" xmlns:cx7="http://schemas.microsoft.com/office/drawing/2016/5/13/chartex" xmlns:cx8="http://schemas.microsoft.com/office/drawing/2016/5/14/chartex" xmlns:mc="http://schemas.openxmlformats.org/markup-compatibility/2006" xmlns:aink="http://schemas.microsoft.com/office/drawing/2016/ink" xmlns:am3d="http://schemas.microsoft.com/office/drawing/2017/model3d" xmlns:o="urn:schemas-microsoft-com:office:office" xmlns:r="http://schemas.openxmlformats.org/officeDocument/2006/relationships" xmlns:m="http://schemas.openxmlformats.org/officeDocument/2006/math" xmlns:v="urn:schemas-microsoft-com:vml" xmlns:wp14="http://schemas.microsoft.com/office/word/2010/wordprocessingDrawing" xmlns:wp="http://schemas.openxmlformats.org/drawingml/2006/wordprocessingDrawing" xmlns:w10="urn:schemas-microsoft-com:office:word" xmlns:w="http://schemas.openxmlformats.org/wordprocessingml/2006/main" xmlns:w14="http://schemas.microsoft.com/office/word/2010/wordml" xmlns:w15="http://schemas.microsoft.com/office/word/2012/wordml" xmlns:w16cex="http://schemas.microsoft.com/office/word/2018/wordml/cex" xmlns:w16cid="http://schemas.microsoft.com/office/word/2016/wordml/cid" xmlns:w16="http://schemas.microsoft.com/office/word/2018/wordml" xmlns:w16sdtdh="http://schemas.microsoft.com/office/word/2020/wordml/sdtdatahash" xmlns:w16se="http://schemas.microsoft.com/office/word/2015/wordml/symex" xmlns:wpg="http://schemas.microsoft.com/office/word/2010/wordprocessingGroup" xmlns:wpi="http://schemas.microsoft.com/office/word/2010/wordprocessingInk" xmlns:wne="http://schemas.microsoft.com/office/word/2006/wordml" xmlns:wps="http://schemas.microsoft.com/office/word/2010/wordprocessingShape" mc:Ignorable="w14 w15 w16se w16cid w16 w16cex w16sdtdh wp14">
   <w:footnote w:type="separator" w:id="-1">
     <w:p>
       <w:r>
@@ -7460,23 +8941,20 @@
 </file>
 
 <file path=word/header1.xml><?xml version="1.0" encoding="utf-8"?>
-<w:hdr xmlns:wpc="http://schemas.microsoft.com/office/word/2010/wordprocessingCanvas" xmlns:cx="http://schemas.microsoft.com/office/drawing/2014/chartex" xmlns:cx1="http://schemas.microsoft.com/office/drawing/2015/9/8/chartex" xmlns:cx2="http://schemas.microsoft.com/office/drawing/2015/10/21/chartex" xmlns:cx3="http://schemas.microsoft.com/office/drawing/2016/5/9/chartex" xmlns:cx4="http://schemas.microsoft.com/office/drawing/2016/5/10/chartex" xmlns:cx5="http://schemas.microsoft.com/office/drawing/2016/5/11/chartex" xmlns:cx6="http://schemas.microsoft.com/office/drawing/2016/5/12/chartex" xmlns:cx7="http://schemas.microsoft.com/office/drawing/2016/5/13/chartex" xmlns:cx8="http://schemas.microsoft.com/office/drawing/2016/5/14/chartex" xmlns:mc="http://schemas.openxmlformats.org/markup-compatibility/2006" xmlns:aink="http://schemas.microsoft.com/office/drawing/2016/ink" xmlns:am3d="http://schemas.microsoft.com/office/drawing/2017/model3d" xmlns:o="urn:schemas-microsoft-com:office:office" xmlns:oel="http://schemas.microsoft.com/office/2019/extlst" xmlns:r="http://schemas.openxmlformats.org/officeDocument/2006/relationships" xmlns:m="http://schemas.openxmlformats.org/officeDocument/2006/math" xmlns:v="urn:schemas-microsoft-com:vml" xmlns:wp14="http://schemas.microsoft.com/office/word/2010/wordprocessingDrawing" xmlns:wp="http://schemas.openxmlformats.org/drawingml/2006/wordprocessingDrawing" xmlns:w10="urn:schemas-microsoft-com:office:word" xmlns:w="http://schemas.openxmlformats.org/wordprocessingml/2006/main" xmlns:w14="http://schemas.microsoft.com/office/word/2010/wordml" xmlns:w15="http://schemas.microsoft.com/office/word/2012/wordml" xmlns:w16cex="http://schemas.microsoft.com/office/word/2018/wordml/cex" xmlns:w16cid="http://schemas.microsoft.com/office/word/2016/wordml/cid" xmlns:w16="http://schemas.microsoft.com/office/word/2018/wordml" xmlns:w16du="http://schemas.microsoft.com/office/word/2023/wordml/word16du" xmlns:w16sdtdh="http://schemas.microsoft.com/office/word/2020/wordml/sdtdatahash" xmlns:w16sdtfl="http://schemas.microsoft.com/office/word/2024/wordml/sdtformatlock" xmlns:w16se="http://schemas.microsoft.com/office/word/2015/wordml/symex" xmlns:wpg="http://schemas.microsoft.com/office/word/2010/wordprocessingGroup" xmlns:wpi="http://schemas.microsoft.com/office/word/2010/wordprocessingInk" xmlns:wne="http://schemas.microsoft.com/office/word/2006/wordml" xmlns:wps="http://schemas.microsoft.com/office/word/2010/wordprocessingShape" mc:Ignorable="w14 w15 w16se w16cid w16 w16cex w16sdtdh w16sdtfl w16du wp14">
+<w:hdr xmlns:wpc="http://schemas.microsoft.com/office/word/2010/wordprocessingCanvas" xmlns:cx="http://schemas.microsoft.com/office/drawing/2014/chartex" xmlns:cx1="http://schemas.microsoft.com/office/drawing/2015/9/8/chartex" xmlns:cx2="http://schemas.microsoft.com/office/drawing/2015/10/21/chartex" xmlns:cx3="http://schemas.microsoft.com/office/drawing/2016/5/9/chartex" xmlns:cx4="http://schemas.microsoft.com/office/drawing/2016/5/10/chartex" xmlns:cx5="http://schemas.microsoft.com/office/drawing/2016/5/11/chartex" xmlns:cx6="http://schemas.microsoft.com/office/drawing/2016/5/12/chartex" xmlns:cx7="http://schemas.microsoft.com/office/drawing/2016/5/13/chartex" xmlns:cx8="http://schemas.microsoft.com/office/drawing/2016/5/14/chartex" xmlns:mc="http://schemas.openxmlformats.org/markup-compatibility/2006" xmlns:aink="http://schemas.microsoft.com/office/drawing/2016/ink" xmlns:am3d="http://schemas.microsoft.com/office/drawing/2017/model3d" xmlns:o="urn:schemas-microsoft-com:office:office" xmlns:r="http://schemas.openxmlformats.org/officeDocument/2006/relationships" xmlns:m="http://schemas.openxmlformats.org/officeDocument/2006/math" xmlns:v="urn:schemas-microsoft-com:vml" xmlns:wp14="http://schemas.microsoft.com/office/word/2010/wordprocessingDrawing" xmlns:wp="http://schemas.openxmlformats.org/drawingml/2006/wordprocessingDrawing" xmlns:w10="urn:schemas-microsoft-com:office:word" xmlns:w="http://schemas.openxmlformats.org/wordprocessingml/2006/main" xmlns:w14="http://schemas.microsoft.com/office/word/2010/wordml" xmlns:w15="http://schemas.microsoft.com/office/word/2012/wordml" xmlns:w16cex="http://schemas.microsoft.com/office/word/2018/wordml/cex" xmlns:w16cid="http://schemas.microsoft.com/office/word/2016/wordml/cid" xmlns:w16="http://schemas.microsoft.com/office/word/2018/wordml" xmlns:w16sdtdh="http://schemas.microsoft.com/office/word/2020/wordml/sdtdatahash" xmlns:w16se="http://schemas.microsoft.com/office/word/2015/wordml/symex" xmlns:wpg="http://schemas.microsoft.com/office/word/2010/wordprocessingGroup" xmlns:wpi="http://schemas.microsoft.com/office/word/2010/wordprocessingInk" xmlns:wne="http://schemas.microsoft.com/office/word/2006/wordml" xmlns:wps="http://schemas.microsoft.com/office/word/2010/wordprocessingShape" mc:Ignorable="w14 w15 w16se w16cid w16 w16cex w16sdtdh wp14">
   <w:p>
     <w:pPr>
       <w:pStyle w:val="a9"/>
       <w:pBdr>
         <w:bottom w:val="none" w:sz="0" w:space="0" w:color="auto"/>
       </w:pBdr>
-      <w:rPr>
-        <w:rFonts w:hint="eastAsia"/>
-      </w:rPr>
     </w:pPr>
   </w:p>
 </w:hdr>
 </file>
 
 <file path=word/numbering.xml><?xml version="1.0" encoding="utf-8"?>
-<w:numbering xmlns:wpc="http://schemas.microsoft.com/office/word/2010/wordprocessingCanvas" xmlns:cx="http://schemas.microsoft.com/office/drawing/2014/chartex" xmlns:cx1="http://schemas.microsoft.com/office/drawing/2015/9/8/chartex" xmlns:cx2="http://schemas.microsoft.com/office/drawing/2015/10/21/chartex" xmlns:cx3="http://schemas.microsoft.com/office/drawing/2016/5/9/chartex" xmlns:cx4="http://schemas.microsoft.com/office/drawing/2016/5/10/chartex" xmlns:cx5="http://schemas.microsoft.com/office/drawing/2016/5/11/chartex" xmlns:cx6="http://schemas.microsoft.com/office/drawing/2016/5/12/chartex" xmlns:cx7="http://schemas.microsoft.com/office/drawing/2016/5/13/chartex" xmlns:cx8="http://schemas.microsoft.com/office/drawing/2016/5/14/chartex" xmlns:mc="http://schemas.openxmlformats.org/markup-compatibility/2006" xmlns:aink="http://schemas.microsoft.com/office/drawing/2016/ink" xmlns:am3d="http://schemas.microsoft.com/office/drawing/2017/model3d" xmlns:o="urn:schemas-microsoft-com:office:office" xmlns:oel="http://schemas.microsoft.com/office/2019/extlst" xmlns:r="http://schemas.openxmlformats.org/officeDocument/2006/relationships" xmlns:m="http://schemas.openxmlformats.org/officeDocument/2006/math" xmlns:v="urn:schemas-microsoft-com:vml" xmlns:wp14="http://schemas.microsoft.com/office/word/2010/wordprocessingDrawing" xmlns:wp="http://schemas.openxmlformats.org/drawingml/2006/wordprocessingDrawing" xmlns:w10="urn:schemas-microsoft-com:office:word" xmlns:w="http://schemas.openxmlformats.org/wordprocessingml/2006/main" xmlns:w14="http://schemas.microsoft.com/office/word/2010/wordml" xmlns:w15="http://schemas.microsoft.com/office/word/2012/wordml" xmlns:w16cex="http://schemas.microsoft.com/office/word/2018/wordml/cex" xmlns:w16cid="http://schemas.microsoft.com/office/word/2016/wordml/cid" xmlns:w16="http://schemas.microsoft.com/office/word/2018/wordml" xmlns:w16du="http://schemas.microsoft.com/office/word/2023/wordml/word16du" xmlns:w16sdtdh="http://schemas.microsoft.com/office/word/2020/wordml/sdtdatahash" xmlns:w16sdtfl="http://schemas.microsoft.com/office/word/2024/wordml/sdtformatlock" xmlns:w16se="http://schemas.microsoft.com/office/word/2015/wordml/symex" xmlns:wpg="http://schemas.microsoft.com/office/word/2010/wordprocessingGroup" xmlns:wpi="http://schemas.microsoft.com/office/word/2010/wordprocessingInk" xmlns:wne="http://schemas.microsoft.com/office/word/2006/wordml" xmlns:wps="http://schemas.microsoft.com/office/word/2010/wordprocessingShape" mc:Ignorable="w14 w15 w16se w16cid w16 w16cex w16sdtdh w16sdtfl w16du wp14">
+<w:numbering xmlns:wpc="http://schemas.microsoft.com/office/word/2010/wordprocessingCanvas" xmlns:cx="http://schemas.microsoft.com/office/drawing/2014/chartex" xmlns:cx1="http://schemas.microsoft.com/office/drawing/2015/9/8/chartex" xmlns:cx2="http://schemas.microsoft.com/office/drawing/2015/10/21/chartex" xmlns:cx3="http://schemas.microsoft.com/office/drawing/2016/5/9/chartex" xmlns:cx4="http://schemas.microsoft.com/office/drawing/2016/5/10/chartex" xmlns:cx5="http://schemas.microsoft.com/office/drawing/2016/5/11/chartex" xmlns:cx6="http://schemas.microsoft.com/office/drawing/2016/5/12/chartex" xmlns:cx7="http://schemas.microsoft.com/office/drawing/2016/5/13/chartex" xmlns:cx8="http://schemas.microsoft.com/office/drawing/2016/5/14/chartex" xmlns:mc="http://schemas.openxmlformats.org/markup-compatibility/2006" xmlns:aink="http://schemas.microsoft.com/office/drawing/2016/ink" xmlns:am3d="http://schemas.microsoft.com/office/drawing/2017/model3d" xmlns:o="urn:schemas-microsoft-com:office:office" xmlns:r="http://schemas.openxmlformats.org/officeDocument/2006/relationships" xmlns:m="http://schemas.openxmlformats.org/officeDocument/2006/math" xmlns:v="urn:schemas-microsoft-com:vml" xmlns:wp14="http://schemas.microsoft.com/office/word/2010/wordprocessingDrawing" xmlns:wp="http://schemas.openxmlformats.org/drawingml/2006/wordprocessingDrawing" xmlns:w10="urn:schemas-microsoft-com:office:word" xmlns:w="http://schemas.openxmlformats.org/wordprocessingml/2006/main" xmlns:w14="http://schemas.microsoft.com/office/word/2010/wordml" xmlns:w15="http://schemas.microsoft.com/office/word/2012/wordml" xmlns:w16cex="http://schemas.microsoft.com/office/word/2018/wordml/cex" xmlns:w16cid="http://schemas.microsoft.com/office/word/2016/wordml/cid" xmlns:w16="http://schemas.microsoft.com/office/word/2018/wordml" xmlns:w16sdtdh="http://schemas.microsoft.com/office/word/2020/wordml/sdtdatahash" xmlns:w16se="http://schemas.microsoft.com/office/word/2015/wordml/symex" xmlns:wpg="http://schemas.microsoft.com/office/word/2010/wordprocessingGroup" xmlns:wpi="http://schemas.microsoft.com/office/word/2010/wordprocessingInk" xmlns:wne="http://schemas.microsoft.com/office/word/2006/wordml" xmlns:wps="http://schemas.microsoft.com/office/word/2010/wordprocessingShape" mc:Ignorable="w14 w15 w16se w16cid w16 w16cex w16sdtdh wp14">
   <w:abstractNum w:abstractNumId="0" w15:restartNumberingAfterBreak="0">
     <w:nsid w:val="156C06E7"/>
     <w:multiLevelType w:val="multilevel"/>
@@ -7566,14 +9044,14 @@
       </w:pPr>
     </w:lvl>
   </w:abstractNum>
-  <w:num w:numId="1" w16cid:durableId="666330252">
+  <w:num w:numId="1">
     <w:abstractNumId w:val="0"/>
   </w:num>
 </w:numbering>
 </file>
 
 <file path=word/styles.xml><?xml version="1.0" encoding="utf-8"?>
-<w:styles xmlns:mc="http://schemas.openxmlformats.org/markup-compatibility/2006" xmlns:r="http://schemas.openxmlformats.org/officeDocument/2006/relationships" xmlns:w="http://schemas.openxmlformats.org/wordprocessingml/2006/main" xmlns:w14="http://schemas.microsoft.com/office/word/2010/wordml" xmlns:w15="http://schemas.microsoft.com/office/word/2012/wordml" xmlns:w16cex="http://schemas.microsoft.com/office/word/2018/wordml/cex" xmlns:w16cid="http://schemas.microsoft.com/office/word/2016/wordml/cid" xmlns:w16="http://schemas.microsoft.com/office/word/2018/wordml" xmlns:w16du="http://schemas.microsoft.com/office/word/2023/wordml/word16du" xmlns:w16sdtdh="http://schemas.microsoft.com/office/word/2020/wordml/sdtdatahash" xmlns:w16sdtfl="http://schemas.microsoft.com/office/word/2024/wordml/sdtformatlock" xmlns:w16se="http://schemas.microsoft.com/office/word/2015/wordml/symex" mc:Ignorable="w14 w15 w16se w16cid w16 w16cex w16sdtdh w16sdtfl w16du">
+<w:styles xmlns:mc="http://schemas.openxmlformats.org/markup-compatibility/2006" xmlns:r="http://schemas.openxmlformats.org/officeDocument/2006/relationships" xmlns:w="http://schemas.openxmlformats.org/wordprocessingml/2006/main" xmlns:w14="http://schemas.microsoft.com/office/word/2010/wordml" xmlns:w15="http://schemas.microsoft.com/office/word/2012/wordml" xmlns:w16cex="http://schemas.microsoft.com/office/word/2018/wordml/cex" xmlns:w16cid="http://schemas.microsoft.com/office/word/2016/wordml/cid" xmlns:w16="http://schemas.microsoft.com/office/word/2018/wordml" xmlns:w16sdtdh="http://schemas.microsoft.com/office/word/2020/wordml/sdtdatahash" xmlns:w16se="http://schemas.microsoft.com/office/word/2015/wordml/symex" mc:Ignorable="w14 w15 w16se w16cid w16 w16cex w16sdtdh">
   <w:docDefaults>
     <w:rPrDefault>
       <w:rPr>
@@ -7964,7 +9442,7 @@
   <w:style w:type="paragraph" w:default="1" w:styleId="a">
     <w:name w:val="Normal"/>
     <w:qFormat/>
-    <w:rsid w:val="004C06B9"/>
+    <w:rsid w:val="00C348DF"/>
     <w:pPr>
       <w:widowControl w:val="0"/>
       <w:jc w:val="both"/>
@@ -7978,6 +9456,7 @@
   <w:style w:type="character" w:default="1" w:styleId="a0">
     <w:name w:val="Default Paragraph Font"/>
     <w:uiPriority w:val="1"/>
+    <w:semiHidden/>
     <w:unhideWhenUsed/>
   </w:style>
   <w:style w:type="table" w:default="1" w:styleId="a1">
